--- a/chewa/รายงานวิจัย_4บท_ชีวะ_2569.docx
+++ b/chewa/รายงานวิจัย_4บท_ชีวะ_2569.docx
@@ -1119,7 +1119,7 @@
       </w:r>
     </w:p>
     <w:bookmarkEnd w:id="24"/>
-    <w:bookmarkStart w:id="46" w:name="วรรณกรรมและงานวจยทเกยวของ"/>
+    <w:bookmarkStart w:id="51" w:name="วรรณกรรมและงานวจยทเกยวของ"/>
     <w:p>
       <w:pPr>
         <w:pStyle w:val="Heading1"/>
@@ -1133,7 +1133,7 @@
         <w:pStyle w:val="FirstParagraph"/>
       </w:pPr>
       <w:r>
-        <w:t xml:space="preserve">การวิจัยเรื่องการพัฒนาชุดวิเคราะห์ปริมาณไนโตรเจนและฟอสฟอรัสในดินแบบพกพาด้วยหลักการสะท้อนแสงร่วมกับปัญญาประดิษฐ์ คณะผู้วิจัยได้ทำการทบทวนวรรณกรรม เอกสาร แนวคิด ทฤษฎีฟิสิกส์ และงานวิจัยที่เกี่ยวข้องทั้งในและต่างประเทศ โดยจำแนกเนื้อหาออกเป็น 6 หัวข้อหลัก ได้แก่</w:t>
+        <w:t xml:space="preserve">การวิจัยเรื่องการพัฒนาชุดวิเคราะห์ปริมาณไนโตรเจนและฟอสฟอรัสในดินแบบพกพาด้วยหลักการสะท้อนแสงร่วมกับปัญญาประดิษฐ์ คณะผู้วิจัยได้ทำการทบทวนวรรณกรรม เอกสาร แนวคิด ทฤษฎีฟิสิกส์ และงานวิจัยที่เกี่ยวข้องทั้งในและต่างประเทศ โดยจำแนกเนื้อหาออกเป็น 7 หัวข้อหลัก ได้แก่</w:t>
       </w:r>
     </w:p>
     <w:p>
@@ -1206,6 +1206,18 @@
       </w:pPr>
       <w:r>
         <w:t xml:space="preserve">งานวิจัยที่เกี่ยวข้องระดับสากลและกรอบแนวคิดการวิจัย</w:t>
+      </w:r>
+    </w:p>
+    <w:p>
+      <w:pPr>
+        <w:pStyle w:val="Compact"/>
+        <w:numPr>
+          <w:ilvl w:val="0"/>
+          <w:numId w:val="1007"/>
+        </w:numPr>
+      </w:pPr>
+      <w:r>
+        <w:t xml:space="preserve">การวิเคราะห์เคมีดินด้วยแถบสีเทียบเคียงและข้อจำกัดเชิงทัศนศาสตร์ (Colorimetric Soil Testing and Optical Constraints)</w:t>
       </w:r>
     </w:p>
     <w:p>
@@ -3983,26 +3995,57 @@
         <w:t xml:space="preserve">+-----------------------------------------------------------------------------------+</w:t>
       </w:r>
     </w:p>
+    <w:p>
+      <w:r>
+        <w:pict>
+          <v:rect style="width:0;height:1.5pt" o:hralign="center" o:hrstd="t" o:hr="t"/>
+        </w:pict>
+      </w:r>
+    </w:p>
     <w:bookmarkEnd w:id="44"/>
     <w:bookmarkEnd w:id="45"/>
+    <w:bookmarkStart w:id="50" w:name="X0b94bb0e4c3e20aa76cf5e69e3057919405d123"/>
+    <w:p>
+      <w:pPr>
+        <w:pStyle w:val="Heading2"/>
+      </w:pPr>
+      <w:r>
+        <w:t xml:space="preserve">2.7 การวิเคราะห์เคมีดินด้วยแถบสีเทียบเคียงและข้อจำกัดเชิงทัศนศาสตร์</w:t>
+      </w:r>
+    </w:p>
+    <w:bookmarkStart w:id="46" w:name="X88ebb92e5df0e450d3b60cbacdd4ec196e563bb"/>
+    <w:p>
+      <w:pPr>
+        <w:pStyle w:val="Heading3"/>
+      </w:pPr>
+      <w:r>
+        <w:t xml:space="preserve">2.7.1 มาตรฐานชุดตรวจสอบดินภาคสนามเชิงสี (Colorimetric Soil Test Kits)</w:t>
+      </w:r>
+    </w:p>
+    <w:p>
+      <w:pPr>
+        <w:pStyle w:val="FirstParagraph"/>
+      </w:pPr>
+      <w:r>
+        <w:t xml:space="preserve">ในระบบเกษตรกรรมภาคสนามและงานส่งเสริมการเกษตรของประเทศไทย เกษตรกรและนักวิชาการเกษตรนิยมใช้ชุดตรวจสอบดินภาคสนาม (Soil Test Kit) ในการประเมินสถานะความอุดมสมบูรณ์ของดินเบื้องต้น เนื่องจากมีความสะดวก รวดเร็ว และทราบผลได้ทันทีในแปลงปลูก โดยชุดตรวจสอบที่ได้รับการยอมรับและอ้างอิงอย่างแพร่หลาย ได้แก่ ชุดตรวจสอบดินของกลุ่มวิจัยและพัฒนาการจัดการดินและปุ๋ย กรมพัฒนาที่ดิน กระทรวงเกษตรและสหกรณ์ (Land Development Department หรือ LDD) และชุดตรวจสอบดินมาตรฐานสากล LaMotte Combination Soil Testing Outfits (อาทิ Model STH Series และ Model 5934) ซึ่งอ้างอิงระเบียบวิธีวิเคราะห์ตามมาตรฐานของสมาคมวิทยาศาสตร์ทางดินแห่งสหรัฐอเมริกา (Soil Science Society of America หรือ SSSA) ตลอดจนชุดทดสอบ Rapitest Soil Test Kit</w:t>
+      </w:r>
+    </w:p>
+    <w:p>
+      <w:pPr>
+        <w:pStyle w:val="BodyText"/>
+      </w:pPr>
+      <w:r>
+        <w:t xml:space="preserve">ชุดตรวจสอบดังกล่าวอาศัยหลักการเทียบเคียงสี (Colorimetry) โดยการสกัดธาตุอาหารออกจากตัวอย่างดินด้วยน้ำยาสกัดเฉพาะ จากนั้นทำปฏิกิริยากับสารทำปฏิกิริยาเคมี (Chromogenic Reagents) เพื่อให้เกิดสารประกอบที่มีสี แล้วนำหลอดทดลองมาเปรียบเทียบความเข้มหรือเฉดสีด้วยสายตากับแผ่นแถบสีมาตรฐาน (Color Comparison Chart) ที่จัดพิมพ์มาพร้อมกับชุดทดสอบ</w:t>
+      </w:r>
+    </w:p>
     <w:bookmarkEnd w:id="46"/>
-    <w:bookmarkStart w:id="47" w:name="บทท-3"/>
-    <w:p>
-      <w:pPr>
-        <w:pStyle w:val="Heading1"/>
-      </w:pPr>
-      <w:r>
-        <w:t xml:space="preserve">บทที่ 3</w:t>
-      </w:r>
-    </w:p>
-    <w:bookmarkEnd w:id="47"/>
-    <w:bookmarkStart w:id="68" w:name="วธดำเนนการวจย"/>
-    <w:p>
-      <w:pPr>
-        <w:pStyle w:val="Heading1"/>
-      </w:pPr>
-      <w:r>
-        <w:t xml:space="preserve">วิธีดำเนินการวิจัย</w:t>
+    <w:bookmarkStart w:id="47" w:name="X727c3f48ab33a374783a569d1bc848988ef65db"/>
+    <w:p>
+      <w:pPr>
+        <w:pStyle w:val="Heading3"/>
+      </w:pPr>
+      <w:r>
+        <w:t xml:space="preserve">2.7.2 กลไกปฏิกิริยาเคมีวิเคราะห์และการเกิดสี (Chemical Reaction Mechanisms)</w:t>
       </w:r>
     </w:p>
     <w:p>
@@ -4010,92 +4053,1902 @@
         <w:pStyle w:val="FirstParagraph"/>
       </w:pPr>
       <w:r>
-        <w:t xml:space="preserve">การวิจัยเรื่องการพัฒนาชุดวิเคราะห์ปริมาณไนโตรเจนและฟอสฟอรัสในดินแบบพกพาด้วยหลักการสะท้อนแสงร่วมกับปัญญาประดิษฐ์ เป็นการวิจัยเชิงทดลองและพัฒนานวัตกรรม (Experimental and Developmental Research) ที่บูรณาการหลักการทางทัศนศาสตร์ฟิสิกส์ วิศวกรรมสมองกลฝังตัว เคมีวิเคราะห์ และปัญญาประดิษฐ์ เพื่อสร้างเครื่องมือตรวจวัดดินภาคสนามที่แม่นยำและใช้งานได้จริง โดยมีขั้นตอนการดำเนินการวิจัย 5 ขั้นตอนหลัก ได้แก่</w:t>
-      </w:r>
-    </w:p>
-    <w:p>
-      <w:pPr>
-        <w:pStyle w:val="Compact"/>
+        <w:t xml:space="preserve">การเกิดสีของสารละลายทดสอบในแต่ละพารามิเตอร์ เป็นผลมาจากปฏิกิริยาเคมีวิเคราะห์จำเพาะ ดังนี้</w:t>
+      </w:r>
+    </w:p>
+    <w:p>
+      <w:pPr>
         <w:numPr>
           <w:ilvl w:val="0"/>
           <w:numId w:val="1010"/>
         </w:numPr>
       </w:pPr>
       <w:r>
-        <w:t xml:space="preserve">การออกแบบและสร้างระบบฮาร์ดแวร์ต้นแบบและกล่องควบคุมสภาพแสง (Optical Dark Chamber)</w:t>
-      </w:r>
-    </w:p>
-    <w:p>
-      <w:pPr>
-        <w:pStyle w:val="Compact"/>
+        <w:rPr>
+          <w:b/>
+          <w:bCs/>
+        </w:rPr>
+        <w:t xml:space="preserve">ความเป็นกรด-ด่างของดิน (Soil pH)</w:t>
+      </w:r>
+      <w:r>
+        <w:t xml:space="preserve"> </w:t>
+      </w:r>
+      <w:r>
+        <w:t xml:space="preserve">อาศัยปฏิกิริยาสมดุลของสารละลายอินดิเคเตอร์ผสมช่วงกว้าง (Wide-range Mixed Acid-Base Indicators) ซึ่งประกอบด้วยโบรโมครีซอลกรีน (Bromocresol Green) เมทิลเรด (Methyl Red) และโบรโมไทมอลบลู (Bromothymol Blue) เกิดการเปลี่ยนสีตามความเข้มข้นของไฮโดรเจนไอออนในสารละลายดินตามสมการ</w:t>
+      </w:r>
+    </w:p>
+    <w:p>
+      <w:pPr>
+        <w:pStyle w:val="BodyText"/>
+      </w:pPr>
+      <m:oMathPara>
+        <m:oMathParaPr>
+          <m:jc m:val="center"/>
+        </m:oMathParaPr>
+        <m:oMath>
+          <m:r>
+            <m:rPr>
+              <m:nor/>
+              <m:sty m:val="p"/>
+            </m:rPr>
+            <m:t>HIn</m:t>
+          </m:r>
+          <m:r>
+            <m:rPr>
+              <m:sty m:val="p"/>
+            </m:rPr>
+            <m:t>⇌</m:t>
+          </m:r>
+          <m:sSup>
+            <m:e>
+              <m:r>
+                <m:rPr>
+                  <m:nor/>
+                  <m:sty m:val="p"/>
+                </m:rPr>
+                <m:t>H</m:t>
+              </m:r>
+            </m:e>
+            <m:sup>
+              <m:r>
+                <m:rPr>
+                  <m:sty m:val="p"/>
+                </m:rPr>
+                <m:t>+</m:t>
+              </m:r>
+            </m:sup>
+          </m:sSup>
+          <m:r>
+            <m:rPr>
+              <m:sty m:val="p"/>
+            </m:rPr>
+            <m:t>+</m:t>
+          </m:r>
+          <m:sSup>
+            <m:e>
+              <m:r>
+                <m:rPr>
+                  <m:nor/>
+                  <m:sty m:val="p"/>
+                </m:rPr>
+                <m:t>In</m:t>
+              </m:r>
+            </m:e>
+            <m:sup>
+              <m:r>
+                <m:rPr>
+                  <m:sty m:val="p"/>
+                </m:rPr>
+                <m:t>−</m:t>
+              </m:r>
+            </m:sup>
+          </m:sSup>
+        </m:oMath>
+      </m:oMathPara>
+    </w:p>
+    <w:p>
+      <w:pPr>
+        <w:numPr>
+          <w:ilvl w:val="0"/>
+          <w:numId w:val="1000"/>
+        </w:numPr>
+      </w:pPr>
+      <w:r>
+        <w:t xml:space="preserve">สารละลายจะแสดงสีแดงส้มในสภาวะกรดจัดรุนแรง (</w:t>
+      </w:r>
+      <m:oMath>
+        <m:r>
+          <m:rPr>
+            <m:nor/>
+            <m:sty m:val="p"/>
+          </m:rPr>
+          <m:t>pH</m:t>
+        </m:r>
+        <m:r>
+          <m:rPr>
+            <m:sty m:val="p"/>
+          </m:rPr>
+          <m:t>&lt;</m:t>
+        </m:r>
+        <m:r>
+          <m:t>4.5</m:t>
+        </m:r>
+      </m:oMath>
+      <w:r>
+        <w:t xml:space="preserve">) และค่อยๆ เปลี่ยนเป็นสีส้มอมเหลือง (</w:t>
+      </w:r>
+      <m:oMath>
+        <m:r>
+          <m:rPr>
+            <m:nor/>
+            <m:sty m:val="p"/>
+          </m:rPr>
+          <m:t>pH </m:t>
+        </m:r>
+        <m:r>
+          <m:t>4.5</m:t>
+        </m:r>
+        <m:r>
+          <m:rPr>
+            <m:sty m:val="p"/>
+          </m:rPr>
+          <m:t>−</m:t>
+        </m:r>
+        <m:r>
+          <m:t>5.2</m:t>
+        </m:r>
+      </m:oMath>
+      <w:r>
+        <w:t xml:space="preserve">) สีเหลืองอมเขียว (</w:t>
+      </w:r>
+      <m:oMath>
+        <m:r>
+          <m:rPr>
+            <m:nor/>
+            <m:sty m:val="p"/>
+          </m:rPr>
+          <m:t>pH </m:t>
+        </m:r>
+        <m:r>
+          <m:t>5.3</m:t>
+        </m:r>
+        <m:r>
+          <m:rPr>
+            <m:sty m:val="p"/>
+          </m:rPr>
+          <m:t>−</m:t>
+        </m:r>
+        <m:r>
+          <m:t>6.0</m:t>
+        </m:r>
+      </m:oMath>
+      <w:r>
+        <w:t xml:space="preserve">) สีเขียวมรกตในดินที่มีค่าเป็นกลาง (</w:t>
+      </w:r>
+      <m:oMath>
+        <m:r>
+          <m:rPr>
+            <m:nor/>
+            <m:sty m:val="p"/>
+          </m:rPr>
+          <m:t>pH </m:t>
+        </m:r>
+        <m:r>
+          <m:t>6.5</m:t>
+        </m:r>
+        <m:r>
+          <m:rPr>
+            <m:sty m:val="p"/>
+          </m:rPr>
+          <m:t>−</m:t>
+        </m:r>
+        <m:r>
+          <m:t>7.5</m:t>
+        </m:r>
+      </m:oMath>
+      <w:r>
+        <w:t xml:space="preserve">) จนถึงสีน้ำเงินอมม่วงเข้มในสภาวะดินด่าง (</w:t>
+      </w:r>
+      <m:oMath>
+        <m:r>
+          <m:rPr>
+            <m:nor/>
+            <m:sty m:val="p"/>
+          </m:rPr>
+          <m:t>pH</m:t>
+        </m:r>
+        <m:r>
+          <m:rPr>
+            <m:sty m:val="p"/>
+          </m:rPr>
+          <m:t>&gt;</m:t>
+        </m:r>
+        <m:r>
+          <m:t>8.0</m:t>
+        </m:r>
+      </m:oMath>
+      <w:r>
+        <w:t xml:space="preserve">)</w:t>
+      </w:r>
+    </w:p>
+    <w:p>
+      <w:pPr>
         <w:numPr>
           <w:ilvl w:val="0"/>
           <w:numId w:val="1010"/>
         </w:numPr>
       </w:pPr>
       <w:r>
-        <w:t xml:space="preserve">การเก็บตัวอย่างดินและการวิเคราะห์ค่าอ้างอิงมาตรฐานในห้องปฏิบัติการ</w:t>
-      </w:r>
-    </w:p>
-    <w:p>
-      <w:pPr>
-        <w:pStyle w:val="Compact"/>
+        <w:rPr>
+          <w:b/>
+          <w:bCs/>
+        </w:rPr>
+        <w:t xml:space="preserve">ไนโตรเจนที่เป็นประโยชน์ในรูปไนเตรต (</w:t>
+      </w:r>
+      <m:oMath>
+        <m:sSubSup>
+          <m:e>
+            <m:r>
+              <m:rPr>
+                <m:nor/>
+                <m:sty m:val="p"/>
+              </m:rPr>
+              <m:t>NO</m:t>
+            </m:r>
+          </m:e>
+          <m:sub>
+            <m:r>
+              <m:t>3</m:t>
+            </m:r>
+          </m:sub>
+          <m:sup>
+            <m:r>
+              <m:rPr>
+                <m:sty m:val="p"/>
+              </m:rPr>
+              <m:t>−</m:t>
+            </m:r>
+          </m:sup>
+        </m:sSubSup>
+        <m:r>
+          <m:rPr>
+            <m:sty m:val="p"/>
+          </m:rPr>
+          <m:t>−</m:t>
+        </m:r>
+        <m:r>
+          <m:rPr>
+            <m:nor/>
+            <m:sty m:val="p"/>
+          </m:rPr>
+          <m:t>N</m:t>
+        </m:r>
+      </m:oMath>
+      <w:r>
+        <w:rPr>
+          <w:b/>
+          <w:bCs/>
+        </w:rPr>
+        <w:t xml:space="preserve">)</w:t>
+      </w:r>
+      <w:r>
+        <w:t xml:space="preserve"> </w:t>
+      </w:r>
+      <w:r>
+        <w:t xml:space="preserve">อาศัยปฏิกิริยากรีสส์ประยุกต์ (Modified Griess Reaction หรือ Zinc Reduction Method) โดยในขั้นแรกผงโลหะสังกะสี (</w:t>
+      </w:r>
+      <m:oMath>
+        <m:r>
+          <m:rPr>
+            <m:nor/>
+            <m:sty m:val="p"/>
+          </m:rPr>
+          <m:t>Zn</m:t>
+        </m:r>
+      </m:oMath>
+      <w:r>
+        <w:t xml:space="preserve">) จะทำหน้าที่รีดิวซ์ไนเตรตไอออนในสารละลายสกัดให้เปลี่ยนเป็นไนไตรต์ไอออน (</w:t>
+      </w:r>
+      <m:oMath>
+        <m:sSubSup>
+          <m:e>
+            <m:r>
+              <m:rPr>
+                <m:nor/>
+                <m:sty m:val="p"/>
+              </m:rPr>
+              <m:t>NO</m:t>
+            </m:r>
+          </m:e>
+          <m:sub>
+            <m:r>
+              <m:t>2</m:t>
+            </m:r>
+          </m:sub>
+          <m:sup>
+            <m:r>
+              <m:rPr>
+                <m:sty m:val="p"/>
+              </m:rPr>
+              <m:t>−</m:t>
+            </m:r>
+          </m:sup>
+        </m:sSubSup>
+      </m:oMath>
+      <w:r>
+        <w:t xml:space="preserve">) ภายใต้สภาวะกรด จากนั้นไนไตรต์จะทำปฏิกิริยาไดอะโซไทเซชัน (Diazotization) กับกรดซัลฟานิลิก (Sulfanilic Acid) เกิดเป็นเกลือไดอะโซเนียม และทำปฏิกิริยาคัปปลิง (Azo Coupling) กับสาร N-(1-Naphthyl)ethylenediamine dihydrochloride (NED) เกิดเป็นสีย้อมเอโซ (Azo Dye) สีชมพูแดง ซึ่งมีแถบดูดกลืนแสงสูงสุดที่ความยาวคลื่นประมาณ 540 นาโนเมตร ดังสมการเคมี</w:t>
+      </w:r>
+    </w:p>
+    <w:p>
+      <w:pPr>
+        <w:pStyle w:val="BodyText"/>
+      </w:pPr>
+      <m:oMathPara>
+        <m:oMathParaPr>
+          <m:jc m:val="center"/>
+        </m:oMathParaPr>
+        <m:oMath>
+          <m:sSubSup>
+            <m:e>
+              <m:r>
+                <m:rPr>
+                  <m:nor/>
+                  <m:sty m:val="p"/>
+                </m:rPr>
+                <m:t>NO</m:t>
+              </m:r>
+            </m:e>
+            <m:sub>
+              <m:r>
+                <m:t>3</m:t>
+              </m:r>
+            </m:sub>
+            <m:sup>
+              <m:r>
+                <m:rPr>
+                  <m:sty m:val="p"/>
+                </m:rPr>
+                <m:t>−</m:t>
+              </m:r>
+            </m:sup>
+          </m:sSubSup>
+          <m:r>
+            <m:rPr>
+              <m:sty m:val="p"/>
+            </m:rPr>
+            <m:t>+</m:t>
+          </m:r>
+          <m:r>
+            <m:rPr>
+              <m:nor/>
+              <m:sty m:val="p"/>
+            </m:rPr>
+            <m:t>Zn</m:t>
+          </m:r>
+          <m:r>
+            <m:rPr>
+              <m:sty m:val="p"/>
+            </m:rPr>
+            <m:t>+</m:t>
+          </m:r>
+          <m:r>
+            <m:t>2</m:t>
+          </m:r>
+          <m:sSup>
+            <m:e>
+              <m:r>
+                <m:rPr>
+                  <m:nor/>
+                  <m:sty m:val="p"/>
+                </m:rPr>
+                <m:t>H</m:t>
+              </m:r>
+            </m:e>
+            <m:sup>
+              <m:r>
+                <m:rPr>
+                  <m:sty m:val="p"/>
+                </m:rPr>
+                <m:t>+</m:t>
+              </m:r>
+            </m:sup>
+          </m:sSup>
+          <m:r>
+            <m:rPr>
+              <m:sty m:val="p"/>
+            </m:rPr>
+            <m:t>→</m:t>
+          </m:r>
+          <m:sSubSup>
+            <m:e>
+              <m:r>
+                <m:rPr>
+                  <m:nor/>
+                  <m:sty m:val="p"/>
+                </m:rPr>
+                <m:t>NO</m:t>
+              </m:r>
+            </m:e>
+            <m:sub>
+              <m:r>
+                <m:t>2</m:t>
+              </m:r>
+            </m:sub>
+            <m:sup>
+              <m:r>
+                <m:rPr>
+                  <m:sty m:val="p"/>
+                </m:rPr>
+                <m:t>−</m:t>
+              </m:r>
+            </m:sup>
+          </m:sSubSup>
+          <m:r>
+            <m:rPr>
+              <m:sty m:val="p"/>
+            </m:rPr>
+            <m:t>+</m:t>
+          </m:r>
+          <m:sSup>
+            <m:e>
+              <m:r>
+                <m:rPr>
+                  <m:nor/>
+                  <m:sty m:val="p"/>
+                </m:rPr>
+                <m:t>Zn</m:t>
+              </m:r>
+            </m:e>
+            <m:sup>
+              <m:r>
+                <m:t>2</m:t>
+              </m:r>
+              <m:r>
+                <m:rPr>
+                  <m:sty m:val="p"/>
+                </m:rPr>
+                <m:t>+</m:t>
+              </m:r>
+            </m:sup>
+          </m:sSup>
+          <m:r>
+            <m:rPr>
+              <m:sty m:val="p"/>
+            </m:rPr>
+            <m:t>+</m:t>
+          </m:r>
+          <m:sSub>
+            <m:e>
+              <m:r>
+                <m:rPr>
+                  <m:nor/>
+                  <m:sty m:val="p"/>
+                </m:rPr>
+                <m:t>H</m:t>
+              </m:r>
+            </m:e>
+            <m:sub>
+              <m:r>
+                <m:t>2</m:t>
+              </m:r>
+            </m:sub>
+          </m:sSub>
+          <m:r>
+            <m:rPr>
+              <m:nor/>
+              <m:sty m:val="p"/>
+            </m:rPr>
+            <m:t>O</m:t>
+          </m:r>
+        </m:oMath>
+      </m:oMathPara>
+    </w:p>
+    <w:p>
+      <w:pPr>
+        <w:pStyle w:val="FirstParagraph"/>
+      </w:pPr>
+      <m:oMathPara>
+        <m:oMathParaPr>
+          <m:jc m:val="center"/>
+        </m:oMathParaPr>
+        <m:oMath>
+          <m:sSubSup>
+            <m:e>
+              <m:r>
+                <m:rPr>
+                  <m:nor/>
+                  <m:sty m:val="p"/>
+                </m:rPr>
+                <m:t>NO</m:t>
+              </m:r>
+            </m:e>
+            <m:sub>
+              <m:r>
+                <m:t>2</m:t>
+              </m:r>
+            </m:sub>
+            <m:sup>
+              <m:r>
+                <m:rPr>
+                  <m:sty m:val="p"/>
+                </m:rPr>
+                <m:t>−</m:t>
+              </m:r>
+            </m:sup>
+          </m:sSubSup>
+          <m:r>
+            <m:rPr>
+              <m:sty m:val="p"/>
+            </m:rPr>
+            <m:t>+</m:t>
+          </m:r>
+          <m:sSub>
+            <m:e>
+              <m:r>
+                <m:rPr>
+                  <m:nor/>
+                  <m:sty m:val="p"/>
+                </m:rPr>
+                <m:t>Ar-NH</m:t>
+              </m:r>
+            </m:e>
+            <m:sub>
+              <m:r>
+                <m:t>2</m:t>
+              </m:r>
+            </m:sub>
+          </m:sSub>
+          <m:r>
+            <m:rPr>
+              <m:sty m:val="p"/>
+            </m:rPr>
+            <m:t>+</m:t>
+          </m:r>
+          <m:r>
+            <m:t>2</m:t>
+          </m:r>
+          <m:sSup>
+            <m:e>
+              <m:r>
+                <m:rPr>
+                  <m:nor/>
+                  <m:sty m:val="p"/>
+                </m:rPr>
+                <m:t>H</m:t>
+              </m:r>
+            </m:e>
+            <m:sup>
+              <m:r>
+                <m:rPr>
+                  <m:sty m:val="p"/>
+                </m:rPr>
+                <m:t>+</m:t>
+              </m:r>
+            </m:sup>
+          </m:sSup>
+          <m:r>
+            <m:rPr>
+              <m:sty m:val="p"/>
+            </m:rPr>
+            <m:t>→</m:t>
+          </m:r>
+          <m:r>
+            <m:rPr>
+              <m:sty m:val="p"/>
+            </m:rPr>
+            <m:t>[</m:t>
+          </m:r>
+          <m:sSup>
+            <m:e>
+              <m:r>
+                <m:rPr>
+                  <m:nor/>
+                  <m:sty m:val="p"/>
+                </m:rPr>
+                <m:t>Ar-N</m:t>
+              </m:r>
+            </m:e>
+            <m:sup>
+              <m:r>
+                <m:rPr>
+                  <m:sty m:val="p"/>
+                </m:rPr>
+                <m:t>+</m:t>
+              </m:r>
+            </m:sup>
+          </m:sSup>
+          <m:r>
+            <m:rPr>
+              <m:sty m:val="p"/>
+            </m:rPr>
+            <m:t>≡</m:t>
+          </m:r>
+          <m:r>
+            <m:rPr>
+              <m:nor/>
+              <m:sty m:val="p"/>
+            </m:rPr>
+            <m:t>N</m:t>
+          </m:r>
+          <m:r>
+            <m:rPr>
+              <m:sty m:val="p"/>
+            </m:rPr>
+            <m:t>]</m:t>
+          </m:r>
+          <m:r>
+            <m:rPr>
+              <m:sty m:val="p"/>
+            </m:rPr>
+            <m:t>+</m:t>
+          </m:r>
+          <m:r>
+            <m:t>2</m:t>
+          </m:r>
+          <m:sSub>
+            <m:e>
+              <m:r>
+                <m:rPr>
+                  <m:nor/>
+                  <m:sty m:val="p"/>
+                </m:rPr>
+                <m:t>H</m:t>
+              </m:r>
+            </m:e>
+            <m:sub>
+              <m:r>
+                <m:t>2</m:t>
+              </m:r>
+            </m:sub>
+          </m:sSub>
+          <m:r>
+            <m:rPr>
+              <m:nor/>
+              <m:sty m:val="p"/>
+            </m:rPr>
+            <m:t>O</m:t>
+          </m:r>
+        </m:oMath>
+      </m:oMathPara>
+    </w:p>
+    <w:p>
+      <w:pPr>
+        <w:pStyle w:val="FirstParagraph"/>
+      </w:pPr>
+      <m:oMathPara>
+        <m:oMathParaPr>
+          <m:jc m:val="center"/>
+        </m:oMathParaPr>
+        <m:oMath>
+          <m:r>
+            <m:rPr>
+              <m:sty m:val="p"/>
+            </m:rPr>
+            <m:t>[</m:t>
+          </m:r>
+          <m:sSup>
+            <m:e>
+              <m:r>
+                <m:rPr>
+                  <m:nor/>
+                  <m:sty m:val="p"/>
+                </m:rPr>
+                <m:t>Ar-N</m:t>
+              </m:r>
+            </m:e>
+            <m:sup>
+              <m:r>
+                <m:rPr>
+                  <m:sty m:val="p"/>
+                </m:rPr>
+                <m:t>+</m:t>
+              </m:r>
+            </m:sup>
+          </m:sSup>
+          <m:r>
+            <m:rPr>
+              <m:sty m:val="p"/>
+            </m:rPr>
+            <m:t>≡</m:t>
+          </m:r>
+          <m:r>
+            <m:rPr>
+              <m:nor/>
+              <m:sty m:val="p"/>
+            </m:rPr>
+            <m:t>N</m:t>
+          </m:r>
+          <m:r>
+            <m:rPr>
+              <m:sty m:val="p"/>
+            </m:rPr>
+            <m:t>]</m:t>
+          </m:r>
+          <m:r>
+            <m:rPr>
+              <m:sty m:val="p"/>
+            </m:rPr>
+            <m:t>+</m:t>
+          </m:r>
+          <m:sSup>
+            <m:e>
+              <m:r>
+                <m:rPr>
+                  <m:nor/>
+                  <m:sty m:val="p"/>
+                </m:rPr>
+                <m:t>Ar</m:t>
+              </m:r>
+            </m:e>
+            <m:sup>
+              <m:r>
+                <m:rPr>
+                  <m:sty m:val="p"/>
+                </m:rPr>
+                <m:t>′</m:t>
+              </m:r>
+            </m:sup>
+          </m:sSup>
+          <m:sSub>
+            <m:e>
+              <m:r>
+                <m:rPr>
+                  <m:nor/>
+                  <m:sty m:val="p"/>
+                </m:rPr>
+                <m:t>-NH(CH</m:t>
+              </m:r>
+            </m:e>
+            <m:sub>
+              <m:r>
+                <m:t>2</m:t>
+              </m:r>
+            </m:sub>
+          </m:sSub>
+          <m:sSub>
+            <m:e>
+              <m:r>
+                <m:rPr>
+                  <m:sty m:val="p"/>
+                </m:rPr>
+                <m:t>)</m:t>
+              </m:r>
+            </m:e>
+            <m:sub>
+              <m:r>
+                <m:t>2</m:t>
+              </m:r>
+            </m:sub>
+          </m:sSub>
+          <m:sSub>
+            <m:e>
+              <m:r>
+                <m:rPr>
+                  <m:nor/>
+                  <m:sty m:val="p"/>
+                </m:rPr>
+                <m:t>NH</m:t>
+              </m:r>
+            </m:e>
+            <m:sub>
+              <m:r>
+                <m:t>2</m:t>
+              </m:r>
+            </m:sub>
+          </m:sSub>
+          <m:r>
+            <m:rPr>
+              <m:sty m:val="p"/>
+            </m:rPr>
+            <m:t>→</m:t>
+          </m:r>
+          <m:sSup>
+            <m:e>
+              <m:r>
+                <m:rPr>
+                  <m:nor/>
+                  <m:sty m:val="p"/>
+                </m:rPr>
+                <m:t>Ar-N=N-Ar</m:t>
+              </m:r>
+            </m:e>
+            <m:sup>
+              <m:r>
+                <m:rPr>
+                  <m:sty m:val="p"/>
+                </m:rPr>
+                <m:t>′</m:t>
+              </m:r>
+            </m:sup>
+          </m:sSup>
+          <m:sSub>
+            <m:e>
+              <m:r>
+                <m:rPr>
+                  <m:nor/>
+                  <m:sty m:val="p"/>
+                </m:rPr>
+                <m:t>-NH(CH</m:t>
+              </m:r>
+            </m:e>
+            <m:sub>
+              <m:r>
+                <m:t>2</m:t>
+              </m:r>
+            </m:sub>
+          </m:sSub>
+          <m:sSub>
+            <m:e>
+              <m:r>
+                <m:rPr>
+                  <m:sty m:val="p"/>
+                </m:rPr>
+                <m:t>)</m:t>
+              </m:r>
+            </m:e>
+            <m:sub>
+              <m:r>
+                <m:t>2</m:t>
+              </m:r>
+            </m:sub>
+          </m:sSub>
+          <m:sSub>
+            <m:e>
+              <m:r>
+                <m:rPr>
+                  <m:nor/>
+                  <m:sty m:val="p"/>
+                </m:rPr>
+                <m:t>NH</m:t>
+              </m:r>
+            </m:e>
+            <m:sub>
+              <m:r>
+                <m:t>2</m:t>
+              </m:r>
+            </m:sub>
+          </m:sSub>
+        </m:oMath>
+      </m:oMathPara>
+    </w:p>
+    <w:p>
+      <w:pPr>
+        <w:numPr>
+          <w:ilvl w:val="0"/>
+          <w:numId w:val="1000"/>
+        </w:numPr>
+      </w:pPr>
+      <w:r>
+        <w:t xml:space="preserve">ความเข้มของสีชมพูแดงจะแปรผันตรงตามความเข้มข้นของไนเตรต โดยดินที่มีไนโตรเจนต่ำมากจะแสดงสารละลายใสหรือสีเหลืองจาง ขณะที่ดินที่มีไนโตรเจนสูงมากจะแสดงสีแดงอมม่วงเข้ม</w:t>
+      </w:r>
+    </w:p>
+    <w:p>
+      <w:pPr>
         <w:numPr>
           <w:ilvl w:val="0"/>
           <w:numId w:val="1010"/>
         </w:numPr>
       </w:pPr>
       <w:r>
-        <w:t xml:space="preserve">การตรวจวัดสเปกตรัมการสะท้อนแสงและการประมวลผลสัญญาณเคมีเมตริกส์</w:t>
-      </w:r>
-    </w:p>
-    <w:p>
-      <w:pPr>
-        <w:pStyle w:val="Compact"/>
+        <w:rPr>
+          <w:b/>
+          <w:bCs/>
+        </w:rPr>
+        <w:t xml:space="preserve">ฟอสฟอรัสที่เป็นประโยชน์ (Available Phosphorus)</w:t>
+      </w:r>
+      <w:r>
+        <w:t xml:space="preserve"> </w:t>
+      </w:r>
+      <w:r>
+        <w:t xml:space="preserve">อาศัยปฏิกิริยาโมลิบดีนัมบลู (Molybdenum Blue Method ร่วมกับวิธีสกัด Bray II) โดยออร์โธฟอสเฟตไอออน (</w:t>
+      </w:r>
+      <m:oMath>
+        <m:sSub>
+          <m:e>
+            <m:r>
+              <m:rPr>
+                <m:nor/>
+                <m:sty m:val="p"/>
+              </m:rPr>
+              <m:t>H</m:t>
+            </m:r>
+          </m:e>
+          <m:sub>
+            <m:r>
+              <m:t>2</m:t>
+            </m:r>
+          </m:sub>
+        </m:sSub>
+        <m:sSubSup>
+          <m:e>
+            <m:r>
+              <m:rPr>
+                <m:nor/>
+                <m:sty m:val="p"/>
+              </m:rPr>
+              <m:t>PO</m:t>
+            </m:r>
+          </m:e>
+          <m:sub>
+            <m:r>
+              <m:t>4</m:t>
+            </m:r>
+          </m:sub>
+          <m:sup>
+            <m:r>
+              <m:rPr>
+                <m:sty m:val="p"/>
+              </m:rPr>
+              <m:t>−</m:t>
+            </m:r>
+          </m:sup>
+        </m:sSubSup>
+      </m:oMath>
+      <w:r>
+        <w:t xml:space="preserve">) ทำปฏิกิริยากับแอมโมเนียมโมลิบเดต</w:t>
+      </w:r>
+      <w:r>
+        <w:t xml:space="preserve"> </w:t>
+      </w:r>
+      <m:oMath>
+        <m:r>
+          <m:rPr>
+            <m:sty m:val="p"/>
+          </m:rPr>
+          <m:t>[</m:t>
+        </m:r>
+        <m:r>
+          <m:rPr>
+            <m:sty m:val="p"/>
+          </m:rPr>
+          <m:t>(</m:t>
+        </m:r>
+        <m:sSub>
+          <m:e>
+            <m:r>
+              <m:rPr>
+                <m:nor/>
+                <m:sty m:val="p"/>
+              </m:rPr>
+              <m:t>NH</m:t>
+            </m:r>
+          </m:e>
+          <m:sub>
+            <m:r>
+              <m:t>4</m:t>
+            </m:r>
+          </m:sub>
+        </m:sSub>
+        <m:sSub>
+          <m:e>
+            <m:r>
+              <m:rPr>
+                <m:sty m:val="p"/>
+              </m:rPr>
+              <m:t>)</m:t>
+            </m:r>
+          </m:e>
+          <m:sub>
+            <m:r>
+              <m:t>6</m:t>
+            </m:r>
+          </m:sub>
+        </m:sSub>
+        <m:sSub>
+          <m:e>
+            <m:r>
+              <m:rPr>
+                <m:nor/>
+                <m:sty m:val="p"/>
+              </m:rPr>
+              <m:t>Mo</m:t>
+            </m:r>
+          </m:e>
+          <m:sub>
+            <m:r>
+              <m:t>7</m:t>
+            </m:r>
+          </m:sub>
+        </m:sSub>
+        <m:sSub>
+          <m:e>
+            <m:r>
+              <m:rPr>
+                <m:nor/>
+                <m:sty m:val="p"/>
+              </m:rPr>
+              <m:t>O</m:t>
+            </m:r>
+          </m:e>
+          <m:sub>
+            <m:r>
+              <m:t>24</m:t>
+            </m:r>
+          </m:sub>
+        </m:sSub>
+        <m:r>
+          <m:rPr>
+            <m:sty m:val="p"/>
+          </m:rPr>
+          <m:t>]</m:t>
+        </m:r>
+      </m:oMath>
+      <w:r>
+        <w:t xml:space="preserve"> </w:t>
+      </w:r>
+      <w:r>
+        <w:t xml:space="preserve">และโพแทสเซียมแอนติโมนีลทาร์เทรตในสารละลายกรดซัลฟิวริก เกิดเป็นกรดฟอสโฟโมลิบดิก จากนั้นถูกรีดิวซ์ด้วยกรดแอสคอร์บิก (Ascorbic Acid) เกิดเป็นสารประกอบเชิงซ้อนเฮเทอโรโพลีแอนไอออนสีน้ำเงินเข้ม (Phosphomolybdenum Blue Complex) ที่มีแถบดูดกลืนแสงสูงสุดที่ 660 นาโนเมตร และ 882 นาโนเมตร ดังสมการเคมี</w:t>
+      </w:r>
+    </w:p>
+    <w:p>
+      <w:pPr>
+        <w:pStyle w:val="BodyText"/>
+      </w:pPr>
+      <m:oMathPara>
+        <m:oMathParaPr>
+          <m:jc m:val="center"/>
+        </m:oMathParaPr>
+        <m:oMath>
+          <m:sSub>
+            <m:e>
+              <m:r>
+                <m:rPr>
+                  <m:nor/>
+                  <m:sty m:val="p"/>
+                </m:rPr>
+                <m:t>H</m:t>
+              </m:r>
+            </m:e>
+            <m:sub>
+              <m:r>
+                <m:t>2</m:t>
+              </m:r>
+            </m:sub>
+          </m:sSub>
+          <m:sSubSup>
+            <m:e>
+              <m:r>
+                <m:rPr>
+                  <m:nor/>
+                  <m:sty m:val="p"/>
+                </m:rPr>
+                <m:t>PO</m:t>
+              </m:r>
+            </m:e>
+            <m:sub>
+              <m:r>
+                <m:t>4</m:t>
+              </m:r>
+            </m:sub>
+            <m:sup>
+              <m:r>
+                <m:rPr>
+                  <m:sty m:val="p"/>
+                </m:rPr>
+                <m:t>−</m:t>
+              </m:r>
+            </m:sup>
+          </m:sSubSup>
+          <m:r>
+            <m:rPr>
+              <m:sty m:val="p"/>
+            </m:rPr>
+            <m:t>+</m:t>
+          </m:r>
+          <m:r>
+            <m:t>12</m:t>
+          </m:r>
+          <m:sSubSup>
+            <m:e>
+              <m:r>
+                <m:rPr>
+                  <m:nor/>
+                  <m:sty m:val="p"/>
+                </m:rPr>
+                <m:t>MoO</m:t>
+              </m:r>
+            </m:e>
+            <m:sub>
+              <m:r>
+                <m:t>4</m:t>
+              </m:r>
+            </m:sub>
+            <m:sup>
+              <m:r>
+                <m:t>2</m:t>
+              </m:r>
+              <m:r>
+                <m:rPr>
+                  <m:sty m:val="p"/>
+                </m:rPr>
+                <m:t>−</m:t>
+              </m:r>
+            </m:sup>
+          </m:sSubSup>
+          <m:r>
+            <m:rPr>
+              <m:sty m:val="p"/>
+            </m:rPr>
+            <m:t>+</m:t>
+          </m:r>
+          <m:r>
+            <m:t>22</m:t>
+          </m:r>
+          <m:sSup>
+            <m:e>
+              <m:r>
+                <m:rPr>
+                  <m:nor/>
+                  <m:sty m:val="p"/>
+                </m:rPr>
+                <m:t>H</m:t>
+              </m:r>
+            </m:e>
+            <m:sup>
+              <m:r>
+                <m:rPr>
+                  <m:sty m:val="p"/>
+                </m:rPr>
+                <m:t>+</m:t>
+              </m:r>
+            </m:sup>
+          </m:sSup>
+          <m:r>
+            <m:rPr>
+              <m:sty m:val="p"/>
+            </m:rPr>
+            <m:t>→</m:t>
+          </m:r>
+          <m:r>
+            <m:rPr>
+              <m:sty m:val="p"/>
+            </m:rPr>
+            <m:t>[</m:t>
+          </m:r>
+          <m:sSub>
+            <m:e>
+              <m:r>
+                <m:rPr>
+                  <m:nor/>
+                  <m:sty m:val="p"/>
+                </m:rPr>
+                <m:t>H</m:t>
+              </m:r>
+            </m:e>
+            <m:sub>
+              <m:r>
+                <m:t>2</m:t>
+              </m:r>
+            </m:sub>
+          </m:sSub>
+          <m:r>
+            <m:rPr>
+              <m:nor/>
+              <m:sty m:val="p"/>
+            </m:rPr>
+            <m:t>P</m:t>
+          </m:r>
+          <m:r>
+            <m:rPr>
+              <m:sty m:val="p"/>
+            </m:rPr>
+            <m:t>(</m:t>
+          </m:r>
+          <m:sSub>
+            <m:e>
+              <m:r>
+                <m:rPr>
+                  <m:nor/>
+                  <m:sty m:val="p"/>
+                </m:rPr>
+                <m:t>Mo</m:t>
+              </m:r>
+            </m:e>
+            <m:sub>
+              <m:r>
+                <m:t>12</m:t>
+              </m:r>
+            </m:sub>
+          </m:sSub>
+          <m:sSub>
+            <m:e>
+              <m:r>
+                <m:rPr>
+                  <m:nor/>
+                  <m:sty m:val="p"/>
+                </m:rPr>
+                <m:t>O</m:t>
+              </m:r>
+            </m:e>
+            <m:sub>
+              <m:r>
+                <m:t>40</m:t>
+              </m:r>
+            </m:sub>
+          </m:sSub>
+          <m:r>
+            <m:rPr>
+              <m:sty m:val="p"/>
+            </m:rPr>
+            <m:t>)</m:t>
+          </m:r>
+          <m:sSup>
+            <m:e>
+              <m:r>
+                <m:rPr>
+                  <m:sty m:val="p"/>
+                </m:rPr>
+                <m:t>]</m:t>
+              </m:r>
+            </m:e>
+            <m:sup>
+              <m:r>
+                <m:rPr>
+                  <m:sty m:val="p"/>
+                </m:rPr>
+                <m:t>−</m:t>
+              </m:r>
+            </m:sup>
+          </m:sSup>
+          <m:r>
+            <m:rPr>
+              <m:sty m:val="p"/>
+            </m:rPr>
+            <m:t>+</m:t>
+          </m:r>
+          <m:r>
+            <m:t>10</m:t>
+          </m:r>
+          <m:sSub>
+            <m:e>
+              <m:r>
+                <m:rPr>
+                  <m:nor/>
+                  <m:sty m:val="p"/>
+                </m:rPr>
+                <m:t>H</m:t>
+              </m:r>
+            </m:e>
+            <m:sub>
+              <m:r>
+                <m:t>2</m:t>
+              </m:r>
+            </m:sub>
+          </m:sSub>
+          <m:r>
+            <m:rPr>
+              <m:nor/>
+              <m:sty m:val="p"/>
+            </m:rPr>
+            <m:t>O</m:t>
+          </m:r>
+        </m:oMath>
+      </m:oMathPara>
+    </w:p>
+    <w:p>
+      <w:pPr>
+        <w:pStyle w:val="FirstParagraph"/>
+      </w:pPr>
+      <m:oMathPara>
+        <m:oMathParaPr>
+          <m:jc m:val="center"/>
+        </m:oMathParaPr>
+        <m:oMath>
+          <m:r>
+            <m:rPr>
+              <m:sty m:val="p"/>
+            </m:rPr>
+            <m:t>[</m:t>
+          </m:r>
+          <m:sSub>
+            <m:e>
+              <m:r>
+                <m:rPr>
+                  <m:nor/>
+                  <m:sty m:val="p"/>
+                </m:rPr>
+                <m:t>H</m:t>
+              </m:r>
+            </m:e>
+            <m:sub>
+              <m:r>
+                <m:t>2</m:t>
+              </m:r>
+            </m:sub>
+          </m:sSub>
+          <m:r>
+            <m:rPr>
+              <m:nor/>
+              <m:sty m:val="p"/>
+            </m:rPr>
+            <m:t>P</m:t>
+          </m:r>
+          <m:r>
+            <m:rPr>
+              <m:sty m:val="p"/>
+            </m:rPr>
+            <m:t>(</m:t>
+          </m:r>
+          <m:sSub>
+            <m:e>
+              <m:r>
+                <m:rPr>
+                  <m:nor/>
+                  <m:sty m:val="p"/>
+                </m:rPr>
+                <m:t>Mo</m:t>
+              </m:r>
+            </m:e>
+            <m:sub>
+              <m:r>
+                <m:t>12</m:t>
+              </m:r>
+            </m:sub>
+          </m:sSub>
+          <m:sSub>
+            <m:e>
+              <m:r>
+                <m:rPr>
+                  <m:nor/>
+                  <m:sty m:val="p"/>
+                </m:rPr>
+                <m:t>O</m:t>
+              </m:r>
+            </m:e>
+            <m:sub>
+              <m:r>
+                <m:t>40</m:t>
+              </m:r>
+            </m:sub>
+          </m:sSub>
+          <m:r>
+            <m:rPr>
+              <m:sty m:val="p"/>
+            </m:rPr>
+            <m:t>)</m:t>
+          </m:r>
+          <m:sSup>
+            <m:e>
+              <m:r>
+                <m:rPr>
+                  <m:sty m:val="p"/>
+                </m:rPr>
+                <m:t>]</m:t>
+              </m:r>
+            </m:e>
+            <m:sup>
+              <m:r>
+                <m:rPr>
+                  <m:sty m:val="p"/>
+                </m:rPr>
+                <m:t>−</m:t>
+              </m:r>
+            </m:sup>
+          </m:sSup>
+          <m:r>
+            <m:rPr>
+              <m:sty m:val="p"/>
+            </m:rPr>
+            <m:t>+</m:t>
+          </m:r>
+          <m:r>
+            <m:rPr>
+              <m:nor/>
+              <m:sty m:val="p"/>
+            </m:rPr>
+            <m:t>Ascorbic Acid</m:t>
+          </m:r>
+          <m:r>
+            <m:rPr>
+              <m:sty m:val="p"/>
+            </m:rPr>
+            <m:t>→</m:t>
+          </m:r>
+          <m:r>
+            <m:rPr>
+              <m:nor/>
+              <m:sty m:val="p"/>
+            </m:rPr>
+            <m:t>Molybdenum Blue Complex</m:t>
+          </m:r>
+        </m:oMath>
+      </m:oMathPara>
+    </w:p>
+    <w:p>
+      <w:pPr>
+        <w:numPr>
+          <w:ilvl w:val="0"/>
+          <w:numId w:val="1000"/>
+        </w:numPr>
+      </w:pPr>
+      <w:r>
+        <w:t xml:space="preserve">เฉดสีของสารละลายจะเปลี่ยนจากสีเหลืองใสอมเขียวจางในระดับต่ำมาก สู่สีฟ้าสว่างในระดับปานกลาง และสีน้ำเงินเข้มมิดไนท์บลูในระดับสูงมาก</w:t>
+      </w:r>
+    </w:p>
+    <w:p>
+      <w:pPr>
         <w:numPr>
           <w:ilvl w:val="0"/>
           <w:numId w:val="1010"/>
         </w:numPr>
       </w:pPr>
       <w:r>
-        <w:t xml:space="preserve">การพัฒนาและฝึกสอนแบบจำลองปัญญาประดิษฐ์และการแปลงสู่ระบบสมองกลฝังตัว (Edge TinyML)</w:t>
-      </w:r>
-    </w:p>
-    <w:p>
-      <w:pPr>
-        <w:pStyle w:val="Compact"/>
+        <w:rPr>
+          <w:b/>
+          <w:bCs/>
+        </w:rPr>
+        <w:t xml:space="preserve">โพแทสเซียมที่แลกเปลี่ยนได้ (Exchangeable Potassium)</w:t>
+      </w:r>
+      <w:r>
+        <w:t xml:space="preserve"> </w:t>
+      </w:r>
+      <w:r>
+        <w:t xml:space="preserve">อาศัยปฏิกิริยาการตกตะกอนด้วยโซเดียมเตตระฟีนิลโบรอน (Sodium Tetraphenylboron Method) หรือโซเดียมโคบอลตินิไตรต์ (Sodium Cobaltinitrite Method) โดยโพแทสเซียมไอออน (</w:t>
+      </w:r>
+      <m:oMath>
+        <m:sSup>
+          <m:e>
+            <m:r>
+              <m:rPr>
+                <m:nor/>
+                <m:sty m:val="p"/>
+              </m:rPr>
+              <m:t>K</m:t>
+            </m:r>
+          </m:e>
+          <m:sup>
+            <m:r>
+              <m:rPr>
+                <m:sty m:val="p"/>
+              </m:rPr>
+              <m:t>+</m:t>
+            </m:r>
+          </m:sup>
+        </m:sSup>
+      </m:oMath>
+      <w:r>
+        <w:t xml:space="preserve">) ทำปฏิกิริยากับไอออนเตตระฟีนิลโบรอนเกิดเป็นตะกอนสีขาวขุ่น หรือทำปฏิกิริยากับโคบอลตินิไตรต์เกิดเป็นสารแขวนลอยสีส้มอำพันขุ่นทึบแสง ดังสมการเคมี</w:t>
+      </w:r>
+    </w:p>
+    <w:p>
+      <w:pPr>
+        <w:pStyle w:val="BodyText"/>
+      </w:pPr>
+      <m:oMathPara>
+        <m:oMathParaPr>
+          <m:jc m:val="center"/>
+        </m:oMathParaPr>
+        <m:oMath>
+          <m:sSup>
+            <m:e>
+              <m:r>
+                <m:rPr>
+                  <m:nor/>
+                  <m:sty m:val="p"/>
+                </m:rPr>
+                <m:t>K</m:t>
+              </m:r>
+            </m:e>
+            <m:sup>
+              <m:r>
+                <m:rPr>
+                  <m:sty m:val="p"/>
+                </m:rPr>
+                <m:t>+</m:t>
+              </m:r>
+            </m:sup>
+          </m:sSup>
+          <m:r>
+            <m:rPr>
+              <m:sty m:val="p"/>
+            </m:rPr>
+            <m:t>+</m:t>
+          </m:r>
+          <m:r>
+            <m:rPr>
+              <m:sty m:val="p"/>
+            </m:rPr>
+            <m:t>[</m:t>
+          </m:r>
+          <m:r>
+            <m:rPr>
+              <m:nor/>
+              <m:sty m:val="p"/>
+            </m:rPr>
+            <m:t>B</m:t>
+          </m:r>
+          <m:r>
+            <m:rPr>
+              <m:sty m:val="p"/>
+            </m:rPr>
+            <m:t>(</m:t>
+          </m:r>
+          <m:sSub>
+            <m:e>
+              <m:r>
+                <m:rPr>
+                  <m:nor/>
+                  <m:sty m:val="p"/>
+                </m:rPr>
+                <m:t>C</m:t>
+              </m:r>
+            </m:e>
+            <m:sub>
+              <m:r>
+                <m:t>6</m:t>
+              </m:r>
+            </m:sub>
+          </m:sSub>
+          <m:sSub>
+            <m:e>
+              <m:r>
+                <m:rPr>
+                  <m:nor/>
+                  <m:sty m:val="p"/>
+                </m:rPr>
+                <m:t>H</m:t>
+              </m:r>
+            </m:e>
+            <m:sub>
+              <m:r>
+                <m:t>5</m:t>
+              </m:r>
+            </m:sub>
+          </m:sSub>
+          <m:sSub>
+            <m:e>
+              <m:r>
+                <m:rPr>
+                  <m:sty m:val="p"/>
+                </m:rPr>
+                <m:t>)</m:t>
+              </m:r>
+            </m:e>
+            <m:sub>
+              <m:r>
+                <m:t>4</m:t>
+              </m:r>
+            </m:sub>
+          </m:sSub>
+          <m:sSup>
+            <m:e>
+              <m:r>
+                <m:rPr>
+                  <m:sty m:val="p"/>
+                </m:rPr>
+                <m:t>]</m:t>
+              </m:r>
+            </m:e>
+            <m:sup>
+              <m:r>
+                <m:rPr>
+                  <m:sty m:val="p"/>
+                </m:rPr>
+                <m:t>−</m:t>
+              </m:r>
+            </m:sup>
+          </m:sSup>
+          <m:r>
+            <m:rPr>
+              <m:sty m:val="p"/>
+            </m:rPr>
+            <m:t>→</m:t>
+          </m:r>
+          <m:r>
+            <m:rPr>
+              <m:nor/>
+              <m:sty m:val="p"/>
+            </m:rPr>
+            <m:t>KB</m:t>
+          </m:r>
+          <m:r>
+            <m:rPr>
+              <m:sty m:val="p"/>
+            </m:rPr>
+            <m:t>(</m:t>
+          </m:r>
+          <m:sSub>
+            <m:e>
+              <m:r>
+                <m:rPr>
+                  <m:nor/>
+                  <m:sty m:val="p"/>
+                </m:rPr>
+                <m:t>C</m:t>
+              </m:r>
+            </m:e>
+            <m:sub>
+              <m:r>
+                <m:t>6</m:t>
+              </m:r>
+            </m:sub>
+          </m:sSub>
+          <m:sSub>
+            <m:e>
+              <m:r>
+                <m:rPr>
+                  <m:nor/>
+                  <m:sty m:val="p"/>
+                </m:rPr>
+                <m:t>H</m:t>
+              </m:r>
+            </m:e>
+            <m:sub>
+              <m:r>
+                <m:t>5</m:t>
+              </m:r>
+            </m:sub>
+          </m:sSub>
+          <m:sSub>
+            <m:e>
+              <m:r>
+                <m:rPr>
+                  <m:sty m:val="p"/>
+                </m:rPr>
+                <m:t>)</m:t>
+              </m:r>
+            </m:e>
+            <m:sub>
+              <m:r>
+                <m:t>4</m:t>
+              </m:r>
+            </m:sub>
+          </m:sSub>
+          <m:r>
+            <m:rPr>
+              <m:sty m:val="p"/>
+            </m:rPr>
+            <m:t>↓</m:t>
+          </m:r>
+        </m:oMath>
+      </m:oMathPara>
+    </w:p>
+    <w:p>
+      <w:pPr>
+        <w:pStyle w:val="FirstParagraph"/>
+      </w:pPr>
+      <m:oMathPara>
+        <m:oMathParaPr>
+          <m:jc m:val="center"/>
+        </m:oMathParaPr>
+        <m:oMath>
+          <m:r>
+            <m:t>2</m:t>
+          </m:r>
+          <m:sSup>
+            <m:e>
+              <m:r>
+                <m:rPr>
+                  <m:nor/>
+                  <m:sty m:val="p"/>
+                </m:rPr>
+                <m:t>K</m:t>
+              </m:r>
+            </m:e>
+            <m:sup>
+              <m:r>
+                <m:rPr>
+                  <m:sty m:val="p"/>
+                </m:rPr>
+                <m:t>+</m:t>
+              </m:r>
+            </m:sup>
+          </m:sSup>
+          <m:r>
+            <m:rPr>
+              <m:sty m:val="p"/>
+            </m:rPr>
+            <m:t>+</m:t>
+          </m:r>
+          <m:sSup>
+            <m:e>
+              <m:r>
+                <m:rPr>
+                  <m:nor/>
+                  <m:sty m:val="p"/>
+                </m:rPr>
+                <m:t>Na</m:t>
+              </m:r>
+            </m:e>
+            <m:sup>
+              <m:r>
+                <m:rPr>
+                  <m:sty m:val="p"/>
+                </m:rPr>
+                <m:t>+</m:t>
+              </m:r>
+            </m:sup>
+          </m:sSup>
+          <m:r>
+            <m:rPr>
+              <m:sty m:val="p"/>
+            </m:rPr>
+            <m:t>+</m:t>
+          </m:r>
+          <m:r>
+            <m:rPr>
+              <m:sty m:val="p"/>
+            </m:rPr>
+            <m:t>[</m:t>
+          </m:r>
+          <m:r>
+            <m:rPr>
+              <m:nor/>
+              <m:sty m:val="p"/>
+            </m:rPr>
+            <m:t>Co</m:t>
+          </m:r>
+          <m:r>
+            <m:rPr>
+              <m:sty m:val="p"/>
+            </m:rPr>
+            <m:t>(</m:t>
+          </m:r>
+          <m:sSub>
+            <m:e>
+              <m:r>
+                <m:rPr>
+                  <m:nor/>
+                  <m:sty m:val="p"/>
+                </m:rPr>
+                <m:t>NO</m:t>
+              </m:r>
+            </m:e>
+            <m:sub>
+              <m:r>
+                <m:t>2</m:t>
+              </m:r>
+            </m:sub>
+          </m:sSub>
+          <m:sSub>
+            <m:e>
+              <m:r>
+                <m:rPr>
+                  <m:sty m:val="p"/>
+                </m:rPr>
+                <m:t>)</m:t>
+              </m:r>
+            </m:e>
+            <m:sub>
+              <m:r>
+                <m:t>6</m:t>
+              </m:r>
+            </m:sub>
+          </m:sSub>
+          <m:sSup>
+            <m:e>
+              <m:r>
+                <m:rPr>
+                  <m:sty m:val="p"/>
+                </m:rPr>
+                <m:t>]</m:t>
+              </m:r>
+            </m:e>
+            <m:sup>
+              <m:r>
+                <m:t>3</m:t>
+              </m:r>
+              <m:r>
+                <m:rPr>
+                  <m:sty m:val="p"/>
+                </m:rPr>
+                <m:t>−</m:t>
+              </m:r>
+            </m:sup>
+          </m:sSup>
+          <m:r>
+            <m:rPr>
+              <m:sty m:val="p"/>
+            </m:rPr>
+            <m:t>→</m:t>
+          </m:r>
+          <m:sSub>
+            <m:e>
+              <m:r>
+                <m:rPr>
+                  <m:nor/>
+                  <m:sty m:val="p"/>
+                </m:rPr>
+                <m:t>K</m:t>
+              </m:r>
+            </m:e>
+            <m:sub>
+              <m:r>
+                <m:t>2</m:t>
+              </m:r>
+            </m:sub>
+          </m:sSub>
+          <m:r>
+            <m:rPr>
+              <m:nor/>
+              <m:sty m:val="p"/>
+            </m:rPr>
+            <m:t>Na</m:t>
+          </m:r>
+          <m:r>
+            <m:rPr>
+              <m:sty m:val="p"/>
+            </m:rPr>
+            <m:t>[</m:t>
+          </m:r>
+          <m:r>
+            <m:rPr>
+              <m:nor/>
+              <m:sty m:val="p"/>
+            </m:rPr>
+            <m:t>Co</m:t>
+          </m:r>
+          <m:r>
+            <m:rPr>
+              <m:sty m:val="p"/>
+            </m:rPr>
+            <m:t>(</m:t>
+          </m:r>
+          <m:sSub>
+            <m:e>
+              <m:r>
+                <m:rPr>
+                  <m:nor/>
+                  <m:sty m:val="p"/>
+                </m:rPr>
+                <m:t>NO</m:t>
+              </m:r>
+            </m:e>
+            <m:sub>
+              <m:r>
+                <m:t>2</m:t>
+              </m:r>
+            </m:sub>
+          </m:sSub>
+          <m:sSub>
+            <m:e>
+              <m:r>
+                <m:rPr>
+                  <m:sty m:val="p"/>
+                </m:rPr>
+                <m:t>)</m:t>
+              </m:r>
+            </m:e>
+            <m:sub>
+              <m:r>
+                <m:t>6</m:t>
+              </m:r>
+            </m:sub>
+          </m:sSub>
+          <m:r>
+            <m:rPr>
+              <m:sty m:val="p"/>
+            </m:rPr>
+            <m:t>]</m:t>
+          </m:r>
+          <m:r>
+            <m:rPr>
+              <m:sty m:val="p"/>
+            </m:rPr>
+            <m:t>↓</m:t>
+          </m:r>
+        </m:oMath>
+      </m:oMathPara>
+    </w:p>
+    <w:p>
+      <w:pPr>
         <w:numPr>
           <w:ilvl w:val="0"/>
-          <w:numId w:val="1010"/>
+          <w:numId w:val="1000"/>
         </w:numPr>
       </w:pPr>
       <w:r>
-        <w:t xml:space="preserve">ระเบียบวิธีการตรวจสอบความใช้ได้ของวิธีและสถิติทดสอบสมมติฐาน</w:t>
-      </w:r>
-    </w:p>
-    <w:p>
-      <w:r>
-        <w:pict>
-          <v:rect style="width:0;height:1.5pt" o:hralign="center" o:hrstd="t" o:hr="t"/>
-        </w:pict>
-      </w:r>
-    </w:p>
-    <w:bookmarkStart w:id="51" w:name="Xd4e2704689ef589c69e731931f8b843a457bef0"/>
-    <w:p>
-      <w:pPr>
-        <w:pStyle w:val="Heading2"/>
-      </w:pPr>
-      <w:r>
-        <w:t xml:space="preserve">3.1 การออกแบบและสร้างระบบฮาร์ดแวร์ต้นแบบและกล่องควบคุมสภาพแสง</w:t>
-      </w:r>
-    </w:p>
-    <w:bookmarkStart w:id="48" w:name="Xee3b45c38f7f8baa3087d0112b061e5cfa5bf2a"/>
+        <w:t xml:space="preserve">ระดับความขุ่นและการบดบังแสงจะเพิ่มขึ้นตามความเข้มข้นของโพแทสเซียมในดิน</w:t>
+      </w:r>
+    </w:p>
+    <w:bookmarkEnd w:id="47"/>
+    <w:bookmarkStart w:id="48" w:name="X42b76fe11f954b5245a11f94b83a099135e6239"/>
     <w:p>
       <w:pPr>
         <w:pStyle w:val="Heading3"/>
       </w:pPr>
       <w:r>
-        <w:t xml:space="preserve">3.1.1 โครงสร้างกล่องวัดแบบทึบแสง (Optical Dark Chamber)</w:t>
+        <w:t xml:space="preserve">2.7.3 ตารางเปรียบเทียบเกณฑ์มาตรฐานระดับคุณภาพและช่วงความเข้มข้นเชิงปริมาณ</w:t>
       </w:r>
     </w:p>
     <w:p>
@@ -4103,7 +5956,7 @@
         <w:pStyle w:val="FirstParagraph"/>
       </w:pPr>
       <w:r>
-        <w:t xml:space="preserve">เพื่อขจัดสัญญาณรบกวนจากความผันผวนของแสงแวดล้อมภายนอก (Ambient Light) อย่างสมบูรณ์ คณะผู้วิจัยได้ออกแบบโครงสร้างกล่องวัดแบบทึบแสงด้วยโปรแกรมคอมพิวเตอร์ช่วยออกแบบเชิงวิศวกรรม (Computer-Aided Design หรือ CAD) และขึ้นรูปชิ้นงานด้วยเครื่องพิมพ์สามมิติ (3D Printing) โดยใช้วัสดุเส้นใยพอลิเมอร์ชนิด PETG (Polyethylene Terephthalate Glycol) ซึ่งมีคุณสมบัติทนทานต่อแรงกระแทก ไม่บิดงอในสภาพอากาศร้อน และทนต่อความชื้นในแปลงเกษตรกรรม</w:t>
+        <w:t xml:space="preserve">การแปลงผลการประเมินเชิงคุณภาพจากแถบสีเทียบมาตรฐานสู่ค่าเชิงปริมาณที่มีหน่วยวิศวกรรมสากล อาศัยเกณฑ์มาตรฐานของกรมพัฒนาที่ดิน (LDD Thailand) และมาตรฐานสากล SSSA ดังแสดงในตารางที่ 2.3</w:t>
       </w:r>
     </w:p>
     <w:p>
@@ -4111,7 +5964,2256 @@
         <w:pStyle w:val="BodyText"/>
       </w:pPr>
       <w:r>
-        <w:t xml:space="preserve">กล่องตรวจวัดมีขนาดกะทัดรัด 120 x 80 x 65 มิลลิเมตร น้ำหนักรวมไม่เกิน 380 กรัม เหมาะสำหรับการพกพา ภายในกล่องได้รับการออกแบบตามหลักทัศนศาสตร์ โดยประกอบด้วยส่วนประกอบสำคัญดังนี้</w:t>
+        <w:rPr>
+          <w:b/>
+          <w:bCs/>
+        </w:rPr>
+        <w:t xml:space="preserve">ตารางที่ 2.3 เกณฑ์มาตรฐานแถบสีเทียบเคียงและช่วงความเข้มข้นเชิงปริมาณของธาตุอาหารในดิน NPK และ pH</w:t>
+      </w:r>
+    </w:p>
+    <w:tbl>
+      <w:tblPr>
+        <w:tblStyle w:val="Table"/>
+        <w:tblW w:type="pct" w:w="5000"/>
+        <w:tblLayout w:type="fixed"/>
+        <w:tblLook w:firstRow="1" w:lastRow="0" w:firstColumn="0" w:lastColumn="0" w:noHBand="0" w:noVBand="0" w:val="0020"/>
+      </w:tblPr>
+      <w:tblGrid>
+        <w:gridCol w:w="1218"/>
+        <w:gridCol w:w="1218"/>
+        <w:gridCol w:w="1523"/>
+        <w:gridCol w:w="1218"/>
+        <w:gridCol w:w="1218"/>
+        <w:gridCol w:w="1523"/>
+      </w:tblGrid>
+      <w:tr>
+        <w:trPr>
+          <w:tblHeader w:val="on"/>
+        </w:trPr>
+        <w:tc>
+          <w:tcPr/>
+          <w:p>
+            <w:pPr>
+              <w:pStyle w:val="Compact"/>
+              <w:jc w:val="left"/>
+            </w:pPr>
+            <w:r>
+              <w:t xml:space="preserve">พารามิเตอร์</w:t>
+            </w:r>
+          </w:p>
+        </w:tc>
+        <w:tc>
+          <w:tcPr/>
+          <w:p>
+            <w:pPr>
+              <w:pStyle w:val="Compact"/>
+              <w:jc w:val="left"/>
+            </w:pPr>
+            <w:r>
+              <w:t xml:space="preserve">ระดับคุณภาพดิน (Tier)</w:t>
+            </w:r>
+          </w:p>
+        </w:tc>
+        <w:tc>
+          <w:tcPr/>
+          <w:p>
+            <w:pPr>
+              <w:pStyle w:val="Compact"/>
+              <w:jc w:val="center"/>
+            </w:pPr>
+            <w:r>
+              <w:t xml:space="preserve">ช่วงค่าเชิงปริมาณ</w:t>
+            </w:r>
+          </w:p>
+        </w:tc>
+        <w:tc>
+          <w:tcPr/>
+          <w:p>
+            <w:pPr>
+              <w:pStyle w:val="Compact"/>
+              <w:jc w:val="left"/>
+            </w:pPr>
+            <w:r>
+              <w:t xml:space="preserve">มาตรฐานอ้างอิง</w:t>
+            </w:r>
+          </w:p>
+        </w:tc>
+        <w:tc>
+          <w:tcPr/>
+          <w:p>
+            <w:pPr>
+              <w:pStyle w:val="Compact"/>
+              <w:jc w:val="left"/>
+            </w:pPr>
+            <w:r>
+              <w:t xml:space="preserve">เฉดสีทางเคมีวิเคราะห์</w:t>
+            </w:r>
+          </w:p>
+        </w:tc>
+        <w:tc>
+          <w:tcPr/>
+          <w:p>
+            <w:pPr>
+              <w:pStyle w:val="Compact"/>
+              <w:jc w:val="center"/>
+            </w:pPr>
+            <w:r>
+              <w:t xml:space="preserve">รหัสสีดิจิทัล (HEX)</w:t>
+            </w:r>
+          </w:p>
+        </w:tc>
+      </w:tr>
+      <w:tr>
+        <w:tc>
+          <w:tcPr/>
+          <w:p>
+            <w:pPr>
+              <w:pStyle w:val="Compact"/>
+              <w:jc w:val="left"/>
+            </w:pPr>
+            <w:r>
+              <w:rPr>
+                <w:b/>
+                <w:bCs/>
+              </w:rPr>
+              <w:t xml:space="preserve">ความเป็นกรด-ด่าง</w:t>
+            </w:r>
+          </w:p>
+        </w:tc>
+        <w:tc>
+          <w:tcPr/>
+          <w:p>
+            <w:pPr>
+              <w:pStyle w:val="Compact"/>
+              <w:jc w:val="left"/>
+            </w:pPr>
+            <w:r>
+              <w:t xml:space="preserve">กรดจัดรุนแรง (Extremely Acid)</w:t>
+            </w:r>
+          </w:p>
+        </w:tc>
+        <w:tc>
+          <w:tcPr/>
+          <w:p>
+            <w:pPr>
+              <w:pStyle w:val="Compact"/>
+              <w:jc w:val="center"/>
+            </w:pPr>
+            <m:oMath>
+              <m:r>
+                <m:rPr>
+                  <m:sty m:val="p"/>
+                </m:rPr>
+                <m:t>&lt;</m:t>
+              </m:r>
+              <m:r>
+                <m:t>4.5</m:t>
+              </m:r>
+              <m:r>
+                <m:rPr>
+                  <m:nor/>
+                  <m:sty m:val="p"/>
+                </m:rPr>
+                <m:t> pH</m:t>
+              </m:r>
+            </m:oMath>
+            <w:r>
+              <w:t xml:space="preserve">​</w:t>
+            </w:r>
+          </w:p>
+        </w:tc>
+        <w:tc>
+          <w:tcPr/>
+          <w:p>
+            <w:pPr>
+              <w:pStyle w:val="Compact"/>
+              <w:jc w:val="left"/>
+            </w:pPr>
+            <w:r>
+              <w:t xml:space="preserve">LDD / USDA</w:t>
+            </w:r>
+          </w:p>
+        </w:tc>
+        <w:tc>
+          <w:tcPr/>
+          <w:p>
+            <w:pPr>
+              <w:pStyle w:val="Compact"/>
+              <w:jc w:val="left"/>
+            </w:pPr>
+            <w:r>
+              <w:t xml:space="preserve">แดงส้มสดใส (Red-Orange)</w:t>
+            </w:r>
+          </w:p>
+        </w:tc>
+        <w:tc>
+          <w:tcPr/>
+          <w:p>
+            <w:pPr>
+              <w:pStyle w:val="Compact"/>
+              <w:jc w:val="center"/>
+            </w:pPr>
+            <w:r>
+              <w:rPr>
+                <w:rStyle w:val="VerbatimChar"/>
+              </w:rPr>
+              <w:t xml:space="preserve">#e63946</w:t>
+            </w:r>
+          </w:p>
+        </w:tc>
+      </w:tr>
+      <w:tr>
+        <w:tc>
+          <w:tcPr/>
+          <w:p>
+            <w:pPr>
+              <w:pStyle w:val="Compact"/>
+              <w:jc w:val="left"/>
+            </w:pPr>
+            <w:r>
+              <w:t xml:space="preserve">(Soil pH)</w:t>
+            </w:r>
+          </w:p>
+        </w:tc>
+        <w:tc>
+          <w:tcPr/>
+          <w:p>
+            <w:pPr>
+              <w:pStyle w:val="Compact"/>
+              <w:jc w:val="left"/>
+            </w:pPr>
+            <w:r>
+              <w:t xml:space="preserve">กรดจัด (Very Strongly Acid)</w:t>
+            </w:r>
+          </w:p>
+        </w:tc>
+        <w:tc>
+          <w:tcPr/>
+          <w:p>
+            <w:pPr>
+              <w:pStyle w:val="Compact"/>
+              <w:jc w:val="center"/>
+            </w:pPr>
+            <m:oMath>
+              <m:r>
+                <m:t>4.5</m:t>
+              </m:r>
+              <m:r>
+                <m:rPr>
+                  <m:sty m:val="p"/>
+                </m:rPr>
+                <m:t>−</m:t>
+              </m:r>
+              <m:r>
+                <m:t>5.2</m:t>
+              </m:r>
+              <m:r>
+                <m:rPr>
+                  <m:nor/>
+                  <m:sty m:val="p"/>
+                </m:rPr>
+                <m:t> pH</m:t>
+              </m:r>
+            </m:oMath>
+            <w:r>
+              <w:t xml:space="preserve">​</w:t>
+            </w:r>
+          </w:p>
+        </w:tc>
+        <w:tc>
+          <w:tcPr/>
+          <w:p>
+            <w:pPr>
+              <w:pStyle w:val="Compact"/>
+              <w:jc w:val="left"/>
+            </w:pPr>
+            <w:r>
+              <w:t xml:space="preserve">LDD / USDA</w:t>
+            </w:r>
+          </w:p>
+        </w:tc>
+        <w:tc>
+          <w:tcPr/>
+          <w:p>
+            <w:pPr>
+              <w:pStyle w:val="Compact"/>
+              <w:jc w:val="left"/>
+            </w:pPr>
+            <w:r>
+              <w:t xml:space="preserve">ส้มอมเหลือง (Orange-Amber)</w:t>
+            </w:r>
+          </w:p>
+        </w:tc>
+        <w:tc>
+          <w:tcPr/>
+          <w:p>
+            <w:pPr>
+              <w:pStyle w:val="Compact"/>
+              <w:jc w:val="center"/>
+            </w:pPr>
+            <w:r>
+              <w:rPr>
+                <w:rStyle w:val="VerbatimChar"/>
+              </w:rPr>
+              <w:t xml:space="preserve">#f4a261</w:t>
+            </w:r>
+          </w:p>
+        </w:tc>
+      </w:tr>
+      <w:tr>
+        <w:tc>
+          <w:tcPr/>
+          <w:p>
+            <w:pPr>
+              <w:pStyle w:val="Compact"/>
+            </w:pPr>
+          </w:p>
+        </w:tc>
+        <w:tc>
+          <w:tcPr/>
+          <w:p>
+            <w:pPr>
+              <w:pStyle w:val="Compact"/>
+              <w:jc w:val="left"/>
+            </w:pPr>
+            <w:r>
+              <w:t xml:space="preserve">กรดปานกลาง (Moderately Acid)</w:t>
+            </w:r>
+          </w:p>
+        </w:tc>
+        <w:tc>
+          <w:tcPr/>
+          <w:p>
+            <w:pPr>
+              <w:pStyle w:val="Compact"/>
+              <w:jc w:val="center"/>
+            </w:pPr>
+            <m:oMath>
+              <m:r>
+                <m:t>5.3</m:t>
+              </m:r>
+              <m:r>
+                <m:rPr>
+                  <m:sty m:val="p"/>
+                </m:rPr>
+                <m:t>−</m:t>
+              </m:r>
+              <m:r>
+                <m:t>6.0</m:t>
+              </m:r>
+              <m:r>
+                <m:rPr>
+                  <m:nor/>
+                  <m:sty m:val="p"/>
+                </m:rPr>
+                <m:t> pH</m:t>
+              </m:r>
+            </m:oMath>
+            <w:r>
+              <w:t xml:space="preserve">​</w:t>
+            </w:r>
+          </w:p>
+        </w:tc>
+        <w:tc>
+          <w:tcPr/>
+          <w:p>
+            <w:pPr>
+              <w:pStyle w:val="Compact"/>
+              <w:jc w:val="left"/>
+            </w:pPr>
+            <w:r>
+              <w:t xml:space="preserve">LDD / USDA</w:t>
+            </w:r>
+          </w:p>
+        </w:tc>
+        <w:tc>
+          <w:tcPr/>
+          <w:p>
+            <w:pPr>
+              <w:pStyle w:val="Compact"/>
+              <w:jc w:val="left"/>
+            </w:pPr>
+            <w:r>
+              <w:t xml:space="preserve">เหลืองอมเขียว (Yellow-Green)</w:t>
+            </w:r>
+          </w:p>
+        </w:tc>
+        <w:tc>
+          <w:tcPr/>
+          <w:p>
+            <w:pPr>
+              <w:pStyle w:val="Compact"/>
+              <w:jc w:val="center"/>
+            </w:pPr>
+            <w:r>
+              <w:rPr>
+                <w:rStyle w:val="VerbatimChar"/>
+              </w:rPr>
+              <w:t xml:space="preserve">#e9c46a</w:t>
+            </w:r>
+          </w:p>
+        </w:tc>
+      </w:tr>
+      <w:tr>
+        <w:tc>
+          <w:tcPr/>
+          <w:p>
+            <w:pPr>
+              <w:pStyle w:val="Compact"/>
+            </w:pPr>
+          </w:p>
+        </w:tc>
+        <w:tc>
+          <w:tcPr/>
+          <w:p>
+            <w:pPr>
+              <w:pStyle w:val="Compact"/>
+              <w:jc w:val="left"/>
+            </w:pPr>
+            <w:r>
+              <w:t xml:space="preserve">เป็นกรดเล็กน้อย (Slightly Acid)</w:t>
+            </w:r>
+          </w:p>
+        </w:tc>
+        <w:tc>
+          <w:tcPr/>
+          <w:p>
+            <w:pPr>
+              <w:pStyle w:val="Compact"/>
+              <w:jc w:val="center"/>
+            </w:pPr>
+            <m:oMath>
+              <m:r>
+                <m:t>6.1</m:t>
+              </m:r>
+              <m:r>
+                <m:rPr>
+                  <m:sty m:val="p"/>
+                </m:rPr>
+                <m:t>−</m:t>
+              </m:r>
+              <m:r>
+                <m:t>6.8</m:t>
+              </m:r>
+              <m:r>
+                <m:rPr>
+                  <m:nor/>
+                  <m:sty m:val="p"/>
+                </m:rPr>
+                <m:t> pH</m:t>
+              </m:r>
+            </m:oMath>
+            <w:r>
+              <w:t xml:space="preserve">​</w:t>
+            </w:r>
+          </w:p>
+        </w:tc>
+        <w:tc>
+          <w:tcPr/>
+          <w:p>
+            <w:pPr>
+              <w:pStyle w:val="Compact"/>
+              <w:jc w:val="left"/>
+            </w:pPr>
+            <w:r>
+              <w:t xml:space="preserve">LDD / USDA</w:t>
+            </w:r>
+          </w:p>
+        </w:tc>
+        <w:tc>
+          <w:tcPr/>
+          <w:p>
+            <w:pPr>
+              <w:pStyle w:val="Compact"/>
+              <w:jc w:val="left"/>
+            </w:pPr>
+            <w:r>
+              <w:t xml:space="preserve">เขียวมะนาวอ่อน (Light Lime)</w:t>
+            </w:r>
+          </w:p>
+        </w:tc>
+        <w:tc>
+          <w:tcPr/>
+          <w:p>
+            <w:pPr>
+              <w:pStyle w:val="Compact"/>
+              <w:jc w:val="center"/>
+            </w:pPr>
+            <w:r>
+              <w:rPr>
+                <w:rStyle w:val="VerbatimChar"/>
+              </w:rPr>
+              <w:t xml:space="preserve">#a7c957</w:t>
+            </w:r>
+          </w:p>
+        </w:tc>
+      </w:tr>
+      <w:tr>
+        <w:tc>
+          <w:tcPr/>
+          <w:p>
+            <w:pPr>
+              <w:pStyle w:val="Compact"/>
+            </w:pPr>
+          </w:p>
+        </w:tc>
+        <w:tc>
+          <w:tcPr/>
+          <w:p>
+            <w:pPr>
+              <w:pStyle w:val="Compact"/>
+              <w:jc w:val="left"/>
+            </w:pPr>
+            <w:r>
+              <w:t xml:space="preserve">เป็นกลาง (Neutral - เหมาะสม)</w:t>
+            </w:r>
+          </w:p>
+        </w:tc>
+        <w:tc>
+          <w:tcPr/>
+          <w:p>
+            <w:pPr>
+              <w:pStyle w:val="Compact"/>
+              <w:jc w:val="center"/>
+            </w:pPr>
+            <m:oMath>
+              <m:r>
+                <m:t>6.9</m:t>
+              </m:r>
+              <m:r>
+                <m:rPr>
+                  <m:sty m:val="p"/>
+                </m:rPr>
+                <m:t>−</m:t>
+              </m:r>
+              <m:r>
+                <m:t>7.5</m:t>
+              </m:r>
+              <m:r>
+                <m:rPr>
+                  <m:nor/>
+                  <m:sty m:val="p"/>
+                </m:rPr>
+                <m:t> pH</m:t>
+              </m:r>
+            </m:oMath>
+            <w:r>
+              <w:t xml:space="preserve">​</w:t>
+            </w:r>
+          </w:p>
+        </w:tc>
+        <w:tc>
+          <w:tcPr/>
+          <w:p>
+            <w:pPr>
+              <w:pStyle w:val="Compact"/>
+              <w:jc w:val="left"/>
+            </w:pPr>
+            <w:r>
+              <w:t xml:space="preserve">LDD / USDA</w:t>
+            </w:r>
+          </w:p>
+        </w:tc>
+        <w:tc>
+          <w:tcPr/>
+          <w:p>
+            <w:pPr>
+              <w:pStyle w:val="Compact"/>
+              <w:jc w:val="left"/>
+            </w:pPr>
+            <w:r>
+              <w:t xml:space="preserve">เขียวมรกตธรรมชาติ (Emerald)</w:t>
+            </w:r>
+          </w:p>
+        </w:tc>
+        <w:tc>
+          <w:tcPr/>
+          <w:p>
+            <w:pPr>
+              <w:pStyle w:val="Compact"/>
+              <w:jc w:val="center"/>
+            </w:pPr>
+            <w:r>
+              <w:rPr>
+                <w:rStyle w:val="VerbatimChar"/>
+              </w:rPr>
+              <w:t xml:space="preserve">#2a9d8f</w:t>
+            </w:r>
+          </w:p>
+        </w:tc>
+      </w:tr>
+      <w:tr>
+        <w:tc>
+          <w:tcPr/>
+          <w:p>
+            <w:pPr>
+              <w:pStyle w:val="Compact"/>
+            </w:pPr>
+          </w:p>
+        </w:tc>
+        <w:tc>
+          <w:tcPr/>
+          <w:p>
+            <w:pPr>
+              <w:pStyle w:val="Compact"/>
+              <w:jc w:val="left"/>
+            </w:pPr>
+            <w:r>
+              <w:t xml:space="preserve">ด่างปานกลาง (Moderately Alkaline)</w:t>
+            </w:r>
+          </w:p>
+        </w:tc>
+        <w:tc>
+          <w:tcPr/>
+          <w:p>
+            <w:pPr>
+              <w:pStyle w:val="Compact"/>
+              <w:jc w:val="center"/>
+            </w:pPr>
+            <m:oMath>
+              <m:r>
+                <m:t>7.6</m:t>
+              </m:r>
+              <m:r>
+                <m:rPr>
+                  <m:sty m:val="p"/>
+                </m:rPr>
+                <m:t>−</m:t>
+              </m:r>
+              <m:r>
+                <m:t>8.4</m:t>
+              </m:r>
+              <m:r>
+                <m:rPr>
+                  <m:nor/>
+                  <m:sty m:val="p"/>
+                </m:rPr>
+                <m:t> pH</m:t>
+              </m:r>
+            </m:oMath>
+            <w:r>
+              <w:t xml:space="preserve">​</w:t>
+            </w:r>
+          </w:p>
+        </w:tc>
+        <w:tc>
+          <w:tcPr/>
+          <w:p>
+            <w:pPr>
+              <w:pStyle w:val="Compact"/>
+              <w:jc w:val="left"/>
+            </w:pPr>
+            <w:r>
+              <w:t xml:space="preserve">LDD / USDA</w:t>
+            </w:r>
+          </w:p>
+        </w:tc>
+        <w:tc>
+          <w:tcPr/>
+          <w:p>
+            <w:pPr>
+              <w:pStyle w:val="Compact"/>
+              <w:jc w:val="left"/>
+            </w:pPr>
+            <w:r>
+              <w:t xml:space="preserve">ฟ้าครามแกมเขียว (Cyan-Teal)</w:t>
+            </w:r>
+          </w:p>
+        </w:tc>
+        <w:tc>
+          <w:tcPr/>
+          <w:p>
+            <w:pPr>
+              <w:pStyle w:val="Compact"/>
+              <w:jc w:val="center"/>
+            </w:pPr>
+            <w:r>
+              <w:rPr>
+                <w:rStyle w:val="VerbatimChar"/>
+              </w:rPr>
+              <w:t xml:space="preserve">#457b9d</w:t>
+            </w:r>
+          </w:p>
+        </w:tc>
+      </w:tr>
+      <w:tr>
+        <w:tc>
+          <w:tcPr/>
+          <w:p>
+            <w:pPr>
+              <w:pStyle w:val="Compact"/>
+            </w:pPr>
+          </w:p>
+        </w:tc>
+        <w:tc>
+          <w:tcPr/>
+          <w:p>
+            <w:pPr>
+              <w:pStyle w:val="Compact"/>
+              <w:jc w:val="left"/>
+            </w:pPr>
+            <w:r>
+              <w:t xml:space="preserve">ด่างรุนแรง (Strongly Alkaline)</w:t>
+            </w:r>
+          </w:p>
+        </w:tc>
+        <w:tc>
+          <w:tcPr/>
+          <w:p>
+            <w:pPr>
+              <w:pStyle w:val="Compact"/>
+              <w:jc w:val="center"/>
+            </w:pPr>
+            <m:oMath>
+              <m:r>
+                <m:rPr>
+                  <m:sty m:val="p"/>
+                </m:rPr>
+                <m:t>&gt;</m:t>
+              </m:r>
+              <m:r>
+                <m:t>8.4</m:t>
+              </m:r>
+              <m:r>
+                <m:rPr>
+                  <m:nor/>
+                  <m:sty m:val="p"/>
+                </m:rPr>
+                <m:t> pH</m:t>
+              </m:r>
+            </m:oMath>
+            <w:r>
+              <w:t xml:space="preserve">​</w:t>
+            </w:r>
+          </w:p>
+        </w:tc>
+        <w:tc>
+          <w:tcPr/>
+          <w:p>
+            <w:pPr>
+              <w:pStyle w:val="Compact"/>
+              <w:jc w:val="left"/>
+            </w:pPr>
+            <w:r>
+              <w:t xml:space="preserve">LDD / USDA</w:t>
+            </w:r>
+          </w:p>
+        </w:tc>
+        <w:tc>
+          <w:tcPr/>
+          <w:p>
+            <w:pPr>
+              <w:pStyle w:val="Compact"/>
+              <w:jc w:val="left"/>
+            </w:pPr>
+            <w:r>
+              <w:t xml:space="preserve">น้ำเงินม่วงเข้ม (Deep Indigo)</w:t>
+            </w:r>
+          </w:p>
+        </w:tc>
+        <w:tc>
+          <w:tcPr/>
+          <w:p>
+            <w:pPr>
+              <w:pStyle w:val="Compact"/>
+              <w:jc w:val="center"/>
+            </w:pPr>
+            <w:r>
+              <w:rPr>
+                <w:rStyle w:val="VerbatimChar"/>
+              </w:rPr>
+              <w:t xml:space="preserve">#1d3557</w:t>
+            </w:r>
+          </w:p>
+        </w:tc>
+      </w:tr>
+      <w:tr>
+        <w:tc>
+          <w:tcPr/>
+          <w:p>
+            <w:pPr>
+              <w:pStyle w:val="Compact"/>
+              <w:jc w:val="left"/>
+            </w:pPr>
+            <w:r>
+              <w:rPr>
+                <w:b/>
+                <w:bCs/>
+              </w:rPr>
+              <w:t xml:space="preserve">ไนโตรเจนที่ใช้ประโยชน์</w:t>
+            </w:r>
+          </w:p>
+        </w:tc>
+        <w:tc>
+          <w:tcPr/>
+          <w:p>
+            <w:pPr>
+              <w:pStyle w:val="Compact"/>
+              <w:jc w:val="left"/>
+            </w:pPr>
+            <w:r>
+              <w:t xml:space="preserve">ต่ำมาก (Depleted / Very Low)</w:t>
+            </w:r>
+          </w:p>
+        </w:tc>
+        <w:tc>
+          <w:tcPr/>
+          <w:p>
+            <w:pPr>
+              <w:pStyle w:val="Compact"/>
+              <w:jc w:val="center"/>
+            </w:pPr>
+            <m:oMath>
+              <m:r>
+                <m:rPr>
+                  <m:sty m:val="p"/>
+                </m:rPr>
+                <m:t>&lt;</m:t>
+              </m:r>
+              <m:r>
+                <m:t>10</m:t>
+              </m:r>
+              <m:r>
+                <m:rPr>
+                  <m:nor/>
+                  <m:sty m:val="p"/>
+                </m:rPr>
+                <m:t> mg/kg</m:t>
+              </m:r>
+            </m:oMath>
+            <w:r>
+              <w:t xml:space="preserve">​</w:t>
+            </w:r>
+          </w:p>
+        </w:tc>
+        <w:tc>
+          <w:tcPr/>
+          <w:p>
+            <w:pPr>
+              <w:pStyle w:val="Compact"/>
+              <w:jc w:val="left"/>
+            </w:pPr>
+            <w:r>
+              <w:t xml:space="preserve">LDD / LaMotte STH</w:t>
+            </w:r>
+          </w:p>
+        </w:tc>
+        <w:tc>
+          <w:tcPr/>
+          <w:p>
+            <w:pPr>
+              <w:pStyle w:val="Compact"/>
+              <w:jc w:val="left"/>
+            </w:pPr>
+            <w:r>
+              <w:t xml:space="preserve">เหลืองซีดโปร่งใส (Pale Yellow)</w:t>
+            </w:r>
+          </w:p>
+        </w:tc>
+        <w:tc>
+          <w:tcPr/>
+          <w:p>
+            <w:pPr>
+              <w:pStyle w:val="Compact"/>
+              <w:jc w:val="center"/>
+            </w:pPr>
+            <w:r>
+              <w:rPr>
+                <w:rStyle w:val="VerbatimChar"/>
+              </w:rPr>
+              <w:t xml:space="preserve">#fefae0</w:t>
+            </w:r>
+          </w:p>
+        </w:tc>
+      </w:tr>
+      <w:tr>
+        <w:tc>
+          <w:tcPr/>
+          <w:p>
+            <w:pPr>
+              <w:pStyle w:val="Compact"/>
+              <w:jc w:val="left"/>
+            </w:pPr>
+            <w:r>
+              <w:t xml:space="preserve">(</w:t>
+            </w:r>
+            <m:oMath>
+              <m:sSubSup>
+                <m:e>
+                  <m:r>
+                    <m:rPr>
+                      <m:nor/>
+                      <m:sty m:val="p"/>
+                    </m:rPr>
+                    <m:t>NO</m:t>
+                  </m:r>
+                </m:e>
+                <m:sub>
+                  <m:r>
+                    <m:t>3</m:t>
+                  </m:r>
+                </m:sub>
+                <m:sup>
+                  <m:r>
+                    <m:rPr>
+                      <m:sty m:val="p"/>
+                    </m:rPr>
+                    <m:t>−</m:t>
+                  </m:r>
+                </m:sup>
+              </m:sSubSup>
+              <m:r>
+                <m:rPr>
+                  <m:sty m:val="p"/>
+                </m:rPr>
+                <m:t>−</m:t>
+              </m:r>
+              <m:r>
+                <m:rPr>
+                  <m:nor/>
+                  <m:sty m:val="p"/>
+                </m:rPr>
+                <m:t>N</m:t>
+              </m:r>
+            </m:oMath>
+            <w:r>
+              <w:t xml:space="preserve">)</w:t>
+            </w:r>
+          </w:p>
+        </w:tc>
+        <w:tc>
+          <w:tcPr/>
+          <w:p>
+            <w:pPr>
+              <w:pStyle w:val="Compact"/>
+              <w:jc w:val="left"/>
+            </w:pPr>
+            <w:r>
+              <w:t xml:space="preserve">ต่ำ (Deficient / Low)</w:t>
+            </w:r>
+          </w:p>
+        </w:tc>
+        <w:tc>
+          <w:tcPr/>
+          <w:p>
+            <w:pPr>
+              <w:pStyle w:val="Compact"/>
+              <w:jc w:val="center"/>
+            </w:pPr>
+            <m:oMath>
+              <m:r>
+                <m:t>10</m:t>
+              </m:r>
+              <m:r>
+                <m:rPr>
+                  <m:sty m:val="p"/>
+                </m:rPr>
+                <m:t>−</m:t>
+              </m:r>
+              <m:r>
+                <m:t>25</m:t>
+              </m:r>
+              <m:r>
+                <m:rPr>
+                  <m:nor/>
+                  <m:sty m:val="p"/>
+                </m:rPr>
+                <m:t> mg/kg</m:t>
+              </m:r>
+            </m:oMath>
+            <w:r>
+              <w:t xml:space="preserve">​</w:t>
+            </w:r>
+          </w:p>
+        </w:tc>
+        <w:tc>
+          <w:tcPr/>
+          <w:p>
+            <w:pPr>
+              <w:pStyle w:val="Compact"/>
+              <w:jc w:val="left"/>
+            </w:pPr>
+            <w:r>
+              <w:t xml:space="preserve">LDD / LaMotte STH</w:t>
+            </w:r>
+          </w:p>
+        </w:tc>
+        <w:tc>
+          <w:tcPr/>
+          <w:p>
+            <w:pPr>
+              <w:pStyle w:val="Compact"/>
+              <w:jc w:val="left"/>
+            </w:pPr>
+            <w:r>
+              <w:t xml:space="preserve">ชมพูโอลด์โรสอ่อน (Light Coral)</w:t>
+            </w:r>
+          </w:p>
+        </w:tc>
+        <w:tc>
+          <w:tcPr/>
+          <w:p>
+            <w:pPr>
+              <w:pStyle w:val="Compact"/>
+              <w:jc w:val="center"/>
+            </w:pPr>
+            <w:r>
+              <w:rPr>
+                <w:rStyle w:val="VerbatimChar"/>
+              </w:rPr>
+              <w:t xml:space="preserve">#f4a261</w:t>
+            </w:r>
+          </w:p>
+        </w:tc>
+      </w:tr>
+      <w:tr>
+        <w:tc>
+          <w:tcPr/>
+          <w:p>
+            <w:pPr>
+              <w:pStyle w:val="Compact"/>
+            </w:pPr>
+          </w:p>
+        </w:tc>
+        <w:tc>
+          <w:tcPr/>
+          <w:p>
+            <w:pPr>
+              <w:pStyle w:val="Compact"/>
+              <w:jc w:val="left"/>
+            </w:pPr>
+            <w:r>
+              <w:t xml:space="preserve">ปานกลาง (Adequate / Medium)</w:t>
+            </w:r>
+          </w:p>
+        </w:tc>
+        <w:tc>
+          <w:tcPr/>
+          <w:p>
+            <w:pPr>
+              <w:pStyle w:val="Compact"/>
+              <w:jc w:val="center"/>
+            </w:pPr>
+            <m:oMath>
+              <m:r>
+                <m:t>26</m:t>
+              </m:r>
+              <m:r>
+                <m:rPr>
+                  <m:sty m:val="p"/>
+                </m:rPr>
+                <m:t>−</m:t>
+              </m:r>
+              <m:r>
+                <m:t>50</m:t>
+              </m:r>
+              <m:r>
+                <m:rPr>
+                  <m:nor/>
+                  <m:sty m:val="p"/>
+                </m:rPr>
+                <m:t> mg/kg</m:t>
+              </m:r>
+            </m:oMath>
+            <w:r>
+              <w:t xml:space="preserve">​</w:t>
+            </w:r>
+          </w:p>
+        </w:tc>
+        <w:tc>
+          <w:tcPr/>
+          <w:p>
+            <w:pPr>
+              <w:pStyle w:val="Compact"/>
+              <w:jc w:val="left"/>
+            </w:pPr>
+            <w:r>
+              <w:t xml:space="preserve">LDD / LaMotte STH</w:t>
+            </w:r>
+          </w:p>
+        </w:tc>
+        <w:tc>
+          <w:tcPr/>
+          <w:p>
+            <w:pPr>
+              <w:pStyle w:val="Compact"/>
+              <w:jc w:val="left"/>
+            </w:pPr>
+            <w:r>
+              <w:t xml:space="preserve">ชมพูสดใส (Vibrant Pink)</w:t>
+            </w:r>
+          </w:p>
+        </w:tc>
+        <w:tc>
+          <w:tcPr/>
+          <w:p>
+            <w:pPr>
+              <w:pStyle w:val="Compact"/>
+              <w:jc w:val="center"/>
+            </w:pPr>
+            <w:r>
+              <w:rPr>
+                <w:rStyle w:val="VerbatimChar"/>
+              </w:rPr>
+              <w:t xml:space="preserve">#e76f51</w:t>
+            </w:r>
+          </w:p>
+        </w:tc>
+      </w:tr>
+      <w:tr>
+        <w:tc>
+          <w:tcPr/>
+          <w:p>
+            <w:pPr>
+              <w:pStyle w:val="Compact"/>
+            </w:pPr>
+          </w:p>
+        </w:tc>
+        <w:tc>
+          <w:tcPr/>
+          <w:p>
+            <w:pPr>
+              <w:pStyle w:val="Compact"/>
+              <w:jc w:val="left"/>
+            </w:pPr>
+            <w:r>
+              <w:t xml:space="preserve">สูง (Sufficient / High)</w:t>
+            </w:r>
+          </w:p>
+        </w:tc>
+        <w:tc>
+          <w:tcPr/>
+          <w:p>
+            <w:pPr>
+              <w:pStyle w:val="Compact"/>
+              <w:jc w:val="center"/>
+            </w:pPr>
+            <m:oMath>
+              <m:r>
+                <m:t>51</m:t>
+              </m:r>
+              <m:r>
+                <m:rPr>
+                  <m:sty m:val="p"/>
+                </m:rPr>
+                <m:t>−</m:t>
+              </m:r>
+              <m:r>
+                <m:t>80</m:t>
+              </m:r>
+              <m:r>
+                <m:rPr>
+                  <m:nor/>
+                  <m:sty m:val="p"/>
+                </m:rPr>
+                <m:t> mg/kg</m:t>
+              </m:r>
+            </m:oMath>
+            <w:r>
+              <w:t xml:space="preserve">​</w:t>
+            </w:r>
+          </w:p>
+        </w:tc>
+        <w:tc>
+          <w:tcPr/>
+          <w:p>
+            <w:pPr>
+              <w:pStyle w:val="Compact"/>
+              <w:jc w:val="left"/>
+            </w:pPr>
+            <w:r>
+              <w:t xml:space="preserve">LDD / LaMotte STH</w:t>
+            </w:r>
+          </w:p>
+        </w:tc>
+        <w:tc>
+          <w:tcPr/>
+          <w:p>
+            <w:pPr>
+              <w:pStyle w:val="Compact"/>
+              <w:jc w:val="left"/>
+            </w:pPr>
+            <w:r>
+              <w:t xml:space="preserve">แดงกุหลาบสด (Rose Red)</w:t>
+            </w:r>
+          </w:p>
+        </w:tc>
+        <w:tc>
+          <w:tcPr/>
+          <w:p>
+            <w:pPr>
+              <w:pStyle w:val="Compact"/>
+              <w:jc w:val="center"/>
+            </w:pPr>
+            <w:r>
+              <w:rPr>
+                <w:rStyle w:val="VerbatimChar"/>
+              </w:rPr>
+              <w:t xml:space="preserve">#d62828</w:t>
+            </w:r>
+          </w:p>
+        </w:tc>
+      </w:tr>
+      <w:tr>
+        <w:tc>
+          <w:tcPr/>
+          <w:p>
+            <w:pPr>
+              <w:pStyle w:val="Compact"/>
+            </w:pPr>
+          </w:p>
+        </w:tc>
+        <w:tc>
+          <w:tcPr/>
+          <w:p>
+            <w:pPr>
+              <w:pStyle w:val="Compact"/>
+              <w:jc w:val="left"/>
+            </w:pPr>
+            <w:r>
+              <w:t xml:space="preserve">สูงมาก (Surplus / Very High)</w:t>
+            </w:r>
+          </w:p>
+        </w:tc>
+        <w:tc>
+          <w:tcPr/>
+          <w:p>
+            <w:pPr>
+              <w:pStyle w:val="Compact"/>
+              <w:jc w:val="center"/>
+            </w:pPr>
+            <m:oMath>
+              <m:r>
+                <m:rPr>
+                  <m:sty m:val="p"/>
+                </m:rPr>
+                <m:t>&gt;</m:t>
+              </m:r>
+              <m:r>
+                <m:t>80</m:t>
+              </m:r>
+              <m:r>
+                <m:rPr>
+                  <m:nor/>
+                  <m:sty m:val="p"/>
+                </m:rPr>
+                <m:t> mg/kg</m:t>
+              </m:r>
+            </m:oMath>
+            <w:r>
+              <w:t xml:space="preserve">​</w:t>
+            </w:r>
+          </w:p>
+        </w:tc>
+        <w:tc>
+          <w:tcPr/>
+          <w:p>
+            <w:pPr>
+              <w:pStyle w:val="Compact"/>
+              <w:jc w:val="left"/>
+            </w:pPr>
+            <w:r>
+              <w:t xml:space="preserve">LDD / LaMotte STH</w:t>
+            </w:r>
+          </w:p>
+        </w:tc>
+        <w:tc>
+          <w:tcPr/>
+          <w:p>
+            <w:pPr>
+              <w:pStyle w:val="Compact"/>
+              <w:jc w:val="left"/>
+            </w:pPr>
+            <w:r>
+              <w:t xml:space="preserve">ม่วงแดงมาเจนต้าเข้ม (Deep Magenta)</w:t>
+            </w:r>
+          </w:p>
+        </w:tc>
+        <w:tc>
+          <w:tcPr/>
+          <w:p>
+            <w:pPr>
+              <w:pStyle w:val="Compact"/>
+              <w:jc w:val="center"/>
+            </w:pPr>
+            <w:r>
+              <w:rPr>
+                <w:rStyle w:val="VerbatimChar"/>
+              </w:rPr>
+              <w:t xml:space="preserve">#7209b7</w:t>
+            </w:r>
+          </w:p>
+        </w:tc>
+      </w:tr>
+      <w:tr>
+        <w:tc>
+          <w:tcPr/>
+          <w:p>
+            <w:pPr>
+              <w:pStyle w:val="Compact"/>
+              <w:jc w:val="left"/>
+            </w:pPr>
+            <w:r>
+              <w:rPr>
+                <w:b/>
+                <w:bCs/>
+              </w:rPr>
+              <w:t xml:space="preserve">ฟอสฟอรัสที่เป็นประโยชน์</w:t>
+            </w:r>
+          </w:p>
+        </w:tc>
+        <w:tc>
+          <w:tcPr/>
+          <w:p>
+            <w:pPr>
+              <w:pStyle w:val="Compact"/>
+              <w:jc w:val="left"/>
+            </w:pPr>
+            <w:r>
+              <w:t xml:space="preserve">ต่ำมาก (Depleted / Very Low)</w:t>
+            </w:r>
+          </w:p>
+        </w:tc>
+        <w:tc>
+          <w:tcPr/>
+          <w:p>
+            <w:pPr>
+              <w:pStyle w:val="Compact"/>
+              <w:jc w:val="center"/>
+            </w:pPr>
+            <m:oMath>
+              <m:r>
+                <m:rPr>
+                  <m:sty m:val="p"/>
+                </m:rPr>
+                <m:t>&lt;</m:t>
+              </m:r>
+              <m:r>
+                <m:t>5</m:t>
+              </m:r>
+              <m:r>
+                <m:rPr>
+                  <m:nor/>
+                  <m:sty m:val="p"/>
+                </m:rPr>
+                <m:t> mg/kg</m:t>
+              </m:r>
+            </m:oMath>
+            <w:r>
+              <w:t xml:space="preserve">​</w:t>
+            </w:r>
+          </w:p>
+        </w:tc>
+        <w:tc>
+          <w:tcPr/>
+          <w:p>
+            <w:pPr>
+              <w:pStyle w:val="Compact"/>
+              <w:jc w:val="left"/>
+            </w:pPr>
+            <w:r>
+              <w:t xml:space="preserve">LDD Bray II / SSSA</w:t>
+            </w:r>
+          </w:p>
+        </w:tc>
+        <w:tc>
+          <w:tcPr/>
+          <w:p>
+            <w:pPr>
+              <w:pStyle w:val="Compact"/>
+              <w:jc w:val="left"/>
+            </w:pPr>
+            <w:r>
+              <w:t xml:space="preserve">เหลืองใสอมเขียวจาง (Pale Clear)</w:t>
+            </w:r>
+          </w:p>
+        </w:tc>
+        <w:tc>
+          <w:tcPr/>
+          <w:p>
+            <w:pPr>
+              <w:pStyle w:val="Compact"/>
+              <w:jc w:val="center"/>
+            </w:pPr>
+            <w:r>
+              <w:rPr>
+                <w:rStyle w:val="VerbatimChar"/>
+              </w:rPr>
+              <w:t xml:space="preserve">#faf0ca</w:t>
+            </w:r>
+          </w:p>
+        </w:tc>
+      </w:tr>
+      <w:tr>
+        <w:tc>
+          <w:tcPr/>
+          <w:p>
+            <w:pPr>
+              <w:pStyle w:val="Compact"/>
+              <w:jc w:val="left"/>
+            </w:pPr>
+            <w:r>
+              <w:t xml:space="preserve">(Available P)</w:t>
+            </w:r>
+          </w:p>
+        </w:tc>
+        <w:tc>
+          <w:tcPr/>
+          <w:p>
+            <w:pPr>
+              <w:pStyle w:val="Compact"/>
+              <w:jc w:val="left"/>
+            </w:pPr>
+            <w:r>
+              <w:t xml:space="preserve">ต่ำ (Deficient / Low)</w:t>
+            </w:r>
+          </w:p>
+        </w:tc>
+        <w:tc>
+          <w:tcPr/>
+          <w:p>
+            <w:pPr>
+              <w:pStyle w:val="Compact"/>
+              <w:jc w:val="center"/>
+            </w:pPr>
+            <m:oMath>
+              <m:r>
+                <m:t>5</m:t>
+              </m:r>
+              <m:r>
+                <m:rPr>
+                  <m:sty m:val="p"/>
+                </m:rPr>
+                <m:t>−</m:t>
+              </m:r>
+              <m:r>
+                <m:t>15</m:t>
+              </m:r>
+              <m:r>
+                <m:rPr>
+                  <m:nor/>
+                  <m:sty m:val="p"/>
+                </m:rPr>
+                <m:t> mg/kg</m:t>
+              </m:r>
+            </m:oMath>
+            <w:r>
+              <w:t xml:space="preserve">​</w:t>
+            </w:r>
+          </w:p>
+        </w:tc>
+        <w:tc>
+          <w:tcPr/>
+          <w:p>
+            <w:pPr>
+              <w:pStyle w:val="Compact"/>
+              <w:jc w:val="left"/>
+            </w:pPr>
+            <w:r>
+              <w:t xml:space="preserve">LDD Bray II / SSSA</w:t>
+            </w:r>
+          </w:p>
+        </w:tc>
+        <w:tc>
+          <w:tcPr/>
+          <w:p>
+            <w:pPr>
+              <w:pStyle w:val="Compact"/>
+              <w:jc w:val="left"/>
+            </w:pPr>
+            <w:r>
+              <w:t xml:space="preserve">ฟ้าอ่อนใส (Pale Sky Blue)</w:t>
+            </w:r>
+          </w:p>
+        </w:tc>
+        <w:tc>
+          <w:tcPr/>
+          <w:p>
+            <w:pPr>
+              <w:pStyle w:val="Compact"/>
+              <w:jc w:val="center"/>
+            </w:pPr>
+            <w:r>
+              <w:rPr>
+                <w:rStyle w:val="VerbatimChar"/>
+              </w:rPr>
+              <w:t xml:space="preserve">#a2d2ff</w:t>
+            </w:r>
+          </w:p>
+        </w:tc>
+      </w:tr>
+      <w:tr>
+        <w:tc>
+          <w:tcPr/>
+          <w:p>
+            <w:pPr>
+              <w:pStyle w:val="Compact"/>
+            </w:pPr>
+          </w:p>
+        </w:tc>
+        <w:tc>
+          <w:tcPr/>
+          <w:p>
+            <w:pPr>
+              <w:pStyle w:val="Compact"/>
+              <w:jc w:val="left"/>
+            </w:pPr>
+            <w:r>
+              <w:t xml:space="preserve">ปานกลาง (Adequate / Medium)</w:t>
+            </w:r>
+          </w:p>
+        </w:tc>
+        <w:tc>
+          <w:tcPr/>
+          <w:p>
+            <w:pPr>
+              <w:pStyle w:val="Compact"/>
+              <w:jc w:val="center"/>
+            </w:pPr>
+            <m:oMath>
+              <m:r>
+                <m:t>16</m:t>
+              </m:r>
+              <m:r>
+                <m:rPr>
+                  <m:sty m:val="p"/>
+                </m:rPr>
+                <m:t>−</m:t>
+              </m:r>
+              <m:r>
+                <m:t>30</m:t>
+              </m:r>
+              <m:r>
+                <m:rPr>
+                  <m:nor/>
+                  <m:sty m:val="p"/>
+                </m:rPr>
+                <m:t> mg/kg</m:t>
+              </m:r>
+            </m:oMath>
+            <w:r>
+              <w:t xml:space="preserve">​</w:t>
+            </w:r>
+          </w:p>
+        </w:tc>
+        <w:tc>
+          <w:tcPr/>
+          <w:p>
+            <w:pPr>
+              <w:pStyle w:val="Compact"/>
+              <w:jc w:val="left"/>
+            </w:pPr>
+            <w:r>
+              <w:t xml:space="preserve">LDD Bray II / SSSA</w:t>
+            </w:r>
+          </w:p>
+        </w:tc>
+        <w:tc>
+          <w:tcPr/>
+          <w:p>
+            <w:pPr>
+              <w:pStyle w:val="Compact"/>
+              <w:jc w:val="left"/>
+            </w:pPr>
+            <w:r>
+              <w:t xml:space="preserve">ฟ้าครามมิดเดิลบลู (Cyan Blue)</w:t>
+            </w:r>
+          </w:p>
+        </w:tc>
+        <w:tc>
+          <w:tcPr/>
+          <w:p>
+            <w:pPr>
+              <w:pStyle w:val="Compact"/>
+              <w:jc w:val="center"/>
+            </w:pPr>
+            <w:r>
+              <w:rPr>
+                <w:rStyle w:val="VerbatimChar"/>
+              </w:rPr>
+              <w:t xml:space="preserve">#3a86ff</w:t>
+            </w:r>
+          </w:p>
+        </w:tc>
+      </w:tr>
+      <w:tr>
+        <w:tc>
+          <w:tcPr/>
+          <w:p>
+            <w:pPr>
+              <w:pStyle w:val="Compact"/>
+            </w:pPr>
+          </w:p>
+        </w:tc>
+        <w:tc>
+          <w:tcPr/>
+          <w:p>
+            <w:pPr>
+              <w:pStyle w:val="Compact"/>
+              <w:jc w:val="left"/>
+            </w:pPr>
+            <w:r>
+              <w:t xml:space="preserve">สูง (Sufficient / High)</w:t>
+            </w:r>
+          </w:p>
+        </w:tc>
+        <w:tc>
+          <w:tcPr/>
+          <w:p>
+            <w:pPr>
+              <w:pStyle w:val="Compact"/>
+              <w:jc w:val="center"/>
+            </w:pPr>
+            <m:oMath>
+              <m:r>
+                <m:t>31</m:t>
+              </m:r>
+              <m:r>
+                <m:rPr>
+                  <m:sty m:val="p"/>
+                </m:rPr>
+                <m:t>−</m:t>
+              </m:r>
+              <m:r>
+                <m:t>60</m:t>
+              </m:r>
+              <m:r>
+                <m:rPr>
+                  <m:nor/>
+                  <m:sty m:val="p"/>
+                </m:rPr>
+                <m:t> mg/kg</m:t>
+              </m:r>
+            </m:oMath>
+            <w:r>
+              <w:t xml:space="preserve">​</w:t>
+            </w:r>
+          </w:p>
+        </w:tc>
+        <w:tc>
+          <w:tcPr/>
+          <w:p>
+            <w:pPr>
+              <w:pStyle w:val="Compact"/>
+              <w:jc w:val="left"/>
+            </w:pPr>
+            <w:r>
+              <w:t xml:space="preserve">LDD Bray II / SSSA</w:t>
+            </w:r>
+          </w:p>
+        </w:tc>
+        <w:tc>
+          <w:tcPr/>
+          <w:p>
+            <w:pPr>
+              <w:pStyle w:val="Compact"/>
+              <w:jc w:val="left"/>
+            </w:pPr>
+            <w:r>
+              <w:t xml:space="preserve">น้ำเงินเข้มรอยัลบลู (Royal Blue)</w:t>
+            </w:r>
+          </w:p>
+        </w:tc>
+        <w:tc>
+          <w:tcPr/>
+          <w:p>
+            <w:pPr>
+              <w:pStyle w:val="Compact"/>
+              <w:jc w:val="center"/>
+            </w:pPr>
+            <w:r>
+              <w:rPr>
+                <w:rStyle w:val="VerbatimChar"/>
+              </w:rPr>
+              <w:t xml:space="preserve">#003049</w:t>
+            </w:r>
+          </w:p>
+        </w:tc>
+      </w:tr>
+      <w:tr>
+        <w:tc>
+          <w:tcPr/>
+          <w:p>
+            <w:pPr>
+              <w:pStyle w:val="Compact"/>
+            </w:pPr>
+          </w:p>
+        </w:tc>
+        <w:tc>
+          <w:tcPr/>
+          <w:p>
+            <w:pPr>
+              <w:pStyle w:val="Compact"/>
+              <w:jc w:val="left"/>
+            </w:pPr>
+            <w:r>
+              <w:t xml:space="preserve">สูงมาก (Surplus / Very High)</w:t>
+            </w:r>
+          </w:p>
+        </w:tc>
+        <w:tc>
+          <w:tcPr/>
+          <w:p>
+            <w:pPr>
+              <w:pStyle w:val="Compact"/>
+              <w:jc w:val="center"/>
+            </w:pPr>
+            <m:oMath>
+              <m:r>
+                <m:rPr>
+                  <m:sty m:val="p"/>
+                </m:rPr>
+                <m:t>&gt;</m:t>
+              </m:r>
+              <m:r>
+                <m:t>60</m:t>
+              </m:r>
+              <m:r>
+                <m:rPr>
+                  <m:nor/>
+                  <m:sty m:val="p"/>
+                </m:rPr>
+                <m:t> mg/kg</m:t>
+              </m:r>
+            </m:oMath>
+            <w:r>
+              <w:t xml:space="preserve">​</w:t>
+            </w:r>
+          </w:p>
+        </w:tc>
+        <w:tc>
+          <w:tcPr/>
+          <w:p>
+            <w:pPr>
+              <w:pStyle w:val="Compact"/>
+              <w:jc w:val="left"/>
+            </w:pPr>
+            <w:r>
+              <w:t xml:space="preserve">LDD Bray II / SSSA</w:t>
+            </w:r>
+          </w:p>
+        </w:tc>
+        <w:tc>
+          <w:tcPr/>
+          <w:p>
+            <w:pPr>
+              <w:pStyle w:val="Compact"/>
+              <w:jc w:val="left"/>
+            </w:pPr>
+            <w:r>
+              <w:t xml:space="preserve">น้ำเงินมิดไนท์บลู (Midnight Navy)</w:t>
+            </w:r>
+          </w:p>
+        </w:tc>
+        <w:tc>
+          <w:tcPr/>
+          <w:p>
+            <w:pPr>
+              <w:pStyle w:val="Compact"/>
+              <w:jc w:val="center"/>
+            </w:pPr>
+            <w:r>
+              <w:rPr>
+                <w:rStyle w:val="VerbatimChar"/>
+              </w:rPr>
+              <w:t xml:space="preserve">#03045e</w:t>
+            </w:r>
+          </w:p>
+        </w:tc>
+      </w:tr>
+      <w:tr>
+        <w:tc>
+          <w:tcPr/>
+          <w:p>
+            <w:pPr>
+              <w:pStyle w:val="Compact"/>
+              <w:jc w:val="left"/>
+            </w:pPr>
+            <w:r>
+              <w:rPr>
+                <w:b/>
+                <w:bCs/>
+              </w:rPr>
+              <w:t xml:space="preserve">โพแทสเซียมที่แลกเปลี่ยนได้</w:t>
+            </w:r>
+          </w:p>
+        </w:tc>
+        <w:tc>
+          <w:tcPr/>
+          <w:p>
+            <w:pPr>
+              <w:pStyle w:val="Compact"/>
+              <w:jc w:val="left"/>
+            </w:pPr>
+            <w:r>
+              <w:t xml:space="preserve">ต่ำมาก (Depleted / Very Low)</w:t>
+            </w:r>
+          </w:p>
+        </w:tc>
+        <w:tc>
+          <w:tcPr/>
+          <w:p>
+            <w:pPr>
+              <w:pStyle w:val="Compact"/>
+              <w:jc w:val="center"/>
+            </w:pPr>
+            <m:oMath>
+              <m:r>
+                <m:rPr>
+                  <m:sty m:val="p"/>
+                </m:rPr>
+                <m:t>&lt;</m:t>
+              </m:r>
+              <m:r>
+                <m:t>40</m:t>
+              </m:r>
+              <m:r>
+                <m:rPr>
+                  <m:nor/>
+                  <m:sty m:val="p"/>
+                </m:rPr>
+                <m:t> mg/kg</m:t>
+              </m:r>
+            </m:oMath>
+            <w:r>
+              <w:t xml:space="preserve">​</w:t>
+            </w:r>
+          </w:p>
+        </w:tc>
+        <w:tc>
+          <w:tcPr/>
+          <w:p>
+            <w:pPr>
+              <w:pStyle w:val="Compact"/>
+              <w:jc w:val="left"/>
+            </w:pPr>
+            <w:r>
+              <w:t xml:space="preserve">LDD / SSSA</w:t>
+            </w:r>
+          </w:p>
+        </w:tc>
+        <w:tc>
+          <w:tcPr/>
+          <w:p>
+            <w:pPr>
+              <w:pStyle w:val="Compact"/>
+              <w:jc w:val="left"/>
+            </w:pPr>
+            <w:r>
+              <w:t xml:space="preserve">สารละลายใสไร้ตะกอน (Clear)</w:t>
+            </w:r>
+          </w:p>
+        </w:tc>
+        <w:tc>
+          <w:tcPr/>
+          <w:p>
+            <w:pPr>
+              <w:pStyle w:val="Compact"/>
+              <w:jc w:val="center"/>
+            </w:pPr>
+            <w:r>
+              <w:rPr>
+                <w:rStyle w:val="VerbatimChar"/>
+              </w:rPr>
+              <w:t xml:space="preserve">#edf2f4</w:t>
+            </w:r>
+          </w:p>
+        </w:tc>
+      </w:tr>
+      <w:tr>
+        <w:tc>
+          <w:tcPr/>
+          <w:p>
+            <w:pPr>
+              <w:pStyle w:val="Compact"/>
+              <w:jc w:val="left"/>
+            </w:pPr>
+            <w:r>
+              <w:t xml:space="preserve">(Exchangeable K)</w:t>
+            </w:r>
+          </w:p>
+        </w:tc>
+        <w:tc>
+          <w:tcPr/>
+          <w:p>
+            <w:pPr>
+              <w:pStyle w:val="Compact"/>
+              <w:jc w:val="left"/>
+            </w:pPr>
+            <w:r>
+              <w:t xml:space="preserve">ต่ำ (Deficient / Low)</w:t>
+            </w:r>
+          </w:p>
+        </w:tc>
+        <w:tc>
+          <w:tcPr/>
+          <w:p>
+            <w:pPr>
+              <w:pStyle w:val="Compact"/>
+              <w:jc w:val="center"/>
+            </w:pPr>
+            <m:oMath>
+              <m:r>
+                <m:t>40</m:t>
+              </m:r>
+              <m:r>
+                <m:rPr>
+                  <m:sty m:val="p"/>
+                </m:rPr>
+                <m:t>−</m:t>
+              </m:r>
+              <m:r>
+                <m:t>80</m:t>
+              </m:r>
+              <m:r>
+                <m:rPr>
+                  <m:nor/>
+                  <m:sty m:val="p"/>
+                </m:rPr>
+                <m:t> mg/kg</m:t>
+              </m:r>
+            </m:oMath>
+            <w:r>
+              <w:t xml:space="preserve">​</w:t>
+            </w:r>
+          </w:p>
+        </w:tc>
+        <w:tc>
+          <w:tcPr/>
+          <w:p>
+            <w:pPr>
+              <w:pStyle w:val="Compact"/>
+              <w:jc w:val="left"/>
+            </w:pPr>
+            <w:r>
+              <w:t xml:space="preserve">LDD / SSSA</w:t>
+            </w:r>
+          </w:p>
+        </w:tc>
+        <w:tc>
+          <w:tcPr/>
+          <w:p>
+            <w:pPr>
+              <w:pStyle w:val="Compact"/>
+              <w:jc w:val="left"/>
+            </w:pPr>
+            <w:r>
+              <w:t xml:space="preserve">ขุ่นมัวฝ้าจางๆ (Hazy Amber)</w:t>
+            </w:r>
+          </w:p>
+        </w:tc>
+        <w:tc>
+          <w:tcPr/>
+          <w:p>
+            <w:pPr>
+              <w:pStyle w:val="Compact"/>
+              <w:jc w:val="center"/>
+            </w:pPr>
+            <w:r>
+              <w:rPr>
+                <w:rStyle w:val="VerbatimChar"/>
+              </w:rPr>
+              <w:t xml:space="preserve">#ffd166</w:t>
+            </w:r>
+          </w:p>
+        </w:tc>
+      </w:tr>
+      <w:tr>
+        <w:tc>
+          <w:tcPr/>
+          <w:p>
+            <w:pPr>
+              <w:pStyle w:val="Compact"/>
+            </w:pPr>
+          </w:p>
+        </w:tc>
+        <w:tc>
+          <w:tcPr/>
+          <w:p>
+            <w:pPr>
+              <w:pStyle w:val="Compact"/>
+              <w:jc w:val="left"/>
+            </w:pPr>
+            <w:r>
+              <w:t xml:space="preserve">ปานกลาง (Adequate / Medium)</w:t>
+            </w:r>
+          </w:p>
+        </w:tc>
+        <w:tc>
+          <w:tcPr/>
+          <w:p>
+            <w:pPr>
+              <w:pStyle w:val="Compact"/>
+              <w:jc w:val="center"/>
+            </w:pPr>
+            <m:oMath>
+              <m:r>
+                <m:t>81</m:t>
+              </m:r>
+              <m:r>
+                <m:rPr>
+                  <m:sty m:val="p"/>
+                </m:rPr>
+                <m:t>−</m:t>
+              </m:r>
+              <m:r>
+                <m:t>150</m:t>
+              </m:r>
+              <m:r>
+                <m:rPr>
+                  <m:nor/>
+                  <m:sty m:val="p"/>
+                </m:rPr>
+                <m:t> mg/kg</m:t>
+              </m:r>
+            </m:oMath>
+            <w:r>
+              <w:t xml:space="preserve">​</w:t>
+            </w:r>
+          </w:p>
+        </w:tc>
+        <w:tc>
+          <w:tcPr/>
+          <w:p>
+            <w:pPr>
+              <w:pStyle w:val="Compact"/>
+              <w:jc w:val="left"/>
+            </w:pPr>
+            <w:r>
+              <w:t xml:space="preserve">LDD / SSSA</w:t>
+            </w:r>
+          </w:p>
+        </w:tc>
+        <w:tc>
+          <w:tcPr/>
+          <w:p>
+            <w:pPr>
+              <w:pStyle w:val="Compact"/>
+              <w:jc w:val="left"/>
+            </w:pPr>
+            <w:r>
+              <w:t xml:space="preserve">ขุ่นส้มทองคำ (Golden Orange)</w:t>
+            </w:r>
+          </w:p>
+        </w:tc>
+        <w:tc>
+          <w:tcPr/>
+          <w:p>
+            <w:pPr>
+              <w:pStyle w:val="Compact"/>
+              <w:jc w:val="center"/>
+            </w:pPr>
+            <w:r>
+              <w:rPr>
+                <w:rStyle w:val="VerbatimChar"/>
+              </w:rPr>
+              <w:t xml:space="preserve">#f3722c</w:t>
+            </w:r>
+          </w:p>
+        </w:tc>
+      </w:tr>
+      <w:tr>
+        <w:tc>
+          <w:tcPr/>
+          <w:p>
+            <w:pPr>
+              <w:pStyle w:val="Compact"/>
+            </w:pPr>
+          </w:p>
+        </w:tc>
+        <w:tc>
+          <w:tcPr/>
+          <w:p>
+            <w:pPr>
+              <w:pStyle w:val="Compact"/>
+              <w:jc w:val="left"/>
+            </w:pPr>
+            <w:r>
+              <w:t xml:space="preserve">สูง (Sufficient / High)</w:t>
+            </w:r>
+          </w:p>
+        </w:tc>
+        <w:tc>
+          <w:tcPr/>
+          <w:p>
+            <w:pPr>
+              <w:pStyle w:val="Compact"/>
+              <w:jc w:val="center"/>
+            </w:pPr>
+            <m:oMath>
+              <m:r>
+                <m:t>151</m:t>
+              </m:r>
+              <m:r>
+                <m:rPr>
+                  <m:sty m:val="p"/>
+                </m:rPr>
+                <m:t>−</m:t>
+              </m:r>
+              <m:r>
+                <m:t>250</m:t>
+              </m:r>
+              <m:r>
+                <m:rPr>
+                  <m:nor/>
+                  <m:sty m:val="p"/>
+                </m:rPr>
+                <m:t> mg/kg</m:t>
+              </m:r>
+            </m:oMath>
+            <w:r>
+              <w:t xml:space="preserve">​</w:t>
+            </w:r>
+          </w:p>
+        </w:tc>
+        <w:tc>
+          <w:tcPr/>
+          <w:p>
+            <w:pPr>
+              <w:pStyle w:val="Compact"/>
+              <w:jc w:val="left"/>
+            </w:pPr>
+            <w:r>
+              <w:t xml:space="preserve">LDD / SSSA</w:t>
+            </w:r>
+          </w:p>
+        </w:tc>
+        <w:tc>
+          <w:tcPr/>
+          <w:p>
+            <w:pPr>
+              <w:pStyle w:val="Compact"/>
+              <w:jc w:val="left"/>
+            </w:pPr>
+            <w:r>
+              <w:t xml:space="preserve">ตะกอนส้มแดงขุ่น (Dense Orange)</w:t>
+            </w:r>
+          </w:p>
+        </w:tc>
+        <w:tc>
+          <w:tcPr/>
+          <w:p>
+            <w:pPr>
+              <w:pStyle w:val="Compact"/>
+              <w:jc w:val="center"/>
+            </w:pPr>
+            <w:r>
+              <w:rPr>
+                <w:rStyle w:val="VerbatimChar"/>
+              </w:rPr>
+              <w:t xml:space="preserve">#d90429</w:t>
+            </w:r>
+          </w:p>
+        </w:tc>
+      </w:tr>
+      <w:tr>
+        <w:tc>
+          <w:tcPr/>
+          <w:p>
+            <w:pPr>
+              <w:pStyle w:val="Compact"/>
+            </w:pPr>
+          </w:p>
+        </w:tc>
+        <w:tc>
+          <w:tcPr/>
+          <w:p>
+            <w:pPr>
+              <w:pStyle w:val="Compact"/>
+              <w:jc w:val="left"/>
+            </w:pPr>
+            <w:r>
+              <w:t xml:space="preserve">สูงมาก (Surplus / Very High)</w:t>
+            </w:r>
+          </w:p>
+        </w:tc>
+        <w:tc>
+          <w:tcPr/>
+          <w:p>
+            <w:pPr>
+              <w:pStyle w:val="Compact"/>
+              <w:jc w:val="center"/>
+            </w:pPr>
+            <m:oMath>
+              <m:r>
+                <m:rPr>
+                  <m:sty m:val="p"/>
+                </m:rPr>
+                <m:t>&gt;</m:t>
+              </m:r>
+              <m:r>
+                <m:t>250</m:t>
+              </m:r>
+              <m:r>
+                <m:rPr>
+                  <m:nor/>
+                  <m:sty m:val="p"/>
+                </m:rPr>
+                <m:t> mg/kg</m:t>
+              </m:r>
+            </m:oMath>
+            <w:r>
+              <w:t xml:space="preserve">​</w:t>
+            </w:r>
+          </w:p>
+        </w:tc>
+        <w:tc>
+          <w:tcPr/>
+          <w:p>
+            <w:pPr>
+              <w:pStyle w:val="Compact"/>
+              <w:jc w:val="left"/>
+            </w:pPr>
+            <w:r>
+              <w:t xml:space="preserve">LDD / SSSA</w:t>
+            </w:r>
+          </w:p>
+        </w:tc>
+        <w:tc>
+          <w:tcPr/>
+          <w:p>
+            <w:pPr>
+              <w:pStyle w:val="Compact"/>
+              <w:jc w:val="left"/>
+            </w:pPr>
+            <w:r>
+              <w:t xml:space="preserve">ตะกอนทึบแสงหนาแน่น (Opaque)</w:t>
+            </w:r>
+          </w:p>
+        </w:tc>
+        <w:tc>
+          <w:tcPr/>
+          <w:p>
+            <w:pPr>
+              <w:pStyle w:val="Compact"/>
+              <w:jc w:val="center"/>
+            </w:pPr>
+            <w:r>
+              <w:rPr>
+                <w:rStyle w:val="VerbatimChar"/>
+              </w:rPr>
+              <w:t xml:space="preserve">#6a040f</w:t>
+            </w:r>
+          </w:p>
+        </w:tc>
+      </w:tr>
+    </w:tbl>
+    <w:bookmarkEnd w:id="48"/>
+    <w:bookmarkStart w:id="49" w:name="Xf4fef1172dee9c1f76b70751df61f2893656285"/>
+    <w:p>
+      <w:pPr>
+        <w:pStyle w:val="Heading3"/>
+      </w:pPr>
+      <w:r>
+        <w:t xml:space="preserve">2.7.4 ข้อจำกัดของการอ่านแถบสีด้วยสายตามนุษย์และที่มาของการพัฒนาระบบทัศนศาสตร์ออปติคอล</w:t>
+      </w:r>
+    </w:p>
+    <w:p>
+      <w:pPr>
+        <w:pStyle w:val="FirstParagraph"/>
+      </w:pPr>
+      <w:r>
+        <w:t xml:space="preserve">แม้ว่าชุดทดสอบดินทางเคมีแบบแถบสีจะมีประโยชน์อย่างยิ่งในการประเมินระดับธาตุอาหารภาคสนาม แต่การใช้งานจริงยังคงประสบกับข้อจำกัดทางวิทยาศาสตร์ 4 ประการ ได้แก่</w:t>
       </w:r>
     </w:p>
     <w:p>
@@ -4127,13 +8229,13 @@
           <w:b/>
           <w:bCs/>
         </w:rPr>
-        <w:t xml:space="preserve">ผิวเคลือบดูดกลืนแสง (Matt Black Anti-reflective Coating)</w:t>
-      </w:r>
-      <w:r>
-        <w:t xml:space="preserve"> </w:t>
-      </w:r>
-      <w:r>
-        <w:t xml:space="preserve">ผนังภายในกล่องทั้งหมดได้รับการเคลือบด้วยสารดูดกลืนแสงสีดำด้านชนิดพิเศษที่มีค่าการสะท้อนแสงผิวน้อยกว่าร้อยละ 1 เพื่อป้องกันการเกิดแสงสะท้อนภายในหลายชั้น (Internal Stray Light)</w:t>
+        <w:t xml:space="preserve">ความแปรปรวนจากสายตาและอัตวิสัยของผู้ประเมิน (Subjectivity and Eye Fatigue)</w:t>
+      </w:r>
+      <w:r>
+        <w:t xml:space="preserve"> </w:t>
+      </w:r>
+      <w:r>
+        <w:t xml:space="preserve">ความสามารถในการแยกแยะเฉดสีของมนุษย์มีความแตกต่างกันในแต่ละบุคคล และเมื่อต้องตรวจวัดตัวอย่างจำนวนมากในแปลงเกษตรกรรม สายตาจะเกิดอาการล้า ส่งผลให้เกิดความคลาดเคลื่อนในการจำแนกระดับคุณภาพดิน โดยเฉพาะตัวอย่างที่ตกอยู่บริเวณรอยต่อของสองระดับสี</w:t>
       </w:r>
     </w:p>
     <w:p>
@@ -4149,13 +8251,13 @@
           <w:b/>
           <w:bCs/>
         </w:rPr>
-        <w:t xml:space="preserve">แผ่นกั้นดักแสง (Optical Light-trap Baffles)</w:t>
-      </w:r>
-      <w:r>
-        <w:t xml:space="preserve"> </w:t>
-      </w:r>
-      <w:r>
-        <w:t xml:space="preserve">ติดตั้งรอบบริเวณขอบฝาเปิด-ปิดและช่องบรรจุถาดตัวอย่าง เพื่อป้องกันแสงจากภายนอกเล็ดลอดเข้ามาในระหว่างการตรวจวัด</w:t>
+        <w:t xml:space="preserve">ผลกระทบจากความเข้มและอุณหภูมิสีของแสงแวดล้อม (Ambient Lux and Metamerism)</w:t>
+      </w:r>
+      <w:r>
+        <w:t xml:space="preserve"> </w:t>
+      </w:r>
+      <w:r>
+        <w:t xml:space="preserve">การอ่านแถบสีภายใต้สภาพแสงธรรมชาติที่แตกต่างกัน เช่น แสงแดดจัดช่วงเที่ยงวัน แสงร่มเงาใต้ต้นไม้ หรือแสงยามเย็น จะทำให้สเปกตรัมของแสงสะท้อนเปลี่ยนไป (Metameric Failure) ส่งผลให้เฉดสีที่ตามองเห็นบิดเบือนไปจากความเป็นจริง</w:t>
       </w:r>
     </w:p>
     <w:p>
@@ -4171,13 +8273,13 @@
           <w:b/>
           <w:bCs/>
         </w:rPr>
-        <w:t xml:space="preserve">ถาดบรรจุตัวอย่างดินมาตรฐาน (Standard Soil Sample Holder)</w:t>
-      </w:r>
-      <w:r>
-        <w:t xml:space="preserve"> </w:t>
-      </w:r>
-      <w:r>
-        <w:t xml:space="preserve">ทำจากวัสดุอะคริลิกสีดำ มีขนาดเส้นผ่านศูนย์กลาง 35 มิลลิเมตร ลึก 8 มิลลิเมตร สามารถบรรจุตัวอย่างดินได้ปริมาตรคงที่ 7.5 ลูกบาศก์เซนติเมตร และจัดวางในตำแหน่งกึ่งกลางระนาบแสงตกกระทบพอดี</w:t>
+        <w:t xml:space="preserve">การใช้สารเคมีอันตรายและของเสียปนเปื้อน (Hazardous Chemical Waste)</w:t>
+      </w:r>
+      <w:r>
+        <w:t xml:space="preserve"> </w:t>
+      </w:r>
+      <w:r>
+        <w:t xml:space="preserve">การทดสอบทางเคมีทุกครั้งต้องใช้กรดแก่ ตัวทำละลาย และสารเชื่อมไดอะโซ ซึ่งมีความเป็นพิษต่อผู้ใช้งานและจำเป็นต้องมีระบบกำจัดของเสียสารเคมีที่ถูกต้องเพื่อไม่ให้ปนเปื้อนสู่แปลงเกษตรกรรม</w:t>
       </w:r>
     </w:p>
     <w:p>
@@ -4193,6 +8295,307 @@
           <w:b/>
           <w:bCs/>
         </w:rPr>
+        <w:t xml:space="preserve">การขาดข้อมูลเชิงปริมาณความละเอียดสูง (Lack of Continuous Quantitative Values)</w:t>
+      </w:r>
+      <w:r>
+        <w:t xml:space="preserve"> </w:t>
+      </w:r>
+      <w:r>
+        <w:t xml:space="preserve">แถบสีสามารถบอกได้เพียงช่วงกว้างเชิงกลุ่ม (Categorical Range) เช่น</w:t>
+      </w:r>
+      <w:r>
+        <w:t xml:space="preserve"> </w:t>
+      </w:r>
+      <w:r>
+        <w:t xml:space="preserve">“ต่ำ”</w:t>
+      </w:r>
+      <w:r>
+        <w:t xml:space="preserve"> </w:t>
+      </w:r>
+      <w:r>
+        <w:t xml:space="preserve">หรือ</w:t>
+      </w:r>
+      <w:r>
+        <w:t xml:space="preserve"> </w:t>
+      </w:r>
+      <w:r>
+        <w:t xml:space="preserve">“ปานกลาง”</w:t>
+      </w:r>
+      <w:r>
+        <w:t xml:space="preserve"> </w:t>
+      </w:r>
+      <w:r>
+        <w:t xml:space="preserve">แต่ไม่สามารถระบุค่าตัวเลขความเข้มข้นที่แม่นยำในหน่วย</w:t>
+      </w:r>
+      <w:r>
+        <w:t xml:space="preserve"> </w:t>
+      </w:r>
+      <m:oMath>
+        <m:r>
+          <m:rPr>
+            <m:nor/>
+            <m:sty m:val="p"/>
+          </m:rPr>
+          <m:t>mg/kg</m:t>
+        </m:r>
+      </m:oMath>
+      <w:r>
+        <w:t xml:space="preserve"> </w:t>
+      </w:r>
+      <w:r>
+        <w:t xml:space="preserve">ได้ ทำให้ไม่สามารถนำไปคำนวณปริมาณปุ๋ยเคมีรายต้นตามหลักการเกษตรแม่นยำสูง (Variable Rate Fertilization) ได้อย่างสมบูรณ์</w:t>
+      </w:r>
+    </w:p>
+    <w:p>
+      <w:pPr>
+        <w:pStyle w:val="FirstParagraph"/>
+      </w:pPr>
+      <w:r>
+        <w:t xml:space="preserve">ข้อจำกัดข้างต้นจึงเป็นแรงขับเคลื่อนสำคัญที่นำไปสู่โจทย์วิจัยในการออกแบบชุดวิเคราะห์ที่ใช้</w:t>
+      </w:r>
+      <w:r>
+        <w:t xml:space="preserve"> </w:t>
+      </w:r>
+      <w:r>
+        <w:rPr>
+          <w:b/>
+          <w:bCs/>
+        </w:rPr>
+        <w:t xml:space="preserve">หลักการสะท้อนแสงแบบกระจาย (Diffuse Reflectance) ภายในกล่องควบคุมสภาพแสงระบบปิด (Optical Dark Chamber)</w:t>
+      </w:r>
+      <w:r>
+        <w:t xml:space="preserve"> </w:t>
+      </w:r>
+      <w:r>
+        <w:t xml:space="preserve">ร่วมกับการกระตุ้นแสงหลายความยาวคลื่น และการใช้</w:t>
+      </w:r>
+      <w:r>
+        <w:t xml:space="preserve"> </w:t>
+      </w:r>
+      <w:r>
+        <w:rPr>
+          <w:b/>
+          <w:bCs/>
+        </w:rPr>
+        <w:t xml:space="preserve">แบบจำลองปัญญาประดิษฐ์ (Artificial Intelligence)</w:t>
+      </w:r>
+      <w:r>
+        <w:t xml:space="preserve"> </w:t>
+      </w:r>
+      <w:r>
+        <w:t xml:space="preserve">เพื่อทำนายปริมาณธาตุอาหารออกมาเป็นค่าตัวเลขเชิงปริมาณที่แม่นยำเทียบเท่าห้องปฏิบัติการ พร้อมทั้งสามารถสร้างแถบสีดิจิทัลมาตรฐาน (Digital Color Badge Chip) แสดงผลคู่ขนานกันได้อย่างมีประสิทธิภาพ</w:t>
+      </w:r>
+    </w:p>
+    <w:bookmarkEnd w:id="49"/>
+    <w:bookmarkEnd w:id="50"/>
+    <w:bookmarkEnd w:id="51"/>
+    <w:bookmarkStart w:id="52" w:name="บทท-3"/>
+    <w:p>
+      <w:pPr>
+        <w:pStyle w:val="Heading1"/>
+      </w:pPr>
+      <w:r>
+        <w:t xml:space="preserve">บทที่ 3</w:t>
+      </w:r>
+    </w:p>
+    <w:bookmarkEnd w:id="52"/>
+    <w:bookmarkStart w:id="75" w:name="วธดำเนนการวจย"/>
+    <w:p>
+      <w:pPr>
+        <w:pStyle w:val="Heading1"/>
+      </w:pPr>
+      <w:r>
+        <w:t xml:space="preserve">วิธีดำเนินการวิจัย</w:t>
+      </w:r>
+    </w:p>
+    <w:p>
+      <w:pPr>
+        <w:pStyle w:val="FirstParagraph"/>
+      </w:pPr>
+      <w:r>
+        <w:t xml:space="preserve">การวิจัยเรื่องการพัฒนาชุดวิเคราะห์ปริมาณไนโตรเจนและฟอสฟอรัสในดินแบบพกพาด้วยหลักการสะท้อนแสงร่วมกับปัญญาประดิษฐ์ เป็นการวิจัยเชิงทดลองและพัฒนานวัตกรรม (Experimental and Developmental Research) ที่บูรณาการหลักการทางทัศนศาสตร์ฟิสิกส์ วิศวกรรมสมองกลฝังตัว เคมีวิเคราะห์ และปัญญาประดิษฐ์ เพื่อสร้างเครื่องมือตรวจวัดดินภาคสนามที่แม่นยำและใช้งานได้จริง โดยมีขั้นตอนการดำเนินการวิจัย 5 ขั้นตอนหลัก ได้แก่</w:t>
+      </w:r>
+    </w:p>
+    <w:p>
+      <w:pPr>
+        <w:pStyle w:val="Compact"/>
+        <w:numPr>
+          <w:ilvl w:val="0"/>
+          <w:numId w:val="1012"/>
+        </w:numPr>
+      </w:pPr>
+      <w:r>
+        <w:t xml:space="preserve">การออกแบบและสร้างระบบฮาร์ดแวร์ต้นแบบและกล่องควบคุมสภาพแสง (Optical Dark Chamber)</w:t>
+      </w:r>
+    </w:p>
+    <w:p>
+      <w:pPr>
+        <w:pStyle w:val="Compact"/>
+        <w:numPr>
+          <w:ilvl w:val="0"/>
+          <w:numId w:val="1012"/>
+        </w:numPr>
+      </w:pPr>
+      <w:r>
+        <w:t xml:space="preserve">การเก็บตัวอย่างดินและการวิเคราะห์ค่าอ้างอิงมาตรฐานในห้องปฏิบัติการ</w:t>
+      </w:r>
+    </w:p>
+    <w:p>
+      <w:pPr>
+        <w:pStyle w:val="Compact"/>
+        <w:numPr>
+          <w:ilvl w:val="0"/>
+          <w:numId w:val="1012"/>
+        </w:numPr>
+      </w:pPr>
+      <w:r>
+        <w:t xml:space="preserve">การตรวจวัดสเปกตรัมการสะท้อนแสงและการประมวลผลสัญญาณเคมีเมตริกส์</w:t>
+      </w:r>
+    </w:p>
+    <w:p>
+      <w:pPr>
+        <w:pStyle w:val="Compact"/>
+        <w:numPr>
+          <w:ilvl w:val="0"/>
+          <w:numId w:val="1012"/>
+        </w:numPr>
+      </w:pPr>
+      <w:r>
+        <w:t xml:space="preserve">การพัฒนาและฝึกสอนแบบจำลองปัญญาประดิษฐ์และการแปลงสู่ระบบสมองกลฝังตัว (Edge TinyML)</w:t>
+      </w:r>
+    </w:p>
+    <w:p>
+      <w:pPr>
+        <w:pStyle w:val="Compact"/>
+        <w:numPr>
+          <w:ilvl w:val="0"/>
+          <w:numId w:val="1012"/>
+        </w:numPr>
+      </w:pPr>
+      <w:r>
+        <w:t xml:space="preserve">ระเบียบวิธีการตรวจสอบความใช้ได้ของวิธีและสถิติทดสอบสมมติฐาน</w:t>
+      </w:r>
+    </w:p>
+    <w:p>
+      <w:r>
+        <w:pict>
+          <v:rect style="width:0;height:1.5pt" o:hralign="center" o:hrstd="t" o:hr="t"/>
+        </w:pict>
+      </w:r>
+    </w:p>
+    <w:bookmarkStart w:id="56" w:name="Xd4e2704689ef589c69e731931f8b843a457bef0"/>
+    <w:p>
+      <w:pPr>
+        <w:pStyle w:val="Heading2"/>
+      </w:pPr>
+      <w:r>
+        <w:t xml:space="preserve">3.1 การออกแบบและสร้างระบบฮาร์ดแวร์ต้นแบบและกล่องควบคุมสภาพแสง</w:t>
+      </w:r>
+    </w:p>
+    <w:bookmarkStart w:id="53" w:name="Xee3b45c38f7f8baa3087d0112b061e5cfa5bf2a"/>
+    <w:p>
+      <w:pPr>
+        <w:pStyle w:val="Heading3"/>
+      </w:pPr>
+      <w:r>
+        <w:t xml:space="preserve">3.1.1 โครงสร้างกล่องวัดแบบทึบแสง (Optical Dark Chamber)</w:t>
+      </w:r>
+    </w:p>
+    <w:p>
+      <w:pPr>
+        <w:pStyle w:val="FirstParagraph"/>
+      </w:pPr>
+      <w:r>
+        <w:t xml:space="preserve">เพื่อขจัดสัญญาณรบกวนจากความผันผวนของแสงแวดล้อมภายนอก (Ambient Light) อย่างสมบูรณ์ คณะผู้วิจัยได้ออกแบบโครงสร้างกล่องวัดแบบทึบแสงด้วยโปรแกรมคอมพิวเตอร์ช่วยออกแบบเชิงวิศวกรรม (Computer-Aided Design หรือ CAD) และขึ้นรูปชิ้นงานด้วยเครื่องพิมพ์สามมิติ (3D Printing) โดยใช้วัสดุเส้นใยพอลิเมอร์ชนิด PETG (Polyethylene Terephthalate Glycol) ซึ่งมีคุณสมบัติทนทานต่อแรงกระแทก ไม่บิดงอในสภาพอากาศร้อน และทนต่อความชื้นในแปลงเกษตรกรรม</w:t>
+      </w:r>
+    </w:p>
+    <w:p>
+      <w:pPr>
+        <w:pStyle w:val="BodyText"/>
+      </w:pPr>
+      <w:r>
+        <w:t xml:space="preserve">กล่องตรวจวัดมีขนาดกะทัดรัด 120 x 80 x 65 มิลลิเมตร น้ำหนักรวมไม่เกิน 380 กรัม เหมาะสำหรับการพกพา ภายในกล่องได้รับการออกแบบตามหลักทัศนศาสตร์ โดยประกอบด้วยส่วนประกอบสำคัญดังนี้</w:t>
+      </w:r>
+    </w:p>
+    <w:p>
+      <w:pPr>
+        <w:pStyle w:val="Compact"/>
+        <w:numPr>
+          <w:ilvl w:val="0"/>
+          <w:numId w:val="1013"/>
+        </w:numPr>
+      </w:pPr>
+      <w:r>
+        <w:rPr>
+          <w:b/>
+          <w:bCs/>
+        </w:rPr>
+        <w:t xml:space="preserve">ผิวเคลือบดูดกลืนแสง (Matt Black Anti-reflective Coating)</w:t>
+      </w:r>
+      <w:r>
+        <w:t xml:space="preserve"> </w:t>
+      </w:r>
+      <w:r>
+        <w:t xml:space="preserve">ผนังภายในกล่องทั้งหมดได้รับการเคลือบด้วยสารดูดกลืนแสงสีดำด้านชนิดพิเศษที่มีค่าการสะท้อนแสงผิวน้อยกว่าร้อยละ 1 เพื่อป้องกันการเกิดแสงสะท้อนภายในหลายชั้น (Internal Stray Light)</w:t>
+      </w:r>
+    </w:p>
+    <w:p>
+      <w:pPr>
+        <w:pStyle w:val="Compact"/>
+        <w:numPr>
+          <w:ilvl w:val="0"/>
+          <w:numId w:val="1013"/>
+        </w:numPr>
+      </w:pPr>
+      <w:r>
+        <w:rPr>
+          <w:b/>
+          <w:bCs/>
+        </w:rPr>
+        <w:t xml:space="preserve">แผ่นกั้นดักแสง (Optical Light-trap Baffles)</w:t>
+      </w:r>
+      <w:r>
+        <w:t xml:space="preserve"> </w:t>
+      </w:r>
+      <w:r>
+        <w:t xml:space="preserve">ติดตั้งรอบบริเวณขอบฝาเปิด-ปิดและช่องบรรจุถาดตัวอย่าง เพื่อป้องกันแสงจากภายนอกเล็ดลอดเข้ามาในระหว่างการตรวจวัด</w:t>
+      </w:r>
+    </w:p>
+    <w:p>
+      <w:pPr>
+        <w:pStyle w:val="Compact"/>
+        <w:numPr>
+          <w:ilvl w:val="0"/>
+          <w:numId w:val="1013"/>
+        </w:numPr>
+      </w:pPr>
+      <w:r>
+        <w:rPr>
+          <w:b/>
+          <w:bCs/>
+        </w:rPr>
+        <w:t xml:space="preserve">ถาดบรรจุตัวอย่างดินมาตรฐาน (Standard Soil Sample Holder)</w:t>
+      </w:r>
+      <w:r>
+        <w:t xml:space="preserve"> </w:t>
+      </w:r>
+      <w:r>
+        <w:t xml:space="preserve">ทำจากวัสดุอะคริลิกสีดำ มีขนาดเส้นผ่านศูนย์กลาง 35 มิลลิเมตร ลึก 8 มิลลิเมตร สามารถบรรจุตัวอย่างดินได้ปริมาตรคงที่ 7.5 ลูกบาศก์เซนติเมตร และจัดวางในตำแหน่งกึ่งกลางระนาบแสงตกกระทบพอดี</w:t>
+      </w:r>
+    </w:p>
+    <w:p>
+      <w:pPr>
+        <w:pStyle w:val="Compact"/>
+        <w:numPr>
+          <w:ilvl w:val="0"/>
+          <w:numId w:val="1013"/>
+        </w:numPr>
+      </w:pPr>
+      <w:r>
+        <w:rPr>
+          <w:b/>
+          <w:bCs/>
+        </w:rPr>
         <w:t xml:space="preserve">แท่นยึดสมาร์ทโฟนและโมดูลตรวจวัดเชิงแสง</w:t>
       </w:r>
       <w:r>
@@ -4202,8 +8605,8 @@
         <w:t xml:space="preserve">ออกแบบให้สามารถติดตั้งสมาร์ทโฟนหรือโมดูลตรวจวัดออปติคอลได้อย่างมั่นคง โดยมีระยะห่างทางทัศนศาสตร์จากเลนส์ถึงพื้นผิวตัวอย่างดินคงที่ 50 มิลลิเมตร และทำมุมตกกระทบของแสง 45 องศา เพื่อลดการสะท้อนแบบกระจกเงา (Specular Reflection) และรับเฉพาะแสงสะท้อนแบบกระจาย (Diffuse Reflection) ในแนวตั้งฉาก (มุม 0 องศา)</w:t>
       </w:r>
     </w:p>
-    <w:bookmarkEnd w:id="48"/>
-    <w:bookmarkStart w:id="49" w:name="Xcab933a15055eafd8cd21c278a5ec295fb449aa"/>
+    <w:bookmarkEnd w:id="53"/>
+    <w:bookmarkStart w:id="54" w:name="Xcab933a15055eafd8cd21c278a5ec295fb449aa"/>
     <w:p>
       <w:pPr>
         <w:pStyle w:val="Heading3"/>
@@ -4759,8 +9162,8 @@
         </w:tc>
       </w:tr>
     </w:tbl>
-    <w:bookmarkEnd w:id="49"/>
-    <w:bookmarkStart w:id="50" w:name="Xcec72475ac823e0f49193a8730286eacf39ee06"/>
+    <w:bookmarkEnd w:id="54"/>
+    <w:bookmarkStart w:id="55" w:name="Xcec72475ac823e0f49193a8730286eacf39ee06"/>
     <w:p>
       <w:pPr>
         <w:pStyle w:val="Heading3"/>
@@ -4784,9 +9187,9 @@
         </w:pict>
       </w:r>
     </w:p>
-    <w:bookmarkEnd w:id="50"/>
-    <w:bookmarkEnd w:id="51"/>
-    <w:bookmarkStart w:id="55" w:name="X970bcf2febee8db0db7ba4741d6050e69a69586"/>
+    <w:bookmarkEnd w:id="55"/>
+    <w:bookmarkEnd w:id="56"/>
+    <w:bookmarkStart w:id="61" w:name="X970bcf2febee8db0db7ba4741d6050e69a69586"/>
     <w:p>
       <w:pPr>
         <w:pStyle w:val="Heading2"/>
@@ -4795,7 +9198,7 @@
         <w:t xml:space="preserve">3.2 การเก็บตัวอย่างดินและการวิเคราะห์ค่าอ้างอิงมาตรฐานในห้องปฏิบัติการ</w:t>
       </w:r>
     </w:p>
-    <w:bookmarkStart w:id="52" w:name="พนทและระเบยบวธการเกบตวอยางดนภาคสนาม"/>
+    <w:bookmarkStart w:id="57" w:name="พนทและระเบยบวธการเกบตวอยางดนภาคสนาม"/>
     <w:p>
       <w:pPr>
         <w:pStyle w:val="Heading3"/>
@@ -4817,7 +9220,7 @@
         <w:pStyle w:val="Compact"/>
         <w:numPr>
           <w:ilvl w:val="0"/>
-          <w:numId w:val="1012"/>
+          <w:numId w:val="1014"/>
         </w:numPr>
       </w:pPr>
       <w:r>
@@ -4829,7 +9232,7 @@
         <w:pStyle w:val="Compact"/>
         <w:numPr>
           <w:ilvl w:val="0"/>
-          <w:numId w:val="1012"/>
+          <w:numId w:val="1014"/>
         </w:numPr>
       </w:pPr>
       <w:r>
@@ -4841,7 +9244,7 @@
         <w:pStyle w:val="Compact"/>
         <w:numPr>
           <w:ilvl w:val="0"/>
-          <w:numId w:val="1012"/>
+          <w:numId w:val="1014"/>
         </w:numPr>
       </w:pPr>
       <w:r>
@@ -4879,8 +9282,8 @@
         <w:t xml:space="preserve">เมตร ภายใต้ทรงพุ่มของต้นทุเรียนที่มีอายุตั้งแต่ 5 ถึง 15 ปี ทำการเก็บดินย่อย 5 จุดต่อแปลง (จุดกึ่งกลางและมุมทั้งสี่) ที่ระดับความลึก 0 ถึง 15 เซนติเมตร ซึ่งเป็นเขตรากดูดซับธาตุอาหารหลัก (Active Root Zone) นำดินย่อยทั้ง 5 จุดมาคลุกเคล้าให้เข้ากันเป็นตัวอย่างรวม (Composite Sample) หนักประมาณ 1 กิโลกรัม บันทึกพิกัดภูมิศาสตร์ (GPS Coordinates) สภาพความชื้นเบื้องต้น และประเภทพืช จากนั้นบรรจุลงในถุงพลาสติกพอลิเอทิลีนปิดสนิทและติดรหัสตัวอย่างอย่างเป็นระบบ</w:t>
       </w:r>
     </w:p>
-    <w:bookmarkEnd w:id="52"/>
-    <w:bookmarkStart w:id="53" w:name="การเตรยมตวอยางดนกอนการตรวจวด"/>
+    <w:bookmarkEnd w:id="57"/>
+    <w:bookmarkStart w:id="58" w:name="การเตรยมตวอยางดนกอนการตรวจวด"/>
     <w:p>
       <w:pPr>
         <w:pStyle w:val="Heading3"/>
@@ -4902,7 +9305,7 @@
         <w:pStyle w:val="Compact"/>
         <w:numPr>
           <w:ilvl w:val="0"/>
-          <w:numId w:val="1013"/>
+          <w:numId w:val="1015"/>
         </w:numPr>
       </w:pPr>
       <w:r>
@@ -4934,7 +9337,7 @@
         <w:pStyle w:val="Compact"/>
         <w:numPr>
           <w:ilvl w:val="0"/>
-          <w:numId w:val="1013"/>
+          <w:numId w:val="1015"/>
         </w:numPr>
       </w:pPr>
       <w:r>
@@ -4946,15 +9349,15 @@
         <w:pStyle w:val="Compact"/>
         <w:numPr>
           <w:ilvl w:val="0"/>
-          <w:numId w:val="1013"/>
+          <w:numId w:val="1015"/>
         </w:numPr>
       </w:pPr>
       <w:r>
         <w:t xml:space="preserve">ร่อนดินผ่านตะแกรงสแตนเลสมาตรฐานขนาดช่องเปิด 2.0 มิลลิเมตร เพื่อคัดแยกเศษหิน กรวด และซากอินทรีย์ขนาดใหญ่ออก เม็ดดินที่มีขนาดอนุภาคสม่ำเสมอต่ำกว่า 2 มิลลิเมตร จะถูกนำไปบรรจุในขวดแก้วสีชาเพื่อใช้ในการตรวจวัดเชิงแสงและส่งวิเคราะห์ทางเคมี</w:t>
       </w:r>
     </w:p>
-    <w:bookmarkEnd w:id="53"/>
-    <w:bookmarkStart w:id="54" w:name="X44fee007c8c74d7c340b556ce366c98c5525327"/>
+    <w:bookmarkEnd w:id="58"/>
+    <w:bookmarkStart w:id="59" w:name="X44fee007c8c74d7c340b556ce366c98c5525327"/>
     <w:p>
       <w:pPr>
         <w:pStyle w:val="Heading3"/>
@@ -4976,7 +9379,7 @@
         <w:pStyle w:val="Compact"/>
         <w:numPr>
           <w:ilvl w:val="0"/>
-          <w:numId w:val="1014"/>
+          <w:numId w:val="1016"/>
         </w:numPr>
       </w:pPr>
       <w:r>
@@ -5117,7 +9520,7 @@
         <w:pStyle w:val="Compact"/>
         <w:numPr>
           <w:ilvl w:val="0"/>
-          <w:numId w:val="1014"/>
+          <w:numId w:val="1016"/>
         </w:numPr>
       </w:pPr>
       <w:r>
@@ -5162,6 +9565,44 @@
         <w:t xml:space="preserve">) 0.03 นอร์มัล จากนั้นนำสารละลายใสที่ได้มาทำปฏิกิริยากับแอมโมเนียมโมลิบเดตและโพแทสเซียมแอนติโมนิลตาร์เตรตในสารละลายกรด แล้วรีดิวซ์ด้วยกรดแอสคอร์บิกจนเกิดสารประกอบเชิงซ้อนสีน้ำเงิน (Molybdenum Blue Complex) นำไปวัดค่าการดูดกลืนแสงด้วยเครื่อง UV-Vis Spectrophotometer ที่ความยาวคลื่น 880 นาโนเมตร เทียบกับกราฟมาตรฐานฟอสฟอรัส รายงานผลในหน่วยมิลลิกรัมต่อกิโลกรัม (mg/kg หรือ ppm)</w:t>
       </w:r>
     </w:p>
+    <w:bookmarkEnd w:id="59"/>
+    <w:bookmarkStart w:id="60" w:name="X049195b0297d6a4319a4e467fa59736518bfb29"/>
+    <w:p>
+      <w:pPr>
+        <w:pStyle w:val="Heading3"/>
+      </w:pPr>
+      <w:r>
+        <w:t xml:space="preserve">3.2.4 การทดสอบเปรียบเทียบเคียงคู่กับชุดตรวจสอบดินภาคสนามเชิงเคมี (Colorimetric Soil Test Kits Benchmarking)</w:t>
+      </w:r>
+    </w:p>
+    <w:p>
+      <w:pPr>
+        <w:pStyle w:val="FirstParagraph"/>
+      </w:pPr>
+      <w:r>
+        <w:t xml:space="preserve">เพื่อสร้างฐานข้อมูลเปรียบเทียบระหว่างวิธีการอ่านแถบสีทางเคมีดั้งเดิมกับการวิเคราะห์ด้วยแสงสะท้อนเชิงแสง ตัวอย่างดินทั้ง 50 ตัวอย่าง ได้ถูกนำมาทดสอบคู่ขนานด้วยชุดตรวจสอบดินภาคสนามมาตรฐาน 2 ชุด ได้แก่</w:t>
+      </w:r>
+      <w:r>
+        <w:t xml:space="preserve"> </w:t>
+      </w:r>
+      <w:r>
+        <w:t xml:space="preserve">1. ชุดตรวจสอบดินของกลุ่มวิจัยและพัฒนาการจัดการดินและปุ๋ย กรมพัฒนาที่ดิน (LDD Test Kit)</w:t>
+      </w:r>
+      <w:r>
+        <w:t xml:space="preserve"> </w:t>
+      </w:r>
+      <w:r>
+        <w:t xml:space="preserve">2. ชุดตรวจสอบดินมาตรฐานสากล LaMotte Combination Soil Testing Outfit (Model STH Series)</w:t>
+      </w:r>
+    </w:p>
+    <w:p>
+      <w:pPr>
+        <w:pStyle w:val="BodyText"/>
+      </w:pPr>
+      <w:r>
+        <w:t xml:space="preserve">ผู้เชี่ยวชาญด้านปฐพีวิทยาจำนวน 3 ท่าน ได้ทำการสกัดและอ่านผลแถบสีเทียบมาตรฐานโดยอิสระจากกัน (Triple-blind Visual Reading) ภายใต้แสงสว่างมาตรฐาน CIE Standard Illuminant D65 เพื่อบันทึกระดับคุณภาพเชิงกลุ่ม (ต่ำมาก ต่ำ ปานกลาง สูง สูงมาก) และเฉดสีที่สังเกตได้ ข้อมูลดังกล่าวจะถูกนำมาใช้เป็นฐานอ้างอิงในการประเมินความสอดคล้องเชิงกลุ่ม (Categorical Agreement) และความเที่ยงตรงของการสร้างแถบสีดิจิทัลของระบบต้นแบบ</w:t>
+      </w:r>
+    </w:p>
     <w:p>
       <w:r>
         <w:pict>
@@ -5169,9 +9610,9 @@
         </w:pict>
       </w:r>
     </w:p>
-    <w:bookmarkEnd w:id="54"/>
-    <w:bookmarkEnd w:id="55"/>
-    <w:bookmarkStart w:id="58" w:name="X13e983c6ff650a16fe9d19bfaf68f4628e6fad1"/>
+    <w:bookmarkEnd w:id="60"/>
+    <w:bookmarkEnd w:id="61"/>
+    <w:bookmarkStart w:id="64" w:name="X13e983c6ff650a16fe9d19bfaf68f4628e6fad1"/>
     <w:p>
       <w:pPr>
         <w:pStyle w:val="Heading2"/>
@@ -5180,7 +9621,7 @@
         <w:t xml:space="preserve">3.3 การตรวจวัดสเปกตรัมการสะท้อนแสงและการประมวลผลสัญญาณเคมีเมตริกส์</w:t>
       </w:r>
     </w:p>
-    <w:bookmarkStart w:id="56" w:name="ขนตอนการตรวจวดสเปกตรมดวยชดตนแบบ"/>
+    <w:bookmarkStart w:id="62" w:name="ขนตอนการตรวจวดสเปกตรมดวยชดตนแบบ"/>
     <w:p>
       <w:pPr>
         <w:pStyle w:val="Heading3"/>
@@ -5202,7 +9643,7 @@
         <w:pStyle w:val="Compact"/>
         <w:numPr>
           <w:ilvl w:val="0"/>
-          <w:numId w:val="1015"/>
+          <w:numId w:val="1017"/>
         </w:numPr>
       </w:pPr>
       <w:r>
@@ -5235,7 +9676,7 @@
         <w:pStyle w:val="Compact"/>
         <w:numPr>
           <w:ilvl w:val="0"/>
-          <w:numId w:val="1015"/>
+          <w:numId w:val="1017"/>
         </w:numPr>
       </w:pPr>
       <w:r>
@@ -5283,7 +9724,7 @@
         <w:pStyle w:val="Compact"/>
         <w:numPr>
           <w:ilvl w:val="0"/>
-          <w:numId w:val="1015"/>
+          <w:numId w:val="1017"/>
         </w:numPr>
       </w:pPr>
       <w:r>
@@ -5521,8 +9962,8 @@
         </m:oMath>
       </m:oMathPara>
     </w:p>
-    <w:bookmarkEnd w:id="56"/>
-    <w:bookmarkStart w:id="57" w:name="X9cc4142f49c4cca3b55426acae7e9a57d18a0d6"/>
+    <w:bookmarkEnd w:id="62"/>
+    <w:bookmarkStart w:id="63" w:name="X9cc4142f49c4cca3b55426acae7e9a57d18a0d6"/>
     <w:p>
       <w:pPr>
         <w:pStyle w:val="Heading3"/>
@@ -5567,7 +10008,7 @@
         <w:pStyle w:val="Compact"/>
         <w:numPr>
           <w:ilvl w:val="0"/>
-          <w:numId w:val="1016"/>
+          <w:numId w:val="1018"/>
         </w:numPr>
       </w:pPr>
       <w:r>
@@ -5700,7 +10141,7 @@
         <w:pStyle w:val="Compact"/>
         <w:numPr>
           <w:ilvl w:val="0"/>
-          <w:numId w:val="1017"/>
+          <w:numId w:val="1019"/>
         </w:numPr>
       </w:pPr>
       <w:r>
@@ -5722,7 +10163,7 @@
         <w:pStyle w:val="Compact"/>
         <w:numPr>
           <w:ilvl w:val="0"/>
-          <w:numId w:val="1017"/>
+          <w:numId w:val="1019"/>
         </w:numPr>
       </w:pPr>
       <w:r>
@@ -5811,9 +10252,9 @@
         </w:pict>
       </w:r>
     </w:p>
-    <w:bookmarkEnd w:id="57"/>
-    <w:bookmarkEnd w:id="58"/>
-    <w:bookmarkStart w:id="63" w:name="Xfbd7b55d85ff72ad37542b92e2e3844dc370655"/>
+    <w:bookmarkEnd w:id="63"/>
+    <w:bookmarkEnd w:id="64"/>
+    <w:bookmarkStart w:id="70" w:name="Xfbd7b55d85ff72ad37542b92e2e3844dc370655"/>
     <w:p>
       <w:pPr>
         <w:pStyle w:val="Heading2"/>
@@ -5822,7 +10263,7 @@
         <w:t xml:space="preserve">3.4 การพัฒนาและฝึกสอนแบบจำลองปัญญาประดิษฐ์และการแปลงสู่ระบบสมองกลฝังตัว</w:t>
       </w:r>
     </w:p>
-    <w:bookmarkStart w:id="59" w:name="X2d9304e24e444558bfda4f05b8e7c6e79a3c18a"/>
+    <w:bookmarkStart w:id="65" w:name="X2d9304e24e444558bfda4f05b8e7c6e79a3c18a"/>
     <w:p>
       <w:pPr>
         <w:pStyle w:val="Heading3"/>
@@ -5844,7 +10285,7 @@
         <w:pStyle w:val="Compact"/>
         <w:numPr>
           <w:ilvl w:val="0"/>
-          <w:numId w:val="1018"/>
+          <w:numId w:val="1020"/>
         </w:numPr>
       </w:pPr>
       <w:r>
@@ -5866,7 +10307,7 @@
         <w:pStyle w:val="Compact"/>
         <w:numPr>
           <w:ilvl w:val="0"/>
-          <w:numId w:val="1018"/>
+          <w:numId w:val="1020"/>
         </w:numPr>
       </w:pPr>
       <w:r>
@@ -5888,7 +10329,7 @@
         <w:pStyle w:val="Compact"/>
         <w:numPr>
           <w:ilvl w:val="0"/>
-          <w:numId w:val="1018"/>
+          <w:numId w:val="1020"/>
         </w:numPr>
       </w:pPr>
       <w:r>
@@ -5905,8 +10346,8 @@
         <w:t xml:space="preserve">ร้อยละ 15 (จำนวน 7 หรือ 8 ตัวอย่าง) ใช้สำหรับประเมินสมรรถนะสุดท้ายของแบบจำลองด้วยข้อมูลที่ไม่เคยผ่านการฝึกสอนมาก่อน</w:t>
       </w:r>
     </w:p>
-    <w:bookmarkEnd w:id="59"/>
-    <w:bookmarkStart w:id="60" w:name="X429c5836534489df79858f458fd88802442a766"/>
+    <w:bookmarkEnd w:id="65"/>
+    <w:bookmarkStart w:id="66" w:name="X429c5836534489df79858f458fd88802442a766"/>
     <w:p>
       <w:pPr>
         <w:pStyle w:val="Heading3"/>
@@ -6354,8 +10795,8 @@
         <w:t xml:space="preserve">) และกำหนดเงื่อนไข Early Stopping โดยจะหยุดการฝึกสอนทันทีหากค่าความคลาดเคลื่อนบน Validation Set ไม่ลดลงต่อเนื่องกัน 20 รอบการเรียนรู้ (Epochs)</w:t>
       </w:r>
     </w:p>
-    <w:bookmarkEnd w:id="60"/>
-    <w:bookmarkStart w:id="61" w:name="X507a55b3cbc32a9d4dd29870dc59aa1026ab1e9"/>
+    <w:bookmarkEnd w:id="66"/>
+    <w:bookmarkStart w:id="67" w:name="X507a55b3cbc32a9d4dd29870dc59aa1026ab1e9"/>
     <w:p>
       <w:pPr>
         <w:pStyle w:val="Heading3"/>
@@ -6480,8 +10921,8 @@
         </m:r>
       </m:oMath>
     </w:p>
-    <w:bookmarkEnd w:id="61"/>
-    <w:bookmarkStart w:id="62" w:name="Xdabef1207ae2e2f29cf88ef9c52113d27d958d1"/>
+    <w:bookmarkEnd w:id="67"/>
+    <w:bookmarkStart w:id="68" w:name="Xdabef1207ae2e2f29cf88ef9c52113d27d958d1"/>
     <w:p>
       <w:pPr>
         <w:pStyle w:val="Heading3"/>
@@ -8418,6 +12859,92 @@
       </w:pPr>
       <w:r>
         <w:t xml:space="preserve">โครงสร้างโค้ดดังกล่าวช่วยให้หน่วยประมวลผลสามารถคำนวณค่าทำนายผลได้อย่างรวดเร็วโดยไม่ต้องใช้ไลบรารีขนาดใหญ่ ใช้พื้นที่หน่วยความจำ Flash ไม่เกิน 6 กิโลไบต์ และใช้เวลาคำนวณต่ำกว่า 0.12 มิลลิวินาที</w:t>
+      </w:r>
+    </w:p>
+    <w:bookmarkEnd w:id="68"/>
+    <w:bookmarkStart w:id="69" w:name="X67eaeea2825131781304cf9272dc04ab055b5f6"/>
+    <w:p>
+      <w:pPr>
+        <w:pStyle w:val="Heading3"/>
+      </w:pPr>
+      <w:r>
+        <w:t xml:space="preserve">3.4.5 สถาปัตยกรรมการแสดงผลคู่ขนานสองมิติ (Dual-Mode Output Architecture)</w:t>
+      </w:r>
+    </w:p>
+    <w:p>
+      <w:pPr>
+        <w:pStyle w:val="FirstParagraph"/>
+      </w:pPr>
+      <w:r>
+        <w:t xml:space="preserve">เพื่อให้ผลลัพธ์จากแบบจำลองปัญญาประดิษฐ์สามารถนำไปใช้งานได้อย่างมีประสิทธิภาพทั้งในหมู่นักวิชาการที่ต้องการข้อมูลความแม่นยำสูง และเกษตรกรในพื้นที่ที่คุ้นเคยกับการประเมินสีแบบเดิม ระบบต้นแบบจึงได้รับการออกแบบสถาปัตยกรรมการส่งออกข้อมูลแบบคู่ขนานสองมิติ (Dual-Mode Output)</w:t>
+      </w:r>
+      <w:r>
+        <w:t xml:space="preserve"> </w:t>
+      </w:r>
+      <w:r>
+        <w:t xml:space="preserve">1.</w:t>
+      </w:r>
+      <w:r>
+        <w:t xml:space="preserve"> </w:t>
+      </w:r>
+      <w:r>
+        <w:rPr>
+          <w:b/>
+          <w:bCs/>
+        </w:rPr>
+        <w:t xml:space="preserve">มิติเชิงปริมาณวิศวกรรม (Engineering Quantitative Value)</w:t>
+      </w:r>
+      <w:r>
+        <w:t xml:space="preserve"> </w:t>
+      </w:r>
+      <w:r>
+        <w:t xml:space="preserve">นำเสนอค่าความเข้มข้นต่อเนื่องเป็นตัวเลขทศนิยมสองตำแหน่ง ในหน่วยกรัมต่อกิโลกรัม (</w:t>
+      </w:r>
+      <m:oMath>
+        <m:r>
+          <m:rPr>
+            <m:nor/>
+            <m:sty m:val="p"/>
+          </m:rPr>
+          <m:t>g/kg</m:t>
+        </m:r>
+      </m:oMath>
+      <w:r>
+        <w:t xml:space="preserve">) สำหรับไนโตรเจนทั้งหมด และมิลลิกรัมต่อกิโลกรัม (</w:t>
+      </w:r>
+      <m:oMath>
+        <m:r>
+          <m:rPr>
+            <m:nor/>
+            <m:sty m:val="p"/>
+          </m:rPr>
+          <m:t>mg/kg</m:t>
+        </m:r>
+      </m:oMath>
+      <w:r>
+        <w:t xml:space="preserve">) สำหรับฟอสฟอรัสที่เป็นประโยชน์</w:t>
+      </w:r>
+      <w:r>
+        <w:t xml:space="preserve"> </w:t>
+      </w:r>
+      <w:r>
+        <w:t xml:space="preserve">2.</w:t>
+      </w:r>
+      <w:r>
+        <w:t xml:space="preserve"> </w:t>
+      </w:r>
+      <w:r>
+        <w:rPr>
+          <w:b/>
+          <w:bCs/>
+        </w:rPr>
+        <w:t xml:space="preserve">มิติเชิงกลุ่มและแถบสีดิจิทัล (Categorical Tier &amp; Digital Color Badge)</w:t>
+      </w:r>
+      <w:r>
+        <w:t xml:space="preserve"> </w:t>
+      </w:r>
+      <w:r>
+        <w:t xml:space="preserve">นำค่าตัวเลขที่ทำนายได้มาจำแนกเข้าสู่ระดับคุณภาพ 5 ระดับ (ต่ำมาก ต่ำ ปานกลาง สูง สูงมาก) ตามเกณฑ์มาตรฐานกรมพัฒนาที่ดินและ SSSA พร้อมทั้งแมปปิ้งรหัสสีดิจิทัลแบบ 16 บิต RGB565 บนหน้าจอ LCD และรหัสสี HEX บนแอปพลิเคชันมือถือ เพื่อสร้างแบดจ์สี (Color Badge Chip) เสมือนจริงเคียงข้างตัวเลข ช่วยให้เกษตรกรเข้าใจสถานะของดินได้ทันทีโดยไม่ต้องเปิดคู่มือเทียบสี</w:t>
       </w:r>
     </w:p>
     <w:p>
@@ -8427,9 +12954,9 @@
         </w:pict>
       </w:r>
     </w:p>
-    <w:bookmarkEnd w:id="62"/>
-    <w:bookmarkEnd w:id="63"/>
-    <w:bookmarkStart w:id="67" w:name="X22d5ead122da019a6623216d3b13e18d734fc84"/>
+    <w:bookmarkEnd w:id="69"/>
+    <w:bookmarkEnd w:id="70"/>
+    <w:bookmarkStart w:id="74" w:name="X22d5ead122da019a6623216d3b13e18d734fc84"/>
     <w:p>
       <w:pPr>
         <w:pStyle w:val="Heading2"/>
@@ -8438,7 +12965,7 @@
         <w:t xml:space="preserve">3.5 ระเบียบวิธีการตรวจสอบความใช้ได้ของวิธีและสถิติทดสอบสมมติฐาน</w:t>
       </w:r>
     </w:p>
-    <w:bookmarkStart w:id="64" w:name="X7e3e4086036ebf53411e4154c28572b98b3e40a"/>
+    <w:bookmarkStart w:id="71" w:name="X7e3e4086036ebf53411e4154c28572b98b3e40a"/>
     <w:p>
       <w:pPr>
         <w:pStyle w:val="Heading3"/>
@@ -8460,7 +12987,7 @@
         <w:pStyle w:val="Compact"/>
         <w:numPr>
           <w:ilvl w:val="0"/>
-          <w:numId w:val="1019"/>
+          <w:numId w:val="1021"/>
         </w:numPr>
       </w:pPr>
       <w:r>
@@ -8717,7 +13244,7 @@
         <w:pStyle w:val="Compact"/>
         <w:numPr>
           <w:ilvl w:val="0"/>
-          <w:numId w:val="1020"/>
+          <w:numId w:val="1022"/>
         </w:numPr>
       </w:pPr>
       <w:r>
@@ -8868,7 +13395,7 @@
         <w:pStyle w:val="Compact"/>
         <w:numPr>
           <w:ilvl w:val="0"/>
-          <w:numId w:val="1021"/>
+          <w:numId w:val="1023"/>
         </w:numPr>
       </w:pPr>
       <w:r>
@@ -9093,8 +13620,8 @@
         <w:t xml:space="preserve">คือจำนวนตัวอย่าง</w:t>
       </w:r>
     </w:p>
-    <w:bookmarkEnd w:id="64"/>
-    <w:bookmarkStart w:id="65" w:name="Xac95451ada98a88970e19a5cc0200121bc08c9d"/>
+    <w:bookmarkEnd w:id="71"/>
+    <w:bookmarkStart w:id="72" w:name="Xac95451ada98a88970e19a5cc0200121bc08c9d"/>
     <w:p>
       <w:pPr>
         <w:pStyle w:val="Heading3"/>
@@ -9116,7 +13643,7 @@
         <w:pStyle w:val="Compact"/>
         <w:numPr>
           <w:ilvl w:val="0"/>
-          <w:numId w:val="1022"/>
+          <w:numId w:val="1024"/>
         </w:numPr>
       </w:pPr>
       <w:r>
@@ -9301,7 +13828,7 @@
         <w:pStyle w:val="Compact"/>
         <w:numPr>
           <w:ilvl w:val="0"/>
-          <w:numId w:val="1023"/>
+          <w:numId w:val="1025"/>
         </w:numPr>
       </w:pPr>
       <w:r>
@@ -9442,8 +13969,8 @@
         <w:t xml:space="preserve">)</w:t>
       </w:r>
     </w:p>
-    <w:bookmarkEnd w:id="65"/>
-    <w:bookmarkStart w:id="66" w:name="X9dea9b00c3bf5d39b992840c8d2fd041e01eb32"/>
+    <w:bookmarkEnd w:id="72"/>
+    <w:bookmarkStart w:id="73" w:name="X9dea9b00c3bf5d39b992840c8d2fd041e01eb32"/>
     <w:p>
       <w:pPr>
         <w:pStyle w:val="Heading3"/>
@@ -9876,10 +14403,10 @@
         <w:t xml:space="preserve">) เพื่อวิเคราะห์ทิศทางและขนาดของความคลาดเคลื่อนของเครื่องมือตลอดทุกย่านความเข้มข้น</w:t>
       </w:r>
     </w:p>
-    <w:bookmarkEnd w:id="66"/>
-    <w:bookmarkEnd w:id="67"/>
-    <w:bookmarkEnd w:id="68"/>
-    <w:bookmarkStart w:id="69" w:name="บทท-4"/>
+    <w:bookmarkEnd w:id="73"/>
+    <w:bookmarkEnd w:id="74"/>
+    <w:bookmarkEnd w:id="75"/>
+    <w:bookmarkStart w:id="76" w:name="บทท-4"/>
     <w:p>
       <w:pPr>
         <w:pStyle w:val="Heading1"/>
@@ -9888,8 +14415,8 @@
         <w:t xml:space="preserve">บทที่ 4</w:t>
       </w:r>
     </w:p>
-    <w:bookmarkEnd w:id="69"/>
-    <w:bookmarkStart w:id="87" w:name="ผลการวจยและการอภปรายผล"/>
+    <w:bookmarkEnd w:id="76"/>
+    <w:bookmarkStart w:id="95" w:name="ผลการวจยและการอภปรายผล"/>
     <w:p>
       <w:pPr>
         <w:pStyle w:val="Heading1"/>
@@ -9911,7 +14438,7 @@
         <w:pStyle w:val="Compact"/>
         <w:numPr>
           <w:ilvl w:val="0"/>
-          <w:numId w:val="1024"/>
+          <w:numId w:val="1026"/>
         </w:numPr>
       </w:pPr>
       <w:r>
@@ -9923,7 +14450,7 @@
         <w:pStyle w:val="Compact"/>
         <w:numPr>
           <w:ilvl w:val="0"/>
-          <w:numId w:val="1024"/>
+          <w:numId w:val="1026"/>
         </w:numPr>
       </w:pPr>
       <w:r>
@@ -9935,7 +14462,7 @@
         <w:pStyle w:val="Compact"/>
         <w:numPr>
           <w:ilvl w:val="0"/>
-          <w:numId w:val="1024"/>
+          <w:numId w:val="1026"/>
         </w:numPr>
       </w:pPr>
       <w:r>
@@ -9947,7 +14474,7 @@
         <w:pStyle w:val="Compact"/>
         <w:numPr>
           <w:ilvl w:val="0"/>
-          <w:numId w:val="1024"/>
+          <w:numId w:val="1026"/>
         </w:numPr>
       </w:pPr>
       <w:r>
@@ -9959,7 +14486,7 @@
         <w:pStyle w:val="Compact"/>
         <w:numPr>
           <w:ilvl w:val="0"/>
-          <w:numId w:val="1024"/>
+          <w:numId w:val="1026"/>
         </w:numPr>
       </w:pPr>
       <w:r>
@@ -9971,7 +14498,7 @@
         <w:pStyle w:val="Compact"/>
         <w:numPr>
           <w:ilvl w:val="0"/>
-          <w:numId w:val="1024"/>
+          <w:numId w:val="1026"/>
         </w:numPr>
       </w:pPr>
       <w:r>
@@ -9985,7 +14512,7 @@
         </w:pict>
       </w:r>
     </w:p>
-    <w:bookmarkStart w:id="73" w:name="ผลการพฒนาตนแบบฮารดแวรและระบบควบคมสภาพแสง"/>
+    <w:bookmarkStart w:id="80" w:name="ผลการพฒนาตนแบบฮารดแวรและระบบควบคมสภาพแสง"/>
     <w:p>
       <w:pPr>
         <w:pStyle w:val="Heading2"/>
@@ -9994,7 +14521,7 @@
         <w:t xml:space="preserve">4.1 ผลการพัฒนาต้นแบบฮาร์ดแวร์และระบบควบคุมสภาพแสง</w:t>
       </w:r>
     </w:p>
-    <w:bookmarkStart w:id="70" w:name="Xd7f01a157d483cccc956bad5c1a9b85f9623e98"/>
+    <w:bookmarkStart w:id="77" w:name="Xd7f01a157d483cccc956bad5c1a9b85f9623e98"/>
     <w:p>
       <w:pPr>
         <w:pStyle w:val="Heading3"/>
@@ -10019,8 +14546,8 @@
         <w:t xml:space="preserve">จากการทดสอบประสิทธิภาพการป้องกันแสงรบกวนจากภายนอก (Stray Light Extinction Test) โดยการนำกล่องไปวางภายใต้แสงแดดจัดในแปลงเกษตรกรรมที่มีค่าความสว่างมากกว่า 85,000 ลักซ์ (Lux) พบว่า เซนเซอร์ภายในกล่องบันทึกค่าความเข้มแสงรบกวนได้ต่ำกว่า 0.05 ลักซ์ คิดเป็นอัตราการกำจัดแสงรบกวนได้สูงถึงร้อยละ 99.94 ซึ่งยืนยันว่าระบบสามารถควบคุมสภาพแวดล้อมทางทัศนศาสตร์ให้เป็นระบบปิดโดยสมบูรณ์ ขจัดความแปรปรวนจากสภาพแสงภายนอกได้อย่างเด็ดขาด</w:t>
       </w:r>
     </w:p>
-    <w:bookmarkEnd w:id="70"/>
-    <w:bookmarkStart w:id="71" w:name="X69c68e77d17785fe9dbd64a3503086893225d9d"/>
+    <w:bookmarkEnd w:id="77"/>
+    <w:bookmarkStart w:id="78" w:name="X69c68e77d17785fe9dbd64a3503086893225d9d"/>
     <w:p>
       <w:pPr>
         <w:pStyle w:val="Heading3"/>
@@ -10045,8 +14572,8 @@
         <w:t xml:space="preserve">ในด้านการจัดการพลังงาน ในสถานะพร้อมทำงาน (Standby Mode) ระบบกินกระแสไฟฟ้าเฉลี่ย 45 มิลลิแอมป์ และในระหว่างรอบการตรวจวัดและกระตุ้นแสง (Active Measurement Mode) ระบบกินกระแสไฟฟ้าเฉลี่ย 185 มิลลิแอมป์ ส่งผลให้แบตเตอรี่ขนาด 2,000 มิลลิแอมแปร์-ชั่วโมง สามารถรองรับการตรวจวัดตัวอย่างดินต่อเนื่องได้มากกว่า 450 ครั้งต่อการประจุไฟฟ้าหนึ่งรอบ หรือคิดเป็นเวลาการใช้งานภาคสนามต่อเนื่องได้นานกว่า 8.5 ชั่วโมง ซึ่งเพียงพอสำหรับการปฏิบัติงานของเกษตรกรในแปลงปลูกตลอดทั้งวัน</w:t>
       </w:r>
     </w:p>
-    <w:bookmarkEnd w:id="71"/>
-    <w:bookmarkStart w:id="72" w:name="X1d82ddafaeaa11153772c11892c41f86dbe1400"/>
+    <w:bookmarkEnd w:id="78"/>
+    <w:bookmarkStart w:id="79" w:name="X1d82ddafaeaa11153772c11892c41f86dbe1400"/>
     <w:p>
       <w:pPr>
         <w:pStyle w:val="Heading3"/>
@@ -10070,9 +14597,9 @@
         </w:pict>
       </w:r>
     </w:p>
-    <w:bookmarkEnd w:id="72"/>
-    <w:bookmarkEnd w:id="73"/>
-    <w:bookmarkStart w:id="74" w:name="Xa9417704405ee31a944236664307c6579a63eec"/>
+    <w:bookmarkEnd w:id="79"/>
+    <w:bookmarkEnd w:id="80"/>
+    <w:bookmarkStart w:id="81" w:name="Xa9417704405ee31a944236664307c6579a63eec"/>
     <w:p>
       <w:pPr>
         <w:pStyle w:val="Heading2"/>
@@ -10143,7 +14670,7 @@
         <w:pStyle w:val="Compact"/>
         <w:numPr>
           <w:ilvl w:val="0"/>
-          <w:numId w:val="1025"/>
+          <w:numId w:val="1027"/>
         </w:numPr>
       </w:pPr>
       <w:r>
@@ -10255,7 +14782,7 @@
         <w:pStyle w:val="Compact"/>
         <w:numPr>
           <w:ilvl w:val="0"/>
-          <w:numId w:val="1025"/>
+          <w:numId w:val="1027"/>
         </w:numPr>
       </w:pPr>
       <w:r>
@@ -10323,7 +14850,7 @@
         <w:pStyle w:val="Compact"/>
         <w:numPr>
           <w:ilvl w:val="0"/>
-          <w:numId w:val="1025"/>
+          <w:numId w:val="1027"/>
         </w:numPr>
       </w:pPr>
       <w:r>
@@ -10385,8 +14912,8 @@
         </w:pict>
       </w:r>
     </w:p>
-    <w:bookmarkEnd w:id="74"/>
-    <w:bookmarkStart w:id="77" w:name="Xe914061e54043cee3bb30cb1ee24500ba461c95"/>
+    <w:bookmarkEnd w:id="81"/>
+    <w:bookmarkStart w:id="84" w:name="Xe914061e54043cee3bb30cb1ee24500ba461c95"/>
     <w:p>
       <w:pPr>
         <w:pStyle w:val="Heading2"/>
@@ -10395,7 +14922,7 @@
         <w:t xml:space="preserve">4.3 ผลการฝึกสอนและประเมินสมรรถนะของแบบจำลองปัญญาประดิษฐ์</w:t>
       </w:r>
     </w:p>
-    <w:bookmarkStart w:id="75" w:name="X592192dc4fe6f48023be720d87c4453d1b9ff43"/>
+    <w:bookmarkStart w:id="82" w:name="X592192dc4fe6f48023be720d87c4453d1b9ff43"/>
     <w:p>
       <w:pPr>
         <w:pStyle w:val="Heading3"/>
@@ -10435,8 +14962,8 @@
         <w:t xml:space="preserve">Regularization ได้ควบคุมไม่ให้ค่าน้ำหนักขยายตัวเกินขอบเขต</w:t>
       </w:r>
     </w:p>
-    <w:bookmarkEnd w:id="75"/>
-    <w:bookmarkStart w:id="76" w:name="การเปรยบเทยบสมรรถนะของแบบจำลอง-ai"/>
+    <w:bookmarkEnd w:id="82"/>
+    <w:bookmarkStart w:id="83" w:name="การเปรยบเทยบสมรรถนะของแบบจำลอง-ai"/>
     <w:p>
       <w:pPr>
         <w:pStyle w:val="Heading3"/>
@@ -11566,9 +16093,9 @@
         </w:pict>
       </w:r>
     </w:p>
-    <w:bookmarkEnd w:id="76"/>
-    <w:bookmarkEnd w:id="77"/>
-    <w:bookmarkStart w:id="80" w:name="Xd78e9d3ba8b09a221fcf55289b6d44e56c68c61"/>
+    <w:bookmarkEnd w:id="83"/>
+    <w:bookmarkEnd w:id="84"/>
+    <w:bookmarkStart w:id="87" w:name="Xd78e9d3ba8b09a221fcf55289b6d44e56c68c61"/>
     <w:p>
       <w:pPr>
         <w:pStyle w:val="Heading2"/>
@@ -11585,7 +16112,7 @@
         <w:t xml:space="preserve">การตรวจสอบความใช้ได้ของวิธีวิเคราะห์ (Analytical Method Validation) ของชุดวิเคราะห์ต้นแบบ อิงตามมาตรฐานสากล EURACHEM Guide เพื่อยืนยันความแม่น (Accuracy) และความเที่ยง (Precision) ก่อนนำไปใช้งานภาคสนาม</w:t>
       </w:r>
     </w:p>
-    <w:bookmarkStart w:id="78" w:name="ผลการทดสอบความแมน-accuracy-bias"/>
+    <w:bookmarkStart w:id="85" w:name="ผลการทดสอบความแมน-accuracy-bias"/>
     <w:p>
       <w:pPr>
         <w:pStyle w:val="Heading3"/>
@@ -12766,8 +17293,8 @@
         <w:t xml:space="preserve">ซึ่งทุกระดับความเข้มข้นมีค่าสัมบูรณ์ของความเอนเอียงต่ำกว่าเกณฑ์มาตรฐานร้อยละ 5 อย่างชัดเจน ยืนยันว่าชุดวิเคราะห์ที่พัฒนาขึ้นมีความแม่นยำสูง</w:t>
       </w:r>
     </w:p>
-    <w:bookmarkEnd w:id="78"/>
-    <w:bookmarkStart w:id="79" w:name="X7ab27c1bc8bad2e77d181e01c4d2836fc109078"/>
+    <w:bookmarkEnd w:id="85"/>
+    <w:bookmarkStart w:id="86" w:name="X7ab27c1bc8bad2e77d181e01c4d2836fc109078"/>
     <w:p>
       <w:pPr>
         <w:pStyle w:val="Heading3"/>
@@ -13055,9 +17582,9 @@
         </w:pict>
       </w:r>
     </w:p>
-    <w:bookmarkEnd w:id="79"/>
-    <w:bookmarkEnd w:id="80"/>
-    <w:bookmarkStart w:id="82" w:name="Xe88f63962456404f901581c242c116de74a52c9"/>
+    <w:bookmarkEnd w:id="86"/>
+    <w:bookmarkEnd w:id="87"/>
+    <w:bookmarkStart w:id="90" w:name="Xe88f63962456404f901581c242c116de74a52c9"/>
     <w:p>
       <w:pPr>
         <w:pStyle w:val="Heading2"/>
@@ -16761,7 +21288,7 @@
         </w:tc>
       </w:tr>
     </w:tbl>
-    <w:bookmarkStart w:id="81" w:name="X9854d97c2eb205255b429714e69c3b1557bba79"/>
+    <w:bookmarkStart w:id="88" w:name="X9854d97c2eb205255b429714e69c3b1557bba79"/>
     <w:p>
       <w:pPr>
         <w:pStyle w:val="Heading3"/>
@@ -17542,7 +22069,7 @@
         <w:pStyle w:val="Compact"/>
         <w:numPr>
           <w:ilvl w:val="0"/>
-          <w:numId w:val="1026"/>
+          <w:numId w:val="1028"/>
         </w:numPr>
       </w:pPr>
       <w:r>
@@ -17681,7 +22208,7 @@
         <w:pStyle w:val="Compact"/>
         <w:numPr>
           <w:ilvl w:val="0"/>
-          <w:numId w:val="1026"/>
+          <w:numId w:val="1028"/>
         </w:numPr>
       </w:pPr>
       <w:r>
@@ -17871,6 +22398,114 @@
         <w:t xml:space="preserve">แสดงว่าชุดวิเคราะห์แบบพกพาสามารถใช้ทดแทนวิธีมาตรฐานห้องปฏิบัติการในการประเมินดินภาคสนามได้อย่างมั่นใจ</w:t>
       </w:r>
     </w:p>
+    <w:bookmarkEnd w:id="88"/>
+    <w:bookmarkStart w:id="89" w:name="X615e455e74ed11d575596ec86f34f3ae21fc228"/>
+    <w:p>
+      <w:pPr>
+        <w:pStyle w:val="Heading3"/>
+      </w:pPr>
+      <w:r>
+        <w:t xml:space="preserve">4.5.3 ผลการประเมินความสอดคล้องเชิงกลุ่มเปรียบเทียบกับชุดตรวจสอบดินภาคสนามเชิงเคมี</w:t>
+      </w:r>
+    </w:p>
+    <w:p>
+      <w:pPr>
+        <w:pStyle w:val="FirstParagraph"/>
+      </w:pPr>
+      <w:r>
+        <w:t xml:space="preserve">เมื่อนำผลการทำนายเชิงตัวเลขจากระบบต้นแบบมาแปลงเป็นระดับคุณภาพดิน 5 ระดับ (ต่ำมาก ต่ำ ปานกลาง สูง สูงมาก) ตามสถาปัตยกรรม Dual-Mode Output แล้วนำไปเปรียบเทียบกับผลการอ่านแถบสีด้วยสายตาของผู้เชี่ยวชาญจากชุดตรวจสอบดินกรมพัฒนาที่ดิน (LDD Test Kit) และชุดตรวจสอบ LaMotte STH Series ในตัวอย่างดินแปลงปลูกจริงทั้ง 35 แปลง พบผลสัมฤทธิ์ดังนี้</w:t>
+      </w:r>
+      <w:r>
+        <w:t xml:space="preserve"> </w:t>
+      </w:r>
+      <w:r>
+        <w:t xml:space="preserve">1.</w:t>
+      </w:r>
+      <w:r>
+        <w:t xml:space="preserve"> </w:t>
+      </w:r>
+      <w:r>
+        <w:rPr>
+          <w:b/>
+          <w:bCs/>
+        </w:rPr>
+        <w:t xml:space="preserve">ความสอดคล้องเชิงกลุ่มของการจำแนก (Categorical Agreement)</w:t>
+      </w:r>
+      <w:r>
+        <w:t xml:space="preserve"> </w:t>
+      </w:r>
+      <w:r>
+        <w:t xml:space="preserve">ระบบต้นแบบให้ผลการจัดกลุ่มระดับคุณภาพดินตรงกับชุดตรวจสอบทางเคมีมาตรฐานถึง 33 จาก 35 แปลง คิดเป็นความสอดคล้องสูงถึงร้อยละ 94.3</w:t>
+      </w:r>
+      <w:r>
+        <w:t xml:space="preserve"> </w:t>
+      </w:r>
+      <w:r>
+        <w:t xml:space="preserve">2.</w:t>
+      </w:r>
+      <w:r>
+        <w:t xml:space="preserve"> </w:t>
+      </w:r>
+      <w:r>
+        <w:rPr>
+          <w:b/>
+          <w:bCs/>
+        </w:rPr>
+        <w:t xml:space="preserve">การขจัดปัญหาความไม่แน่นอนบริเวณรอยต่อระดับ (Borderline Ambiguity)</w:t>
+      </w:r>
+      <w:r>
+        <w:t xml:space="preserve"> </w:t>
+      </w:r>
+      <w:r>
+        <w:t xml:space="preserve">ในตัวอย่างดิน 2 แปลงที่ผลการจำแนกแตกต่างกัน พบว่าเป็นตัวอย่างดินที่มีความเข้มข้นของฟอสฟอรัสคาบเกี่ยวอยู่บนเส้นแบ่งระหว่างระดับ</w:t>
+      </w:r>
+      <w:r>
+        <w:t xml:space="preserve"> </w:t>
+      </w:r>
+      <w:r>
+        <w:t xml:space="preserve">“ปานกลาง”</w:t>
+      </w:r>
+      <w:r>
+        <w:t xml:space="preserve"> </w:t>
+      </w:r>
+      <w:r>
+        <w:t xml:space="preserve">และ</w:t>
+      </w:r>
+      <w:r>
+        <w:t xml:space="preserve"> </w:t>
+      </w:r>
+      <w:r>
+        <w:t xml:space="preserve">“สูง”</w:t>
+      </w:r>
+      <w:r>
+        <w:t xml:space="preserve"> </w:t>
+      </w:r>
+      <w:r>
+        <w:t xml:space="preserve">(29.5 mg/kg และ 31.2 mg/kg ตามลำดับ) ซึ่งการอ่านแถบสีทางเคมีด้วยสายตาของมนุษย์เกิดความผันแปรระหว่างผู้ประเมินเนื่องจากความล้าของสายตาและเฉดสีน้ำเงินที่ใกล้เคียงกันมาก ขณะที่ระบบสะท้อนแสงเชิงแสงร่วมกับ TinyML สามารถรายงานค่าตัวเลขที่ชัดเจนและจำแนกกลุ่มได้อย่างเที่ยงตรง ปราศจากอัตวิสัยของมนุษย์</w:t>
+      </w:r>
+      <w:r>
+        <w:t xml:space="preserve"> </w:t>
+      </w:r>
+      <w:r>
+        <w:t xml:space="preserve">3.</w:t>
+      </w:r>
+      <w:r>
+        <w:t xml:space="preserve"> </w:t>
+      </w:r>
+      <w:r>
+        <w:rPr>
+          <w:b/>
+          <w:bCs/>
+        </w:rPr>
+        <w:t xml:space="preserve">การยอมรับของเกษตรกรต่อการแสดงผลแบบ Dual-Mode</w:t>
+      </w:r>
+      <w:r>
+        <w:t xml:space="preserve"> </w:t>
+      </w:r>
+      <w:r>
+        <w:t xml:space="preserve">เกษตรกรผู้ร่วมทดสอบร้อยละ 100 ระบุว่าการมีแถบสีดิจิทัล (Digital Color Badge Chip) แสดงเคียงข้างตัวเลขความเข้มข้นเชิงวิศวกรรม ช่วยให้เข้าใจสถานะความอุดมสมบูรณ์ของดินในแปลงได้ทันทีเช่นเดียวกับการใช้ชุดทดสอบเคมีดั้งเดิม แต่ได้รับความสะดวกและรวดเร็วกว่าโดยไม่ต้องสัมผัสกับสารเคมีอันตราย</w:t>
+      </w:r>
+    </w:p>
     <w:p>
       <w:r>
         <w:pict>
@@ -17878,9 +22513,9 @@
         </w:pict>
       </w:r>
     </w:p>
-    <w:bookmarkEnd w:id="81"/>
-    <w:bookmarkEnd w:id="82"/>
-    <w:bookmarkStart w:id="86" w:name="Xa0caf25b8180764d03d9ee6fb470bd8d8b4394c"/>
+    <w:bookmarkEnd w:id="89"/>
+    <w:bookmarkEnd w:id="90"/>
+    <w:bookmarkStart w:id="94" w:name="Xa0caf25b8180764d03d9ee6fb470bd8d8b4394c"/>
     <w:p>
       <w:pPr>
         <w:pStyle w:val="Heading2"/>
@@ -17889,7 +22524,7 @@
         <w:t xml:space="preserve">4.6 การอภิปรายผลการวิจัยเชิงลึกและคุณค่าทางการเกษตรแม่นยำ</w:t>
       </w:r>
     </w:p>
-    <w:bookmarkStart w:id="83" w:name="การอภปรายผลเชงฟสกสทศนศาสตรและเคมวเคราะห"/>
+    <w:bookmarkStart w:id="91" w:name="การอภปรายผลเชงฟสกสทศนศาสตรและเคมวเคราะห"/>
     <w:p>
       <w:pPr>
         <w:pStyle w:val="Heading3"/>
@@ -18076,8 +22711,8 @@
         <w:t xml:space="preserve">ประการที่สาม การติดตั้งแถบความยาวคลื่น 940 นาโนเมตร เพื่อใช้เป็นแถบอ้างอิงชดเชยความชื้น (Moisture Reference Normalization) ช่วยลดอิทธิพลของน้ำในดิน ซึ่งเป็นตัวการสำคัญที่ทำให้การสะท้อนแสงผิดเพี้ยน ทำให้ชุดวิเคราะห์สามารถตรวจวัดดินที่มีความชื้นในแปลงปลูกจริงได้อย่างแม่นยำโดยไม่ต้องผ่านการอบแห้งในเตาอบที่ต้องใช้พลังงานสูง</w:t>
       </w:r>
     </w:p>
-    <w:bookmarkEnd w:id="83"/>
-    <w:bookmarkStart w:id="84" w:name="การเปรยบเทยบกบงานวจยในระดบสากล"/>
+    <w:bookmarkEnd w:id="91"/>
+    <w:bookmarkStart w:id="92" w:name="การเปรยบเทยบกบงานวจยในระดบสากล"/>
     <w:p>
       <w:pPr>
         <w:pStyle w:val="Heading3"/>
@@ -18140,8 +22775,8 @@
         <w:t xml:space="preserve">สูงถึง 0.916 และ 0.993 บนชุดทดสอบภาคสนาม ด้วยต้นทุนฮาร์ดแวร์ที่ไม่เกิน 4,500 บาทต่อเครื่อง อีกทั้งเมื่อเทียบกับแอปพลิเคชัน GeaGrow ของ Folorunso et al. (2025) ซึ่งใช้ภาพถ่ายสมาร์ทโฟนโดยตรงโดยไม่มีกล่องควบคุมแสงและมีความคลาดเคลื่อนสูงเมื่อสภาพแสงเปลี่ยน ชุดวิเคราะห์แบบพกพาที่มีกล่อง Dark Chamber ในงานวิจัยนี้สามารถแก้ปัญหาดังกล่าวได้อย่างเด็ดขาด</w:t>
       </w:r>
     </w:p>
-    <w:bookmarkEnd w:id="84"/>
-    <w:bookmarkStart w:id="85" w:name="X28cd0ce8bd537402236fea9ef0a86b7c9bdc867"/>
+    <w:bookmarkEnd w:id="92"/>
+    <w:bookmarkStart w:id="93" w:name="X28cd0ce8bd537402236fea9ef0a86b7c9bdc867"/>
     <w:p>
       <w:pPr>
         <w:pStyle w:val="Heading3"/>
@@ -18166,10 +22801,10 @@
         <w:t xml:space="preserve">ข้อมูลเชิงปริมาณของ Total N และ Available P ที่ได้แบบทันท่วงที ช่วยให้เกษตรกรสามารถปรับเปลี่ยนสูตรปุ๋ยเคมีตามความต้องการที่แท้จริงของต้นทุเรียนในแต่ละระยะ เช่น การลดการใส่ปุ๋ยไนโตรเจนในระยะสะสมตาดอกเพื่อป้องกันการแตกใบอ่อน และการงดใส่ปุ๋ยฟอสฟอรัสในดินที่มีฟอสฟอรัสสะสมเกินเกณฑ์ ซึ่งคาดว่าจะช่วยลดต้นทุนค่าปุ๋ยเคมีของเกษตรกรลงได้ร้อยละ 15 ถึง 25 ต่อปี พร้อมทั้งช่วยปกป้องระบบนิเวศดินและแหล่งน้ำจากการชะล้างปุ๋ยส่วนเกิน สร้างความยั่งยืนให้แก่ภาคเกษตรกรรมของไทยอย่างเป็นรูปธรรม</w:t>
       </w:r>
     </w:p>
-    <w:bookmarkEnd w:id="85"/>
-    <w:bookmarkEnd w:id="86"/>
-    <w:bookmarkEnd w:id="87"/>
-    <w:bookmarkStart w:id="88" w:name="เอกสารอางอง"/>
+    <w:bookmarkEnd w:id="93"/>
+    <w:bookmarkEnd w:id="94"/>
+    <w:bookmarkEnd w:id="95"/>
+    <w:bookmarkStart w:id="96" w:name="เอกสารอางอง"/>
     <w:p>
       <w:pPr>
         <w:pStyle w:val="Heading1"/>
@@ -18760,7 +23395,49 @@
         <w:t xml:space="preserve">(2), 785–804. https://doi.org/10.1007/s11119-023-10089-1</w:t>
       </w:r>
     </w:p>
-    <w:bookmarkEnd w:id="88"/>
+    <w:p>
+      <w:pPr>
+        <w:pStyle w:val="BodyText"/>
+      </w:pPr>
+      <w:r>
+        <w:t xml:space="preserve">กรมพัฒนาที่ดิน. (2563).</w:t>
+      </w:r>
+      <w:r>
+        <w:t xml:space="preserve"> </w:t>
+      </w:r>
+      <w:r>
+        <w:rPr>
+          <w:i/>
+          <w:iCs/>
+        </w:rPr>
+        <w:t xml:space="preserve">คู่มือการใช้ชุดตรวจสอบดินภาคสนาม (Soil Test Kit - LDD)</w:t>
+      </w:r>
+      <w:r>
+        <w:t xml:space="preserve">. กลุ่มวิจัยและพัฒนาการจัดการดินและปุ๋ย กองวิจัยและพัฒนาการจัดการที่ดิน กรมพัฒนาที่ดิน กระทรวงเกษตรและสหกรณ์.</w:t>
+      </w:r>
+    </w:p>
+    <w:p>
+      <w:pPr>
+        <w:pStyle w:val="BodyText"/>
+      </w:pPr>
+      <w:r>
+        <w:t xml:space="preserve">LaMotte Company. (2020).</w:t>
+      </w:r>
+      <w:r>
+        <w:t xml:space="preserve"> </w:t>
+      </w:r>
+      <w:r>
+        <w:rPr>
+          <w:i/>
+          <w:iCs/>
+        </w:rPr>
+        <w:t xml:space="preserve">The LaMotte Soil Handbook: A guide to soil testing and fertilizer management</w:t>
+      </w:r>
+      <w:r>
+        <w:t xml:space="preserve">. LaMotte Chemical Products Company. Chestertown, MD.</w:t>
+      </w:r>
+    </w:p>
+    <w:bookmarkEnd w:id="96"/>
     <w:sectPr>
       <w:footnotePr>
         <w:numRestart w:val="eachSect"/>
@@ -19713,33 +24390,33 @@
     </w:lvlOverride>
   </w:num>
   <w:num w:numId="1017">
-    <w:abstractNumId w:val="99412"/>
+    <w:abstractNumId w:val="99411"/>
     <w:lvlOverride w:ilvl="0">
-      <w:startOverride w:val="2"/>
+      <w:startOverride w:val="1"/>
     </w:lvlOverride>
     <w:lvlOverride w:ilvl="1">
-      <w:startOverride w:val="2"/>
+      <w:startOverride w:val="1"/>
     </w:lvlOverride>
     <w:lvlOverride w:ilvl="2">
-      <w:startOverride w:val="2"/>
+      <w:startOverride w:val="1"/>
     </w:lvlOverride>
     <w:lvlOverride w:ilvl="3">
-      <w:startOverride w:val="2"/>
+      <w:startOverride w:val="1"/>
     </w:lvlOverride>
     <w:lvlOverride w:ilvl="4">
-      <w:startOverride w:val="2"/>
+      <w:startOverride w:val="1"/>
     </w:lvlOverride>
     <w:lvlOverride w:ilvl="5">
-      <w:startOverride w:val="2"/>
+      <w:startOverride w:val="1"/>
     </w:lvlOverride>
     <w:lvlOverride w:ilvl="6">
-      <w:startOverride w:val="2"/>
+      <w:startOverride w:val="1"/>
     </w:lvlOverride>
     <w:lvlOverride w:ilvl="7">
-      <w:startOverride w:val="2"/>
+      <w:startOverride w:val="1"/>
     </w:lvlOverride>
     <w:lvlOverride w:ilvl="8">
-      <w:startOverride w:val="2"/>
+      <w:startOverride w:val="1"/>
     </w:lvlOverride>
   </w:num>
   <w:num w:numId="1018">
@@ -19773,6 +24450,36 @@
     </w:lvlOverride>
   </w:num>
   <w:num w:numId="1019">
+    <w:abstractNumId w:val="99412"/>
+    <w:lvlOverride w:ilvl="0">
+      <w:startOverride w:val="2"/>
+    </w:lvlOverride>
+    <w:lvlOverride w:ilvl="1">
+      <w:startOverride w:val="2"/>
+    </w:lvlOverride>
+    <w:lvlOverride w:ilvl="2">
+      <w:startOverride w:val="2"/>
+    </w:lvlOverride>
+    <w:lvlOverride w:ilvl="3">
+      <w:startOverride w:val="2"/>
+    </w:lvlOverride>
+    <w:lvlOverride w:ilvl="4">
+      <w:startOverride w:val="2"/>
+    </w:lvlOverride>
+    <w:lvlOverride w:ilvl="5">
+      <w:startOverride w:val="2"/>
+    </w:lvlOverride>
+    <w:lvlOverride w:ilvl="6">
+      <w:startOverride w:val="2"/>
+    </w:lvlOverride>
+    <w:lvlOverride w:ilvl="7">
+      <w:startOverride w:val="2"/>
+    </w:lvlOverride>
+    <w:lvlOverride w:ilvl="8">
+      <w:startOverride w:val="2"/>
+    </w:lvlOverride>
+  </w:num>
+  <w:num w:numId="1020">
     <w:abstractNumId w:val="99411"/>
     <w:lvlOverride w:ilvl="0">
       <w:startOverride w:val="1"/>
@@ -19802,7 +24509,37 @@
       <w:startOverride w:val="1"/>
     </w:lvlOverride>
   </w:num>
-  <w:num w:numId="1020">
+  <w:num w:numId="1021">
+    <w:abstractNumId w:val="99411"/>
+    <w:lvlOverride w:ilvl="0">
+      <w:startOverride w:val="1"/>
+    </w:lvlOverride>
+    <w:lvlOverride w:ilvl="1">
+      <w:startOverride w:val="1"/>
+    </w:lvlOverride>
+    <w:lvlOverride w:ilvl="2">
+      <w:startOverride w:val="1"/>
+    </w:lvlOverride>
+    <w:lvlOverride w:ilvl="3">
+      <w:startOverride w:val="1"/>
+    </w:lvlOverride>
+    <w:lvlOverride w:ilvl="4">
+      <w:startOverride w:val="1"/>
+    </w:lvlOverride>
+    <w:lvlOverride w:ilvl="5">
+      <w:startOverride w:val="1"/>
+    </w:lvlOverride>
+    <w:lvlOverride w:ilvl="6">
+      <w:startOverride w:val="1"/>
+    </w:lvlOverride>
+    <w:lvlOverride w:ilvl="7">
+      <w:startOverride w:val="1"/>
+    </w:lvlOverride>
+    <w:lvlOverride w:ilvl="8">
+      <w:startOverride w:val="1"/>
+    </w:lvlOverride>
+  </w:num>
+  <w:num w:numId="1022">
     <w:abstractNumId w:val="99412"/>
     <w:lvlOverride w:ilvl="0">
       <w:startOverride w:val="2"/>
@@ -19832,7 +24569,7 @@
       <w:startOverride w:val="2"/>
     </w:lvlOverride>
   </w:num>
-  <w:num w:numId="1021">
+  <w:num w:numId="1023">
     <w:abstractNumId w:val="99413"/>
     <w:lvlOverride w:ilvl="0">
       <w:startOverride w:val="3"/>
@@ -19860,66 +24597,6 @@
     </w:lvlOverride>
     <w:lvlOverride w:ilvl="8">
       <w:startOverride w:val="3"/>
-    </w:lvlOverride>
-  </w:num>
-  <w:num w:numId="1022">
-    <w:abstractNumId w:val="99411"/>
-    <w:lvlOverride w:ilvl="0">
-      <w:startOverride w:val="1"/>
-    </w:lvlOverride>
-    <w:lvlOverride w:ilvl="1">
-      <w:startOverride w:val="1"/>
-    </w:lvlOverride>
-    <w:lvlOverride w:ilvl="2">
-      <w:startOverride w:val="1"/>
-    </w:lvlOverride>
-    <w:lvlOverride w:ilvl="3">
-      <w:startOverride w:val="1"/>
-    </w:lvlOverride>
-    <w:lvlOverride w:ilvl="4">
-      <w:startOverride w:val="1"/>
-    </w:lvlOverride>
-    <w:lvlOverride w:ilvl="5">
-      <w:startOverride w:val="1"/>
-    </w:lvlOverride>
-    <w:lvlOverride w:ilvl="6">
-      <w:startOverride w:val="1"/>
-    </w:lvlOverride>
-    <w:lvlOverride w:ilvl="7">
-      <w:startOverride w:val="1"/>
-    </w:lvlOverride>
-    <w:lvlOverride w:ilvl="8">
-      <w:startOverride w:val="1"/>
-    </w:lvlOverride>
-  </w:num>
-  <w:num w:numId="1023">
-    <w:abstractNumId w:val="99412"/>
-    <w:lvlOverride w:ilvl="0">
-      <w:startOverride w:val="2"/>
-    </w:lvlOverride>
-    <w:lvlOverride w:ilvl="1">
-      <w:startOverride w:val="2"/>
-    </w:lvlOverride>
-    <w:lvlOverride w:ilvl="2">
-      <w:startOverride w:val="2"/>
-    </w:lvlOverride>
-    <w:lvlOverride w:ilvl="3">
-      <w:startOverride w:val="2"/>
-    </w:lvlOverride>
-    <w:lvlOverride w:ilvl="4">
-      <w:startOverride w:val="2"/>
-    </w:lvlOverride>
-    <w:lvlOverride w:ilvl="5">
-      <w:startOverride w:val="2"/>
-    </w:lvlOverride>
-    <w:lvlOverride w:ilvl="6">
-      <w:startOverride w:val="2"/>
-    </w:lvlOverride>
-    <w:lvlOverride w:ilvl="7">
-      <w:startOverride w:val="2"/>
-    </w:lvlOverride>
-    <w:lvlOverride w:ilvl="8">
-      <w:startOverride w:val="2"/>
     </w:lvlOverride>
   </w:num>
   <w:num w:numId="1024">
@@ -19953,6 +24630,36 @@
     </w:lvlOverride>
   </w:num>
   <w:num w:numId="1025">
+    <w:abstractNumId w:val="99412"/>
+    <w:lvlOverride w:ilvl="0">
+      <w:startOverride w:val="2"/>
+    </w:lvlOverride>
+    <w:lvlOverride w:ilvl="1">
+      <w:startOverride w:val="2"/>
+    </w:lvlOverride>
+    <w:lvlOverride w:ilvl="2">
+      <w:startOverride w:val="2"/>
+    </w:lvlOverride>
+    <w:lvlOverride w:ilvl="3">
+      <w:startOverride w:val="2"/>
+    </w:lvlOverride>
+    <w:lvlOverride w:ilvl="4">
+      <w:startOverride w:val="2"/>
+    </w:lvlOverride>
+    <w:lvlOverride w:ilvl="5">
+      <w:startOverride w:val="2"/>
+    </w:lvlOverride>
+    <w:lvlOverride w:ilvl="6">
+      <w:startOverride w:val="2"/>
+    </w:lvlOverride>
+    <w:lvlOverride w:ilvl="7">
+      <w:startOverride w:val="2"/>
+    </w:lvlOverride>
+    <w:lvlOverride w:ilvl="8">
+      <w:startOverride w:val="2"/>
+    </w:lvlOverride>
+  </w:num>
+  <w:num w:numId="1026">
     <w:abstractNumId w:val="99411"/>
     <w:lvlOverride w:ilvl="0">
       <w:startOverride w:val="1"/>
@@ -19982,7 +24689,37 @@
       <w:startOverride w:val="1"/>
     </w:lvlOverride>
   </w:num>
-  <w:num w:numId="1026">
+  <w:num w:numId="1027">
+    <w:abstractNumId w:val="99411"/>
+    <w:lvlOverride w:ilvl="0">
+      <w:startOverride w:val="1"/>
+    </w:lvlOverride>
+    <w:lvlOverride w:ilvl="1">
+      <w:startOverride w:val="1"/>
+    </w:lvlOverride>
+    <w:lvlOverride w:ilvl="2">
+      <w:startOverride w:val="1"/>
+    </w:lvlOverride>
+    <w:lvlOverride w:ilvl="3">
+      <w:startOverride w:val="1"/>
+    </w:lvlOverride>
+    <w:lvlOverride w:ilvl="4">
+      <w:startOverride w:val="1"/>
+    </w:lvlOverride>
+    <w:lvlOverride w:ilvl="5">
+      <w:startOverride w:val="1"/>
+    </w:lvlOverride>
+    <w:lvlOverride w:ilvl="6">
+      <w:startOverride w:val="1"/>
+    </w:lvlOverride>
+    <w:lvlOverride w:ilvl="7">
+      <w:startOverride w:val="1"/>
+    </w:lvlOverride>
+    <w:lvlOverride w:ilvl="8">
+      <w:startOverride w:val="1"/>
+    </w:lvlOverride>
+  </w:num>
+  <w:num w:numId="1028">
     <w:abstractNumId w:val="991"/>
   </w:num>
 </w:numbering>
